--- a/docs/design_docs/attendance-operation-scope-capabilities-2026-09-06.docx
+++ b/docs/design_docs/attendance-operation-scope-capabilities-2026-09-06.docx
@@ -3,2774 +3,300 @@
 <w:document xmlns:wpc="http://schemas.microsoft.com/office/word/2010/wordprocessingCanvas" xmlns:cx="http://schemas.microsoft.com/office/drawing/2014/chartex" xmlns:cx1="http://schemas.microsoft.com/office/drawing/2015/9/8/chartex" xmlns:cx2="http://schemas.microsoft.com/office/drawing/2015/10/21/chartex" xmlns:cx3="http://schemas.microsoft.com/office/drawing/2016/5/9/chartex" xmlns:cx4="http://schemas.microsoft.com/office/drawing/2016/5/10/chartex" xmlns:cx5="http://schemas.microsoft.com/office/drawing/2016/5/11/chartex" xmlns:cx6="http://schemas.microsoft.com/office/drawing/2016/5/12/chartex" xmlns:cx7="http://schemas.microsoft.com/office/drawing/2016/5/13/chartex" xmlns:cx8="http://schemas.microsoft.com/office/drawing/2016/5/14/chartex" xmlns:mc="http://schemas.openxmlformats.org/markup-compatibility/2006" xmlns:aink="http://schemas.microsoft.com/office/drawing/2016/ink" xmlns:am3d="http://schemas.microsoft.com/office/drawing/2017/model3d" xmlns:o="urn:schemas-microsoft-com:office:office" xmlns:oel="http://schemas.microsoft.com/office/2019/extlst" xmlns:r="http://schemas.openxmlformats.org/officeDocument/2006/relationships" xmlns:m="http://schemas.openxmlformats.org/officeDocument/2006/math" xmlns:v="urn:schemas-microsoft-com:vml" xmlns:wp14="http://schemas.microsoft.com/office/word/2010/wordprocessingDrawing" xmlns:wp="http://schemas.openxmlformats.org/drawingml/2006/wordprocessingDrawing" xmlns:w10="urn:schemas-microsoft-com:office:word" xmlns:w="http://schemas.openxmlformats.org/wordprocessingml/2006/main" xmlns:w14="http://schemas.microsoft.com/office/word/2010/wordml" xmlns:w15="http://schemas.microsoft.com/office/word/2012/wordml" xmlns:w16cex="http://schemas.microsoft.com/office/word/2018/wordml/cex" xmlns:w16cid="http://schemas.microsoft.com/office/word/2016/wordml/cid" xmlns:w16="http://schemas.microsoft.com/office/word/2018/wordml" xmlns:w16du="http://schemas.microsoft.com/office/word/2023/wordml/word16du" xmlns:w16sdtdh="http://schemas.microsoft.com/office/word/2020/wordml/sdtdatahash" xmlns:w16sdtfl="http://schemas.microsoft.com/office/word/2024/wordml/sdtformatlock" xmlns:w16se="http://schemas.microsoft.com/office/word/2015/wordml/symex" xmlns:wpg="http://schemas.microsoft.com/office/word/2010/wordprocessingGroup" xmlns:wpi="http://schemas.microsoft.com/office/word/2010/wordprocessingInk" xmlns:wne="http://schemas.microsoft.com/office/word/2006/wordml" xmlns:wps="http://schemas.microsoft.com/office/word/2010/wordprocessingShape" mc:Ignorable="w14 w15 w16se w16cid w16 w16cex w16sdtdh w16sdtfl w16du wp14">
   <w:body>
     <w:p>
+      <w:pPr>
+        <w:pStyle w:val="Heading1"/>
+      </w:pPr>
       <w:r>
-        <w:t>Access Profile reference | 4 September 2026</w:t>
+        <w:t>Attendance Operation and Scope Capabilities</w:t>
+      </w:r>
+    </w:p>
+    <w:p>
+      <w:pPr/>
+      <w:r>
+        <w:t>Access Profile reference | 6 September 2026</w:t>
+      </w:r>
+    </w:p>
+    <w:p>
+      <w:pPr>
+        <w:pStyle w:val="Heading2"/>
+      </w:pPr>
+      <w:r>
+        <w:t>Agent usage</w:t>
+      </w:r>
+    </w:p>
+    <w:p>
+      <w:pPr/>
+      <w:r>
+        <w:t>Consult this document when:</w:t>
+      </w:r>
+    </w:p>
+    <w:p>
+      <w:pPr>
+        <w:pStyle w:val="ListBullet"/>
+      </w:pPr>
+      <w:r>
+        <w:t>Implementing or changing `SCHOOL_ATTENDANCES` or `SCHOOL_ATTENDANCE_REPORT` access checks</w:t>
+      </w:r>
+    </w:p>
+    <w:p>
+      <w:pPr>
+        <w:pStyle w:val="ListBullet"/>
+      </w:pPr>
+      <w:r>
+        <w:t>Wiring route gates, UI capability flags, or Manage Session attendance integration</w:t>
+      </w:r>
+    </w:p>
+    <w:p>
+      <w:pPr>
+        <w:pStyle w:val="ListBullet"/>
+      </w:pPr>
+      <w:r>
+        <w:t>Deciding which operation (READ, READ_ALL, UPDATE, UPLOAD, etc.) gates each attendance action</w:t>
+      </w:r>
+    </w:p>
+    <w:p>
+      <w:pPr/>
+      <w:r>
+        <w:rPr>
+          <w:b/>
+        </w:rPr>
+        <w:t>Critical rules:</w:t>
+      </w:r>
+    </w:p>
+    <w:p>
+      <w:pPr/>
+      <w:r>
+        <w:t xml:space="preserve">1. This doc defines </w:t>
+      </w:r>
+      <w:r>
+        <w:rPr>
+          <w:b/>
+        </w:rPr>
+        <w:t>attendance-section behavior only</w:t>
+      </w:r>
+      <w:r>
+        <w:t xml:space="preserve"> — not which classes/sessions appear (see `SCHOOL_CLASSES` / `SCHOOL_SESSIONS`). 2. </w:t>
+      </w:r>
+      <w:r>
+        <w:rPr>
+          <w:b/>
+        </w:rPr>
+        <w:t>Bypass admins (Family A)</w:t>
+      </w:r>
+      <w:r>
+        <w:t xml:space="preserve"> — see [admin-access-types-reference-2026-09-05.md](admin-access-types-reference-2026-09-05.md). Operation/scope rows apply to </w:t>
+      </w:r>
+      <w:r>
+        <w:rPr>
+          <w:b/>
+        </w:rPr>
+        <w:t>non-bypass users only</w:t>
+      </w:r>
+      <w:r>
+        <w:t xml:space="preserve">. 3. </w:t>
+      </w:r>
+      <w:r>
+        <w:rPr>
+          <w:b/>
+        </w:rPr>
+        <w:t>ADMIN in scope column</w:t>
+      </w:r>
+      <w:r>
+        <w:t xml:space="preserve"> means Access Profile ADMIN scope (`SCP_ADMIN`, Family B) only — incremental `"+"` extras, not bypass admins. 4. </w:t>
+      </w:r>
+      <w:r>
+        <w:rPr>
+          <w:b/>
+        </w:rPr>
+        <w:t>Locked sessions</w:t>
+      </w:r>
+      <w:r>
+        <w:t xml:space="preserve"> are visible to all scopes that can open the matrix; lock blocks </w:t>
+      </w:r>
+      <w:r>
+        <w:rPr>
+          <w:b/>
+        </w:rPr>
+        <w:t>UPDATE</w:t>
+      </w:r>
+      <w:r>
+        <w:t xml:space="preserve"> only (unless UPDATE + ADMIN scope or bypass override A1). 5. </w:t>
+      </w:r>
+      <w:r>
+        <w:rPr>
+          <w:b/>
+        </w:rPr>
+        <w:t>Rollups</w:t>
+      </w:r>
+      <w:r>
+        <w:t xml:space="preserve"> require READ to call API + READ_ALL with DEPARTMENT/DIVISION, ORGANIZATION, or ADMIN scope. </w:t>
+      </w:r>
+      <w:r>
+        <w:rPr>
+          <w:b/>
+        </w:rPr>
+        <w:t>USER and OWNER: No Access</w:t>
+      </w:r>
+      <w:r>
+        <w:t xml:space="preserve"> to rollups.</w:t>
+      </w:r>
+    </w:p>
+    <w:p>
+      <w:pPr/>
+      <w:r>
+        <w:rPr>
+          <w:b/>
+        </w:rPr>
+        <w:t>Related documents:</w:t>
+      </w:r>
+    </w:p>
+    <w:p>
+      <w:pPr>
+        <w:pStyle w:val="ListBullet"/>
+      </w:pPr>
+      <w:r>
+        <w:t>[admin-access-types-reference-2026-09-05.md](admin-access-types-reference-2026-09-05.md) — bypass vs ADMIN scope; developer API</w:t>
+      </w:r>
+    </w:p>
+    <w:p>
+      <w:pPr>
+        <w:pStyle w:val="ListBullet"/>
+      </w:pPr>
+      <w:r>
+        <w:t>[manage-session-access-architecture-report-2026-09-04.md](../manage-session-access-architecture-report-2026-09-04.md) — Manage Session runtime split</w:t>
+      </w:r>
+    </w:p>
+    <w:p>
+      <w:pPr/>
+      <w:r>
+        <w:rPr>
+          <w:b/>
+        </w:rPr>
+        <w:t>Status:</w:t>
+      </w:r>
+      <w:r>
+        <w:t xml:space="preserve"> Target specification for attendance access promotion. Current runtime may still gate matrix page on UPDATE until implementation completes.</w:t>
       </w:r>
     </w:p>
     <w:p/>
     <w:p>
       <w:pPr>
-        <w:pStyle w:val="Heading1"/>
-        <w:rPr>
-          <w:color w:val="auto"/>
-        </w:rPr>
+        <w:pStyle w:val="Heading2"/>
       </w:pPr>
       <w:r>
-        <w:rPr>
-          <w:color w:val="auto"/>
-        </w:rPr>
-        <w:t>Scope of This Document</w:t>
+        <w:t>Scope of this document for SCHOOL_ATTENDANCES</w:t>
+      </w:r>
+    </w:p>
+    <w:p>
+      <w:pPr/>
+      <w:r>
+        <w:t xml:space="preserve">This document defines </w:t>
       </w:r>
       <w:r>
         <w:rPr>
-          <w:color w:val="auto"/>
+          <w:b/>
         </w:rPr>
-        <w:t xml:space="preserve"> For SCHOOL_ATTENDANCES</w:t>
+        <w:t>attendance-section access only</w:t>
+      </w:r>
+      <w:r>
+        <w:t xml:space="preserve"> — what a user may do within `SCHOOL_ATTENDANCES` once central access has approved the requested operation and scope.</w:t>
+      </w:r>
+    </w:p>
+    <w:p>
+      <w:pPr/>
+      <w:r>
+        <w:t xml:space="preserve">Attendance data lives on </w:t>
+      </w:r>
+      <w:r>
+        <w:rPr>
+          <w:b/>
+        </w:rPr>
+        <w:t>session rosters</w:t>
+      </w:r>
+      <w:r>
+        <w:t xml:space="preserve">, and sessions belong to </w:t>
+      </w:r>
+      <w:r>
+        <w:rPr>
+          <w:b/>
+        </w:rPr>
+        <w:t>classes</w:t>
+      </w:r>
+      <w:r>
+        <w:t xml:space="preserve">. This document does </w:t>
+      </w:r>
+      <w:r>
+        <w:rPr>
+          <w:b/>
+        </w:rPr>
+        <w:t>not</w:t>
+      </w:r>
+      <w:r>
+        <w:t xml:space="preserve"> define which classes or sessions a user can reach. Those boundaries are governed by `SCHOOL_CLASSES` and `SCHOOL_SESSIONS`.</w:t>
+      </w:r>
+    </w:p>
+    <w:p>
+      <w:pPr/>
+      <w:r>
+        <w:t>When reading this matrix, assume the user is already viewing an attendance context they are allowed to open under those other sections.</w:t>
       </w:r>
     </w:p>
     <w:p>
       <w:pPr>
-        <w:spacing w:after="100" w:afterAutospacing="1" w:line="240" w:lineRule="auto"/>
-        <w:rPr>
-          <w:rFonts w:eastAsia="Times New Roman" w:cs="Calibri"/>
-        </w:rPr>
+        <w:pStyle w:val="Heading3"/>
       </w:pPr>
       <w:r>
-        <w:rPr>
-          <w:rFonts w:eastAsia="Times New Roman" w:cs="Calibri"/>
-        </w:rPr>
-        <w:t>This document defines attendance-section access only — what a user may do within </w:t>
-      </w:r>
-      <w:r>
-        <w:rPr>
-          <w:rFonts w:eastAsia="Times New Roman" w:cs="Calibri"/>
-          <w:sz w:val="18"/>
-          <w:szCs w:val="18"/>
-        </w:rPr>
-        <w:t>SCHOOL_ATTENDANCES</w:t>
-      </w:r>
-      <w:r>
-        <w:rPr>
-          <w:rFonts w:eastAsia="Times New Roman" w:cs="Calibri"/>
-        </w:rPr>
-        <w:t> once central access has approved the requested operation and scope.</w:t>
-      </w:r>
-    </w:p>
-    <w:p>
-      <w:pPr>
-        <w:spacing w:before="100" w:beforeAutospacing="1" w:after="100" w:afterAutospacing="1" w:line="240" w:lineRule="auto"/>
-        <w:rPr>
-          <w:rFonts w:eastAsia="Times New Roman" w:cs="Calibri"/>
-        </w:rPr>
-      </w:pPr>
-      <w:r>
-        <w:rPr>
-          <w:rFonts w:eastAsia="Times New Roman" w:cs="Calibri"/>
-        </w:rPr>
-        <w:t>Attendance data lives on session rosters, and sessions belong to classes. In the product model, attendance is therefore a subset of session data, and sessions are part of class data. This document does not define which classes or sessions a user can reach. Those boundaries are governed separately by </w:t>
-      </w:r>
-      <w:r>
-        <w:rPr>
-          <w:rFonts w:eastAsia="Times New Roman" w:cs="Calibri"/>
-          <w:sz w:val="18"/>
-          <w:szCs w:val="18"/>
-        </w:rPr>
-        <w:t>SCHOOL_CLASSES</w:t>
-      </w:r>
-      <w:r>
-        <w:rPr>
-          <w:rFonts w:eastAsia="Times New Roman" w:cs="Calibri"/>
-        </w:rPr>
-        <w:t> and </w:t>
-      </w:r>
-      <w:r>
-        <w:rPr>
-          <w:rFonts w:eastAsia="Times New Roman" w:cs="Calibri"/>
-          <w:sz w:val="18"/>
-          <w:szCs w:val="18"/>
-        </w:rPr>
-        <w:t>SCHOOL_SESSIONS</w:t>
-      </w:r>
-      <w:r>
-        <w:rPr>
-          <w:rFonts w:eastAsia="Times New Roman" w:cs="Calibri"/>
-        </w:rPr>
-        <w:t> and are documented in their own access references.</w:t>
-      </w:r>
-    </w:p>
-    <w:p>
-      <w:pPr>
-        <w:spacing w:before="100" w:beforeAutospacing="1" w:after="100" w:afterAutospacing="1" w:line="240" w:lineRule="auto"/>
-        <w:rPr>
-          <w:rFonts w:eastAsia="Times New Roman" w:cs="Calibri"/>
-        </w:rPr>
-      </w:pPr>
-      <w:r>
-        <w:rPr>
-          <w:rFonts w:eastAsia="Times New Roman" w:cs="Calibri"/>
-        </w:rPr>
-        <w:t>When reading this matrix, assume the user is already viewing an attendance context they are allowed to open under those other sections. Here we describe only the attendance capabilities enabled by the </w:t>
-      </w:r>
-      <w:r>
-        <w:rPr>
-          <w:rFonts w:eastAsia="Times New Roman" w:cs="Calibri"/>
-          <w:sz w:val="18"/>
-          <w:szCs w:val="18"/>
-        </w:rPr>
-        <w:t>SCHOOL_ATTENDANCES</w:t>
-      </w:r>
-      <w:r>
-        <w:rPr>
-          <w:rFonts w:eastAsia="Times New Roman" w:cs="Calibri"/>
-        </w:rPr>
-        <w:t> operation and scope rows in the Access Profile.</w:t>
-      </w:r>
-    </w:p>
-    <w:p>
-      <w:pPr>
-        <w:pStyle w:val="Heading2"/>
-        <w:rPr>
-          <w:color w:val="auto"/>
-        </w:rPr>
-      </w:pPr>
-      <w:r>
-        <w:rPr>
-          <w:color w:val="auto"/>
-        </w:rPr>
-        <w:t>How to Read Operation and Scope Rows</w:t>
-      </w:r>
-    </w:p>
-    <w:p>
-      <w:pPr>
-        <w:spacing w:after="100" w:afterAutospacing="1" w:line="240" w:lineRule="auto"/>
-        <w:rPr>
-          <w:rFonts w:eastAsia="Times New Roman" w:cs="Calibri"/>
-        </w:rPr>
-      </w:pPr>
-      <w:r>
-        <w:rPr>
-          <w:rFonts w:eastAsia="Times New Roman" w:cs="Calibri"/>
-        </w:rPr>
-        <w:t>Each row answers: “</w:t>
-      </w:r>
-      <w:r>
-        <w:rPr>
-          <w:rFonts w:eastAsia="Times New Roman" w:cs="Calibri"/>
-          <w:b/>
-          <w:bCs/>
-        </w:rPr>
-        <w:t>Given an attendance context the user can already open, what attendance information and actions are permitted?</w:t>
-      </w:r>
-      <w:r>
-        <w:rPr>
-          <w:rFonts w:eastAsia="Times New Roman" w:cs="Calibri"/>
-        </w:rPr>
-        <w:t>”</w:t>
-      </w:r>
-    </w:p>
-    <w:p>
-      <w:pPr>
-        <w:spacing w:before="100" w:beforeAutospacing="1" w:after="0" w:line="240" w:lineRule="auto"/>
-        <w:rPr>
-          <w:rFonts w:eastAsia="Times New Roman" w:cs="Calibri"/>
-        </w:rPr>
-      </w:pPr>
-      <w:r>
-        <w:rPr>
-          <w:rFonts w:eastAsia="Times New Roman" w:cs="Calibri"/>
-        </w:rPr>
-        <w:t>It does not answer: “Which classes or sessions appear in the picker or matrix?”</w:t>
+        <w:t>What this document answers</w:t>
       </w:r>
     </w:p>
     <w:tbl>
       <w:tblPr>
         <w:tblStyle w:val="TableGrid"/>
-        <w:tblW w:w="5000" w:type="pct"/>
-        <w:tblLook w:val="04A0" w:firstRow="1" w:lastRow="0" w:firstColumn="1" w:lastColumn="0" w:noHBand="0" w:noVBand="1"/>
+        <w:tblW w:type="auto" w:w="0"/>
+        <w:tblLook w:firstColumn="1" w:firstRow="1" w:lastColumn="0" w:lastRow="0" w:noHBand="0" w:noVBand="1" w:val="04A0"/>
       </w:tblPr>
       <w:tblGrid>
-        <w:gridCol w:w="6892"/>
-        <w:gridCol w:w="4763"/>
-        <w:gridCol w:w="2428"/>
+        <w:gridCol w:w="3120"/>
+        <w:gridCol w:w="3120"/>
+        <w:gridCol w:w="3120"/>
       </w:tblGrid>
       <w:tr>
-        <w:trPr>
-          <w:trHeight w:val="397"/>
-        </w:trPr>
-        <w:tc>
-          <w:tcPr>
-            <w:tcW w:w="2447" w:type="pct"/>
-            <w:shd w:val="clear" w:color="auto" w:fill="DBE5F1" w:themeFill="accent1" w:themeFillTint="33"/>
-            <w:noWrap/>
-            <w:vAlign w:val="center"/>
-            <w:hideMark/>
-          </w:tcPr>
-          <w:p>
-            <w:pPr>
-              <w:spacing w:after="0" w:line="240" w:lineRule="auto"/>
-              <w:rPr>
-                <w:rFonts w:eastAsia="Times New Roman" w:cs="Calibri"/>
-                <w:b/>
-                <w:bCs/>
-              </w:rPr>
-            </w:pPr>
-            <w:r>
-              <w:rPr>
-                <w:rFonts w:eastAsia="Times New Roman" w:cs="Calibri"/>
-                <w:b/>
-                <w:bCs/>
-              </w:rPr>
-              <w:t>Question</w:t>
-            </w:r>
-          </w:p>
-        </w:tc>
-        <w:tc>
-          <w:tcPr>
-            <w:tcW w:w="1691" w:type="pct"/>
-            <w:shd w:val="clear" w:color="auto" w:fill="DBE5F1" w:themeFill="accent1" w:themeFillTint="33"/>
-            <w:noWrap/>
-            <w:vAlign w:val="center"/>
-            <w:hideMark/>
-          </w:tcPr>
-          <w:p>
-            <w:pPr>
-              <w:spacing w:after="0" w:line="240" w:lineRule="auto"/>
-              <w:rPr>
-                <w:rFonts w:eastAsia="Times New Roman" w:cs="Calibri"/>
-                <w:b/>
-                <w:bCs/>
-              </w:rPr>
-            </w:pPr>
-            <w:r>
-              <w:rPr>
-                <w:rFonts w:eastAsia="Times New Roman" w:cs="Calibri"/>
-                <w:b/>
-                <w:bCs/>
-              </w:rPr>
-              <w:t>Answered in this document</w:t>
-            </w:r>
-          </w:p>
-        </w:tc>
-        <w:tc>
-          <w:tcPr>
-            <w:tcW w:w="862" w:type="pct"/>
-            <w:shd w:val="clear" w:color="auto" w:fill="DBE5F1" w:themeFill="accent1" w:themeFillTint="33"/>
-            <w:noWrap/>
-            <w:vAlign w:val="center"/>
-            <w:hideMark/>
-          </w:tcPr>
-          <w:p>
-            <w:pPr>
-              <w:spacing w:after="0" w:line="240" w:lineRule="auto"/>
-              <w:rPr>
-                <w:rFonts w:eastAsia="Times New Roman" w:cs="Calibri"/>
-                <w:b/>
-                <w:bCs/>
-              </w:rPr>
-            </w:pPr>
-            <w:r>
-              <w:rPr>
-                <w:rFonts w:eastAsia="Times New Roman" w:cs="Calibri"/>
-                <w:b/>
-                <w:bCs/>
-              </w:rPr>
-              <w:t>Answered elsewhere</w:t>
-            </w:r>
-          </w:p>
-        </w:tc>
-      </w:tr>
-      <w:tr>
-        <w:trPr>
-          <w:trHeight w:val="397"/>
-        </w:trPr>
-        <w:tc>
-          <w:tcPr>
-            <w:tcW w:w="2447" w:type="pct"/>
-            <w:vAlign w:val="center"/>
-            <w:hideMark/>
-          </w:tcPr>
-          <w:p>
-            <w:pPr>
-              <w:spacing w:after="0" w:line="240" w:lineRule="auto"/>
-              <w:rPr>
-                <w:rFonts w:eastAsia="Times New Roman" w:cs="Calibri"/>
-              </w:rPr>
-            </w:pPr>
-            <w:r>
-              <w:rPr>
-                <w:rFonts w:eastAsia="Times New Roman" w:cs="Calibri"/>
-              </w:rPr>
-              <w:t>Can the user open the Attendance Matrix?</w:t>
-            </w:r>
-          </w:p>
-        </w:tc>
-        <w:tc>
-          <w:tcPr>
-            <w:tcW w:w="1691" w:type="pct"/>
-            <w:vAlign w:val="center"/>
-            <w:hideMark/>
-          </w:tcPr>
-          <w:p>
-            <w:pPr>
-              <w:spacing w:after="0" w:line="240" w:lineRule="auto"/>
-              <w:rPr>
-                <w:rFonts w:eastAsia="Times New Roman" w:cs="Calibri"/>
-              </w:rPr>
-            </w:pPr>
-            <w:r>
-              <w:rPr>
-                <w:rFonts w:eastAsia="Times New Roman" w:cs="Calibri"/>
-              </w:rPr>
-              <w:t>Yes — by SCHOOL_ATTENDANCES operation</w:t>
-            </w:r>
-          </w:p>
-        </w:tc>
-        <w:tc>
-          <w:tcPr>
-            <w:tcW w:w="862" w:type="pct"/>
-            <w:vAlign w:val="center"/>
-            <w:hideMark/>
-          </w:tcPr>
-          <w:p>
-            <w:pPr>
-              <w:spacing w:after="0" w:line="240" w:lineRule="auto"/>
-              <w:rPr>
-                <w:rFonts w:eastAsia="Times New Roman" w:cs="Calibri"/>
-              </w:rPr>
-            </w:pPr>
-            <w:r>
-              <w:rPr>
-                <w:rFonts w:eastAsia="Times New Roman" w:cs="Calibri"/>
-              </w:rPr>
-              <w:t>—</w:t>
-            </w:r>
-          </w:p>
-        </w:tc>
-      </w:tr>
-      <w:tr>
-        <w:trPr>
-          <w:trHeight w:val="397"/>
-        </w:trPr>
-        <w:tc>
-          <w:tcPr>
-            <w:tcW w:w="2447" w:type="pct"/>
-            <w:vAlign w:val="center"/>
-            <w:hideMark/>
-          </w:tcPr>
-          <w:p>
-            <w:pPr>
-              <w:spacing w:after="0" w:line="240" w:lineRule="auto"/>
-              <w:rPr>
-                <w:rFonts w:eastAsia="Times New Roman" w:cs="Calibri"/>
-              </w:rPr>
-            </w:pPr>
-            <w:r>
-              <w:rPr>
-                <w:rFonts w:eastAsia="Times New Roman" w:cs="Calibri"/>
-              </w:rPr>
-              <w:t>Which classes/sessions load in the matrix?</w:t>
-            </w:r>
-          </w:p>
-        </w:tc>
-        <w:tc>
-          <w:tcPr>
-            <w:tcW w:w="1691" w:type="pct"/>
-            <w:vAlign w:val="center"/>
-            <w:hideMark/>
-          </w:tcPr>
-          <w:p>
-            <w:pPr>
-              <w:spacing w:after="0" w:line="240" w:lineRule="auto"/>
-              <w:rPr>
-                <w:rFonts w:eastAsia="Times New Roman" w:cs="Calibri"/>
-              </w:rPr>
-            </w:pPr>
-            <w:r>
-              <w:rPr>
-                <w:rFonts w:eastAsia="Times New Roman" w:cs="Calibri"/>
-              </w:rPr>
-              <w:t>No</w:t>
-            </w:r>
-          </w:p>
-        </w:tc>
-        <w:tc>
-          <w:tcPr>
-            <w:tcW w:w="862" w:type="pct"/>
-            <w:vAlign w:val="center"/>
-            <w:hideMark/>
-          </w:tcPr>
-          <w:p>
-            <w:pPr>
-              <w:spacing w:after="0" w:line="240" w:lineRule="auto"/>
-              <w:rPr>
-                <w:rFonts w:eastAsia="Times New Roman" w:cs="Calibri"/>
-              </w:rPr>
-            </w:pPr>
-            <w:r>
-              <w:rPr>
-                <w:rFonts w:eastAsia="Times New Roman" w:cs="Calibri"/>
-              </w:rPr>
-              <w:t>SCHOOL_CLASSES / </w:t>
-            </w:r>
-          </w:p>
-          <w:p>
-            <w:pPr>
-              <w:spacing w:after="0" w:line="240" w:lineRule="auto"/>
-              <w:rPr>
-                <w:rFonts w:eastAsia="Times New Roman" w:cs="Calibri"/>
-              </w:rPr>
-            </w:pPr>
-            <w:r>
-              <w:rPr>
-                <w:rFonts w:eastAsia="Times New Roman" w:cs="Calibri"/>
-              </w:rPr>
-              <w:t>SCHOOL_SESSIONS</w:t>
-            </w:r>
-          </w:p>
-        </w:tc>
-      </w:tr>
-      <w:tr>
-        <w:trPr>
-          <w:trHeight w:val="397"/>
-        </w:trPr>
-        <w:tc>
-          <w:tcPr>
-            <w:tcW w:w="2447" w:type="pct"/>
-            <w:vAlign w:val="center"/>
-            <w:hideMark/>
-          </w:tcPr>
-          <w:p>
-            <w:pPr>
-              <w:spacing w:after="0" w:line="240" w:lineRule="auto"/>
-              <w:rPr>
-                <w:rFonts w:eastAsia="Times New Roman" w:cs="Calibri"/>
-              </w:rPr>
-            </w:pPr>
-            <w:r>
-              <w:rPr>
-                <w:rFonts w:eastAsia="Times New Roman" w:cs="Calibri"/>
-              </w:rPr>
-              <w:t>Can the user see student names in attendance?</w:t>
-            </w:r>
-          </w:p>
-        </w:tc>
-        <w:tc>
-          <w:tcPr>
-            <w:tcW w:w="1691" w:type="pct"/>
-            <w:vAlign w:val="center"/>
-            <w:hideMark/>
-          </w:tcPr>
-          <w:p>
-            <w:pPr>
-              <w:spacing w:after="0" w:line="240" w:lineRule="auto"/>
-              <w:rPr>
-                <w:rFonts w:eastAsia="Times New Roman" w:cs="Calibri"/>
-              </w:rPr>
-            </w:pPr>
-            <w:r>
-              <w:rPr>
-                <w:rFonts w:eastAsia="Times New Roman" w:cs="Calibri"/>
-              </w:rPr>
-              <w:t>Yes — by READ_ALL scope tier</w:t>
-            </w:r>
-          </w:p>
-        </w:tc>
-        <w:tc>
-          <w:tcPr>
-            <w:tcW w:w="862" w:type="pct"/>
-            <w:vAlign w:val="center"/>
-            <w:hideMark/>
-          </w:tcPr>
-          <w:p>
-            <w:pPr>
-              <w:spacing w:after="0" w:line="240" w:lineRule="auto"/>
-              <w:rPr>
-                <w:rFonts w:eastAsia="Times New Roman" w:cs="Calibri"/>
-              </w:rPr>
-            </w:pPr>
-            <w:r>
-              <w:rPr>
-                <w:rFonts w:eastAsia="Times New Roman" w:cs="Calibri"/>
-              </w:rPr>
-              <w:t>—</w:t>
-            </w:r>
-          </w:p>
-        </w:tc>
-      </w:tr>
-      <w:tr>
-        <w:trPr>
-          <w:trHeight w:val="397"/>
-        </w:trPr>
-        <w:tc>
-          <w:tcPr>
-            <w:tcW w:w="2447" w:type="pct"/>
-            <w:vAlign w:val="center"/>
-            <w:hideMark/>
-          </w:tcPr>
-          <w:p>
-            <w:pPr>
-              <w:spacing w:after="0" w:line="240" w:lineRule="auto"/>
-              <w:rPr>
-                <w:rFonts w:eastAsia="Times New Roman" w:cs="Calibri"/>
-              </w:rPr>
-            </w:pPr>
-            <w:r>
-              <w:rPr>
-                <w:rFonts w:eastAsia="Times New Roman" w:cs="Calibri"/>
-              </w:rPr>
-              <w:t>Can the user see and update attendance status and roster notes?</w:t>
-            </w:r>
-          </w:p>
-        </w:tc>
-        <w:tc>
-          <w:tcPr>
-            <w:tcW w:w="1691" w:type="pct"/>
-            <w:vAlign w:val="center"/>
-            <w:hideMark/>
-          </w:tcPr>
-          <w:p>
-            <w:pPr>
-              <w:spacing w:after="0" w:line="240" w:lineRule="auto"/>
-              <w:rPr>
-                <w:rFonts w:eastAsia="Times New Roman" w:cs="Calibri"/>
-              </w:rPr>
-            </w:pPr>
-            <w:r>
-              <w:rPr>
-                <w:rFonts w:eastAsia="Times New Roman" w:cs="Calibri"/>
-              </w:rPr>
-              <w:t>Yes — by READ_ALL / UPDATE tier</w:t>
-            </w:r>
-          </w:p>
-        </w:tc>
-        <w:tc>
-          <w:tcPr>
-            <w:tcW w:w="862" w:type="pct"/>
-            <w:vAlign w:val="center"/>
-            <w:hideMark/>
-          </w:tcPr>
-          <w:p>
-            <w:pPr>
-              <w:spacing w:after="0" w:line="240" w:lineRule="auto"/>
-              <w:rPr>
-                <w:rFonts w:eastAsia="Times New Roman" w:cs="Calibri"/>
-              </w:rPr>
-            </w:pPr>
-            <w:r>
-              <w:rPr>
-                <w:rFonts w:eastAsia="Times New Roman" w:cs="Calibri"/>
-              </w:rPr>
-              <w:t>—</w:t>
-            </w:r>
-          </w:p>
-        </w:tc>
-      </w:tr>
-      <w:tr>
-        <w:trPr>
-          <w:trHeight w:val="397"/>
-        </w:trPr>
-        <w:tc>
-          <w:tcPr>
-            <w:tcW w:w="2447" w:type="pct"/>
-            <w:vAlign w:val="center"/>
-            <w:hideMark/>
-          </w:tcPr>
-          <w:p>
-            <w:pPr>
-              <w:spacing w:after="0" w:line="240" w:lineRule="auto"/>
-              <w:rPr>
-                <w:rFonts w:eastAsia="Times New Roman" w:cs="Calibri"/>
-              </w:rPr>
-            </w:pPr>
-            <w:r>
-              <w:rPr>
-                <w:rFonts w:eastAsia="Times New Roman" w:cs="Calibri"/>
-              </w:rPr>
-              <w:t>Can the user save a mark or excuse flag?</w:t>
-            </w:r>
-          </w:p>
-        </w:tc>
-        <w:tc>
-          <w:tcPr>
-            <w:tcW w:w="1691" w:type="pct"/>
-            <w:vAlign w:val="center"/>
-            <w:hideMark/>
-          </w:tcPr>
-          <w:p>
-            <w:pPr>
-              <w:spacing w:after="0" w:line="240" w:lineRule="auto"/>
-              <w:rPr>
-                <w:rFonts w:eastAsia="Times New Roman" w:cs="Calibri"/>
-              </w:rPr>
-            </w:pPr>
-            <w:r>
-              <w:rPr>
-                <w:rFonts w:eastAsia="Times New Roman" w:cs="Calibri"/>
-              </w:rPr>
-              <w:t>Yes — by UPDATE tier</w:t>
-            </w:r>
-          </w:p>
-        </w:tc>
-        <w:tc>
-          <w:tcPr>
-            <w:tcW w:w="862" w:type="pct"/>
-            <w:vAlign w:val="center"/>
-            <w:hideMark/>
-          </w:tcPr>
-          <w:p>
-            <w:pPr>
-              <w:spacing w:after="0" w:line="240" w:lineRule="auto"/>
-              <w:rPr>
-                <w:rFonts w:eastAsia="Times New Roman" w:cs="Calibri"/>
-              </w:rPr>
-            </w:pPr>
-            <w:r>
-              <w:rPr>
-                <w:rFonts w:eastAsia="Times New Roman" w:cs="Calibri"/>
-              </w:rPr>
-              <w:t>—</w:t>
-            </w:r>
-          </w:p>
-        </w:tc>
-      </w:tr>
-    </w:tbl>
-    <w:p>
-      <w:pPr>
-        <w:pStyle w:val="Heading2"/>
-        <w:rPr>
-          <w:color w:val="auto"/>
-        </w:rPr>
-      </w:pPr>
-      <w:r>
-        <w:rPr>
-          <w:color w:val="auto"/>
-        </w:rPr>
-        <w:lastRenderedPageBreak/>
-        <w:t>Wording Note for Operation Tables</w:t>
-      </w:r>
-    </w:p>
-    <w:p>
-      <w:r>
-        <w:t>In the operation tables below, phrases such as “On the Attendance Matrix page” and “On Manage Session (attendance panel)” describe where an attendance capability applies, not how class/session scope is calculated.</w:t>
-      </w:r>
-    </w:p>
-    <w:p>
-      <w:r>
-        <w:t>Unless a row explicitly states an attendance-section admin override or attendance business rule (for example completed-session edit window, excuse marking, or enrollment-office locks), assume class and session visibility has already been resolved by the class/session access documents.</w:t>
-      </w:r>
-    </w:p>
-    <w:p>
-      <w:pPr>
-        <w:pStyle w:val="Heading1"/>
-        <w:rPr>
-          <w:color w:val="auto"/>
-        </w:rPr>
-      </w:pPr>
-      <w:r>
-        <w:rPr>
-          <w:color w:val="auto"/>
-        </w:rPr>
-        <w:t>Attendance Operation and Scope Capabilities</w:t>
-      </w:r>
-    </w:p>
-    <w:p>
-      <w:pPr>
-        <w:pStyle w:val="Heading2"/>
-        <w:rPr>
-          <w:color w:val="auto"/>
-        </w:rPr>
-      </w:pPr>
-      <w:r>
-        <w:rPr>
-          <w:color w:val="auto"/>
-        </w:rPr>
-        <w:t>SCHOOL_ATTENDANCES Section Pages/Modals</w:t>
-      </w:r>
-    </w:p>
-    <w:tbl>
-      <w:tblPr>
-        <w:tblStyle w:val="TableGrid"/>
-        <w:tblW w:w="5000" w:type="pct"/>
-        <w:tblLook w:val="04A0" w:firstRow="1" w:lastRow="0" w:firstColumn="1" w:lastColumn="0" w:noHBand="0" w:noVBand="1"/>
-      </w:tblPr>
-      <w:tblGrid>
-        <w:gridCol w:w="2586"/>
-        <w:gridCol w:w="11497"/>
-      </w:tblGrid>
-      <w:tr>
-        <w:trPr>
-          <w:trHeight w:val="426"/>
-        </w:trPr>
-        <w:tc>
-          <w:tcPr>
-            <w:tcW w:w="918" w:type="pct"/>
-            <w:shd w:val="clear" w:color="auto" w:fill="DBE5F1" w:themeFill="accent1" w:themeFillTint="33"/>
-            <w:vAlign w:val="center"/>
-          </w:tcPr>
-          <w:p>
-            <w:pPr>
-              <w:spacing w:after="0" w:line="269" w:lineRule="auto"/>
-              <w:rPr>
-                <w:b/>
-                <w:szCs w:val="24"/>
-              </w:rPr>
-            </w:pPr>
-            <w:r>
-              <w:rPr>
-                <w:b/>
-                <w:szCs w:val="24"/>
-              </w:rPr>
-              <w:t>Page/Where</w:t>
-            </w:r>
-          </w:p>
-        </w:tc>
-        <w:tc>
-          <w:tcPr>
-            <w:tcW w:w="4082" w:type="pct"/>
-            <w:shd w:val="clear" w:color="auto" w:fill="DBE5F1" w:themeFill="accent1" w:themeFillTint="33"/>
-            <w:vAlign w:val="center"/>
-          </w:tcPr>
-          <w:p>
-            <w:pPr>
-              <w:spacing w:after="0" w:line="269" w:lineRule="auto"/>
-              <w:rPr>
-                <w:b/>
-                <w:szCs w:val="24"/>
-              </w:rPr>
-            </w:pPr>
-            <w:r>
-              <w:rPr>
-                <w:b/>
-                <w:szCs w:val="24"/>
-              </w:rPr>
-              <w:t>What user can do and see</w:t>
-            </w:r>
-          </w:p>
-        </w:tc>
-      </w:tr>
-      <w:tr>
-        <w:tc>
-          <w:tcPr>
-            <w:tcW w:w="918" w:type="pct"/>
-          </w:tcPr>
-          <w:p>
-            <w:pPr>
-              <w:spacing w:after="0" w:line="269" w:lineRule="auto"/>
-              <w:rPr>
-                <w:b/>
-                <w:sz w:val="20"/>
-              </w:rPr>
-            </w:pPr>
-            <w:r>
-              <w:rPr>
-                <w:b/>
-                <w:sz w:val="20"/>
-              </w:rPr>
-              <w:t>"Attendance Matrix" page</w:t>
-            </w:r>
-          </w:p>
-        </w:tc>
-        <w:tc>
-          <w:tcPr>
-            <w:tcW w:w="4082" w:type="pct"/>
-          </w:tcPr>
-          <w:p>
-            <w:r>
-              <w:t>This is the primary attendance workspace at /school/attendances. Users pick an in-scope active class, load a date window, view student-by-session cells, mark attendance, timing minutes, notes, comments, files, rollups, Excel export, and change-log queries.</w:t>
-            </w:r>
-            <w:r>
-              <w:t xml:space="preserve"> </w:t>
-            </w:r>
-            <w:r>
-              <w:t>Route gate (target): SCHOOL_ATTENDANCES READ to open page; UPDATE for mutations. Current runtime: page and APIs still require UPDATE until promotion work is done.</w:t>
-            </w:r>
-          </w:p>
-        </w:tc>
-      </w:tr>
-      <w:tr>
-        <w:tc>
-          <w:tcPr>
-            <w:tcW w:w="918" w:type="pct"/>
-          </w:tcPr>
-          <w:p>
-            <w:pPr>
-              <w:spacing w:after="0" w:line="269" w:lineRule="auto"/>
-            </w:pPr>
-            <w:r>
-              <w:rPr>
-                <w:b/>
-                <w:sz w:val="20"/>
-              </w:rPr>
-              <w:t>Manage Session — attendance panel</w:t>
-            </w:r>
-          </w:p>
-        </w:tc>
-        <w:tc>
-          <w:tcPr>
-            <w:tcW w:w="4082" w:type="pct"/>
-          </w:tcPr>
-          <w:p>
-            <w:r>
-              <w:t>This is the in-page roster attendance area on /school/classes</w:t>
-            </w:r>
-            <w:proofErr w:type="gramStart"/>
-            <w:r>
-              <w:t>/:</w:t>
-            </w:r>
-            <w:proofErr w:type="spellStart"/>
-            <w:r>
-              <w:t>classId</w:t>
-            </w:r>
-            <w:proofErr w:type="spellEnd"/>
-            <w:proofErr w:type="gramEnd"/>
-            <w:r>
-              <w:t>/sessions</w:t>
-            </w:r>
-            <w:proofErr w:type="gramStart"/>
-            <w:r>
-              <w:t>/:</w:t>
-            </w:r>
-            <w:proofErr w:type="spellStart"/>
-            <w:r>
-              <w:t>sessionId</w:t>
-            </w:r>
-            <w:proofErr w:type="spellEnd"/>
-            <w:proofErr w:type="gramEnd"/>
-            <w:r>
-              <w:t xml:space="preserve">. Today it saves through SCHOOL_SESSIONS UPDATE and session-editor scope. The external Open Attendance Matrix link uses SCHOOL_ATTENDANCES access through </w:t>
-            </w:r>
-            <w:proofErr w:type="spellStart"/>
-            <w:r>
-              <w:t>userCanOpenAttendanceMatrix</w:t>
-            </w:r>
-            <w:proofErr w:type="spellEnd"/>
-            <w:r>
-              <w:t>.</w:t>
-            </w:r>
-          </w:p>
-        </w:tc>
-      </w:tr>
-    </w:tbl>
-    <w:p/>
-    <w:p>
-      <w:pPr>
-        <w:pStyle w:val="Heading2"/>
-        <w:rPr>
-          <w:color w:val="auto"/>
-        </w:rPr>
-      </w:pPr>
-      <w:r>
-        <w:rPr>
-          <w:color w:val="auto"/>
-        </w:rPr>
-        <w:t>ADMINS And their privileges:</w:t>
-      </w:r>
-    </w:p>
-    <w:p>
-      <w:r>
-        <w:t xml:space="preserve">See docs/design_docs/admin-access-types-reference-2026-09-05.md (and matching .docx) for all bypass admin types (Family A). </w:t>
-      </w:r>
-    </w:p>
-    <w:p>
-      <w:r>
-        <w:t>Operation/scope rows in this document apply to non-bypass users only. ADMIN in the scope column means Access Profile ADMIN scope (Family B / SCP_ADMIN) only — not bypass section or global admins. Attendance-specific bypass behaviors are listed under Admin and Other Scopes overrides below.</w:t>
-      </w:r>
-    </w:p>
-    <w:p>
-      <w:r>
-        <w:t>Related documents: docs/design_docs/admin-access-types-reference-2026-09-05.md (bypass vs ADMIN scope; developer API for admin checks); docs/manage-session-access-architecture-report-2026-09-04.md (Manage Session runtime split).</w:t>
-      </w:r>
-    </w:p>
-    <w:tbl>
-      <w:tblPr>
-        <w:tblStyle w:val="TableGrid"/>
-        <w:tblW w:w="5000" w:type="pct"/>
-        <w:tblLook w:val="04A0" w:firstRow="1" w:lastRow="0" w:firstColumn="1" w:lastColumn="0" w:noHBand="0" w:noVBand="1"/>
-      </w:tblPr>
-      <w:tblGrid>
-        <w:gridCol w:w="2518"/>
-        <w:gridCol w:w="11565"/>
-      </w:tblGrid>
-      <w:tr>
-        <w:trPr>
-          <w:trHeight w:val="540"/>
-        </w:trPr>
-        <w:tc>
-          <w:tcPr>
-            <w:tcW w:w="894" w:type="pct"/>
-            <w:shd w:val="clear" w:color="auto" w:fill="DBE5F1" w:themeFill="accent1" w:themeFillTint="33"/>
-            <w:vAlign w:val="center"/>
+        <w:tc>
+          <w:tcPr>
+            <w:tcW w:type="dxa" w:w="3120"/>
           </w:tcPr>
           <w:p>
             <w:r>
               <w:rPr>
                 <w:b/>
               </w:rPr>
-              <w:lastRenderedPageBreak/>
-              <w:t>Topic</w:t>
-            </w:r>
-          </w:p>
-        </w:tc>
-        <w:tc>
-          <w:tcPr>
-            <w:tcW w:w="4106" w:type="pct"/>
-            <w:shd w:val="clear" w:color="auto" w:fill="DBE5F1" w:themeFill="accent1" w:themeFillTint="33"/>
-            <w:vAlign w:val="center"/>
+              <w:t>Question</w:t>
+            </w:r>
+          </w:p>
+        </w:tc>
+        <w:tc>
+          <w:tcPr>
+            <w:tcW w:type="dxa" w:w="3120"/>
           </w:tcPr>
           <w:p>
             <w:r>
               <w:rPr>
                 <w:b/>
               </w:rPr>
-              <w:t>See</w:t>
-            </w:r>
-          </w:p>
-        </w:tc>
-      </w:tr>
-      <w:tr>
-        <w:tc>
-          <w:tcPr>
-            <w:tcW w:w="2518" w:type="dxa"/>
-          </w:tcPr>
-          <w:p>
-            <w:r>
-              <w:t>Bypass admin types (Family A)</w:t>
-            </w:r>
-          </w:p>
-        </w:tc>
-        <w:tc>
-          <w:tcPr>
-            <w:tcW w:w="11565" w:type="dxa"/>
-          </w:tcPr>
-          <w:p>
-            <w:r>
-              <w:t>docs/design_docs/admin-access-types-reference-2026-09-05.md (and matching .docx). These users bypass operation/scope rows for SCHOOL_ATTENDANCES unless a separate business rule applies.</w:t>
-            </w:r>
-          </w:p>
-        </w:tc>
-      </w:tr>
-      <w:tr>
-        <w:tc>
-          <w:tcPr>
-            <w:tcW w:w="2518" w:type="dxa"/>
-          </w:tcPr>
-          <w:p>
-            <w:r>
-              <w:t>ADMIN in scope column (Family B)</w:t>
-            </w:r>
-          </w:p>
-        </w:tc>
-        <w:tc>
-          <w:tcPr>
-            <w:tcW w:w="11565" w:type="dxa"/>
-          </w:tcPr>
-          <w:p>
-            <w:r>
-              <w:t>Access Profile ADMIN scope (SCP_ADMIN) only — incremental "+" rows in operation tables below. Not the same as bypass section/global admins.</w:t>
-            </w:r>
-          </w:p>
-        </w:tc>
-      </w:tr>
-    </w:tbl>
-    <w:p/>
-    <w:p>
-      <w:r>
-        <w:t>+ = additional visibility or actions at this scope level. Effective access is cumulative unless stated otherwise. Operation tables apply to non-bypass users only.</w:t>
-      </w:r>
-    </w:p>
-    <w:p>
-      <w:pPr>
-        <w:pStyle w:val="Heading2"/>
-        <w:rPr>
-          <w:color w:val="auto"/>
-        </w:rPr>
-      </w:pPr>
-      <w:r>
-        <w:rPr>
-          <w:color w:val="auto"/>
-        </w:rPr>
-        <w:t>Access Profile Definitions</w:t>
-      </w:r>
-    </w:p>
-    <w:tbl>
-      <w:tblPr>
-        <w:tblStyle w:val="TableGrid"/>
-        <w:tblW w:w="5000" w:type="pct"/>
-        <w:tblLook w:val="04A0" w:firstRow="1" w:lastRow="0" w:firstColumn="1" w:lastColumn="0" w:noHBand="0" w:noVBand="1"/>
-      </w:tblPr>
-      <w:tblGrid>
-        <w:gridCol w:w="1436"/>
-        <w:gridCol w:w="1666"/>
-        <w:gridCol w:w="10981"/>
-      </w:tblGrid>
-      <w:tr>
-        <w:trPr>
-          <w:trHeight w:val="549"/>
-        </w:trPr>
-        <w:tc>
-          <w:tcPr>
-            <w:tcW w:w="518" w:type="pct"/>
-            <w:shd w:val="clear" w:color="auto" w:fill="DBE5F1" w:themeFill="accent1" w:themeFillTint="33"/>
-            <w:vAlign w:val="center"/>
-          </w:tcPr>
-          <w:p>
-            <w:pPr>
-              <w:spacing w:after="0"/>
-              <w:rPr>
-                <w:b/>
-                <w:szCs w:val="24"/>
-              </w:rPr>
-            </w:pPr>
-            <w:r>
-              <w:rPr>
-                <w:b/>
-                <w:szCs w:val="24"/>
-              </w:rPr>
-              <w:t>Operation</w:t>
-            </w:r>
-          </w:p>
-        </w:tc>
-        <w:tc>
-          <w:tcPr>
-            <w:tcW w:w="575" w:type="pct"/>
-            <w:shd w:val="clear" w:color="auto" w:fill="DBE5F1" w:themeFill="accent1" w:themeFillTint="33"/>
-            <w:vAlign w:val="center"/>
-          </w:tcPr>
-          <w:p>
-            <w:pPr>
-              <w:spacing w:after="0"/>
-              <w:rPr>
-                <w:b/>
-                <w:szCs w:val="24"/>
-              </w:rPr>
-            </w:pPr>
-            <w:r>
-              <w:rPr>
-                <w:b/>
-                <w:szCs w:val="24"/>
-              </w:rPr>
-              <w:t>Scope</w:t>
-            </w:r>
-          </w:p>
-        </w:tc>
-        <w:tc>
-          <w:tcPr>
-            <w:tcW w:w="3907" w:type="pct"/>
-            <w:shd w:val="clear" w:color="auto" w:fill="DBE5F1" w:themeFill="accent1" w:themeFillTint="33"/>
-            <w:vAlign w:val="center"/>
-          </w:tcPr>
-          <w:p>
-            <w:pPr>
-              <w:spacing w:after="0"/>
-              <w:rPr>
-                <w:b/>
-                <w:szCs w:val="24"/>
-              </w:rPr>
-            </w:pPr>
-            <w:r>
-              <w:rPr>
-                <w:b/>
-                <w:szCs w:val="24"/>
-              </w:rPr>
-              <w:t>What user can do and see</w:t>
-            </w:r>
-          </w:p>
-        </w:tc>
-      </w:tr>
-      <w:tr>
-        <w:trPr>
-          <w:trHeight w:val="454"/>
-        </w:trPr>
-        <w:tc>
-          <w:tcPr>
-            <w:tcW w:w="518" w:type="pct"/>
-            <w:vAlign w:val="center"/>
-          </w:tcPr>
-          <w:p>
-            <w:pPr>
-              <w:spacing w:after="0" w:line="269" w:lineRule="auto"/>
-              <w:rPr>
-                <w:b/>
-                <w:sz w:val="20"/>
-              </w:rPr>
-            </w:pPr>
-            <w:r>
-              <w:rPr>
-                <w:b/>
-                <w:sz w:val="20"/>
-              </w:rPr>
-              <w:t>READ</w:t>
-            </w:r>
-          </w:p>
-        </w:tc>
-        <w:tc>
-          <w:tcPr>
-            <w:tcW w:w="575" w:type="pct"/>
-            <w:vAlign w:val="center"/>
-          </w:tcPr>
-          <w:p>
-            <w:pPr>
-              <w:spacing w:after="0" w:line="269" w:lineRule="auto"/>
-              <w:rPr>
-                <w:b/>
-                <w:sz w:val="20"/>
-              </w:rPr>
-            </w:pPr>
-            <w:r>
-              <w:rPr>
-                <w:b/>
-                <w:sz w:val="20"/>
-              </w:rPr>
-              <w:t>USER</w:t>
-            </w:r>
-          </w:p>
-        </w:tc>
-        <w:tc>
-          <w:tcPr>
-            <w:tcW w:w="3907" w:type="pct"/>
-            <w:vAlign w:val="center"/>
-          </w:tcPr>
-          <w:p>
-            <w:r>
-              <w:t>No Access.</w:t>
-            </w:r>
-          </w:p>
-        </w:tc>
-      </w:tr>
-      <w:tr>
-        <w:trPr>
-          <w:trHeight w:val="1408"/>
-        </w:trPr>
-        <w:tc>
-          <w:tcPr>
-            <w:tcW w:w="518" w:type="pct"/>
-            <w:vAlign w:val="center"/>
-          </w:tcPr>
-          <w:p>
-            <w:pPr>
-              <w:spacing w:after="0" w:line="269" w:lineRule="auto"/>
-              <w:rPr>
-                <w:b/>
-                <w:sz w:val="20"/>
-              </w:rPr>
-            </w:pPr>
-            <w:r>
-              <w:rPr>
-                <w:b/>
-                <w:sz w:val="20"/>
-              </w:rPr>
-              <w:t>READ</w:t>
-            </w:r>
-          </w:p>
-        </w:tc>
-        <w:tc>
-          <w:tcPr>
-            <w:tcW w:w="575" w:type="pct"/>
-            <w:vAlign w:val="center"/>
-          </w:tcPr>
-          <w:p>
-            <w:pPr>
-              <w:rPr>
-                <w:b/>
-                <w:bCs/>
-              </w:rPr>
-            </w:pPr>
-            <w:r>
-              <w:rPr>
-                <w:b/>
-                <w:bCs/>
-              </w:rPr>
-              <w:t>OWNER / DEPARTMENT / DIVISION</w:t>
-            </w:r>
-          </w:p>
-        </w:tc>
-        <w:tc>
-          <w:tcPr>
-            <w:tcW w:w="3907" w:type="pct"/>
-            <w:vAlign w:val="center"/>
-          </w:tcPr>
-          <w:p>
-            <w:r>
-              <w:t>Open Attendance Matrix page only; no attendance field visibility unless READ_ALL is also granted; no mutations unless UPDATE is granted.</w:t>
-            </w:r>
-            <w:r>
-              <w:br/>
-              <w:t>Applies to non-bypass users only.</w:t>
-            </w:r>
-          </w:p>
-        </w:tc>
-      </w:tr>
-      <w:tr>
-        <w:tc>
-          <w:tcPr>
-            <w:tcW w:w="1459" w:type="dxa"/>
-          </w:tcPr>
-          <w:p>
-            <w:pPr>
-              <w:spacing w:after="0" w:line="269" w:lineRule="auto"/>
-              <w:rPr>
-                <w:b/>
-                <w:sz w:val="20"/>
-              </w:rPr>
-            </w:pPr>
-            <w:r>
-              <w:rPr>
-                <w:b/>
-                <w:sz w:val="20"/>
-              </w:rPr>
-              <w:t>READ</w:t>
-            </w:r>
-          </w:p>
-        </w:tc>
-        <w:tc>
-          <w:tcPr>
-            <w:tcW w:w="1620" w:type="dxa"/>
-          </w:tcPr>
-          <w:p>
-            <w:pPr>
-              <w:rPr>
-                <w:b/>
-                <w:bCs/>
-              </w:rPr>
-            </w:pPr>
-            <w:r>
-              <w:rPr>
-                <w:b/>
-                <w:bCs/>
-              </w:rPr>
-              <w:t>ORGANIZATION</w:t>
-            </w:r>
-          </w:p>
-        </w:tc>
-        <w:tc>
-          <w:tcPr>
-            <w:tcW w:w="11004" w:type="dxa"/>
-          </w:tcPr>
-          <w:p>
-            <w:r>
-              <w:t>Open Attendance Matrix page only; no attendance field visibility unless READ_ALL is also granted; no mutations unless UPDATE is granted.</w:t>
-            </w:r>
-          </w:p>
-        </w:tc>
-      </w:tr>
-      <w:tr>
-        <w:tc>
-          <w:tcPr>
-            <w:tcW w:w="1459" w:type="dxa"/>
-          </w:tcPr>
-          <w:p>
-            <w:pPr>
-              <w:spacing w:after="0" w:line="269" w:lineRule="auto"/>
-              <w:rPr>
-                <w:b/>
-                <w:sz w:val="20"/>
-              </w:rPr>
-            </w:pPr>
-            <w:r>
-              <w:rPr>
-                <w:b/>
-                <w:sz w:val="20"/>
-              </w:rPr>
-              <w:t>READ</w:t>
-            </w:r>
-          </w:p>
-        </w:tc>
-        <w:tc>
-          <w:tcPr>
-            <w:tcW w:w="1620" w:type="dxa"/>
-          </w:tcPr>
-          <w:p>
-            <w:pPr>
-              <w:rPr>
-                <w:b/>
-                <w:bCs/>
-              </w:rPr>
-            </w:pPr>
-            <w:r>
-              <w:rPr>
-                <w:b/>
-                <w:bCs/>
-              </w:rPr>
-              <w:t>ADMIN</w:t>
-            </w:r>
-          </w:p>
-        </w:tc>
-        <w:tc>
-          <w:tcPr>
-            <w:tcW w:w="11004" w:type="dxa"/>
-          </w:tcPr>
-          <w:p>
-            <w:r>
-              <w:t>Open Attendance Matrix page only; no additional READ extras at this tier (ADMIN scope / Family B).</w:t>
-            </w:r>
-          </w:p>
-        </w:tc>
-      </w:tr>
-      <w:tr>
-        <w:tc>
-          <w:tcPr>
-            <w:tcW w:w="5000" w:type="pct"/>
-            <w:gridSpan w:val="3"/>
-          </w:tcPr>
-          <w:p>
-            <w:r>
-              <w:t xml:space="preserve">Note: Users with READ access and </w:t>
-            </w:r>
-            <w:r>
-              <w:t xml:space="preserve">OWNER / DEPARTMENT / DIVISION / ORGANIZATION / ADMIN scopes </w:t>
-            </w:r>
-            <w:r>
-              <w:t xml:space="preserve">have access to </w:t>
-            </w:r>
-            <w:r>
-              <w:t xml:space="preserve">open </w:t>
-            </w:r>
-            <w:r>
-              <w:t xml:space="preserve">the Attendance Matrix page. </w:t>
-            </w:r>
-          </w:p>
-        </w:tc>
-      </w:tr>
-    </w:tbl>
-    <w:p/>
-    <w:tbl>
-      <w:tblPr>
-        <w:tblStyle w:val="TableGrid"/>
-        <w:tblW w:w="5000" w:type="pct"/>
-        <w:tblLook w:val="04A0" w:firstRow="1" w:lastRow="0" w:firstColumn="1" w:lastColumn="0" w:noHBand="0" w:noVBand="1"/>
-      </w:tblPr>
-      <w:tblGrid>
-        <w:gridCol w:w="1400"/>
-        <w:gridCol w:w="1684"/>
-        <w:gridCol w:w="10999"/>
-      </w:tblGrid>
-      <w:tr>
-        <w:trPr>
-          <w:trHeight w:val="549"/>
-        </w:trPr>
-        <w:tc>
-          <w:tcPr>
-            <w:tcW w:w="497" w:type="pct"/>
-            <w:shd w:val="clear" w:color="auto" w:fill="DBE5F1" w:themeFill="accent1" w:themeFillTint="33"/>
-            <w:vAlign w:val="center"/>
-          </w:tcPr>
-          <w:p>
-            <w:pPr>
-              <w:spacing w:after="0"/>
-              <w:rPr>
-                <w:b/>
-                <w:szCs w:val="24"/>
-              </w:rPr>
-            </w:pPr>
-            <w:r>
-              <w:rPr>
-                <w:b/>
-                <w:szCs w:val="24"/>
-              </w:rPr>
-              <w:t>Operation</w:t>
-            </w:r>
-          </w:p>
-        </w:tc>
-        <w:tc>
-          <w:tcPr>
-            <w:tcW w:w="598" w:type="pct"/>
-            <w:shd w:val="clear" w:color="auto" w:fill="DBE5F1" w:themeFill="accent1" w:themeFillTint="33"/>
-            <w:vAlign w:val="center"/>
-          </w:tcPr>
-          <w:p>
-            <w:pPr>
-              <w:spacing w:after="0"/>
-              <w:rPr>
-                <w:b/>
-                <w:szCs w:val="24"/>
-              </w:rPr>
-            </w:pPr>
-            <w:r>
-              <w:rPr>
-                <w:b/>
-                <w:szCs w:val="24"/>
-              </w:rPr>
-              <w:t>Scope</w:t>
-            </w:r>
-          </w:p>
-        </w:tc>
-        <w:tc>
-          <w:tcPr>
-            <w:tcW w:w="3905" w:type="pct"/>
-            <w:shd w:val="clear" w:color="auto" w:fill="DBE5F1" w:themeFill="accent1" w:themeFillTint="33"/>
-            <w:vAlign w:val="center"/>
-          </w:tcPr>
-          <w:p>
-            <w:pPr>
-              <w:spacing w:after="0"/>
-              <w:rPr>
-                <w:b/>
-                <w:szCs w:val="24"/>
-              </w:rPr>
-            </w:pPr>
-            <w:r>
-              <w:rPr>
-                <w:b/>
-                <w:szCs w:val="24"/>
-              </w:rPr>
-              <w:t>What user can do and see</w:t>
-            </w:r>
-          </w:p>
-        </w:tc>
-      </w:tr>
-      <w:tr>
-        <w:tc>
-          <w:tcPr>
-            <w:tcW w:w="497" w:type="pct"/>
-            <w:vAlign w:val="center"/>
-          </w:tcPr>
-          <w:p>
-            <w:pPr>
-              <w:spacing w:after="0" w:line="269" w:lineRule="auto"/>
-              <w:jc w:val="center"/>
-              <w:rPr>
-                <w:b/>
-                <w:sz w:val="20"/>
-              </w:rPr>
-            </w:pPr>
-            <w:r>
-              <w:rPr>
-                <w:b/>
-                <w:sz w:val="20"/>
-              </w:rPr>
-              <w:lastRenderedPageBreak/>
-              <w:t>READ_ALL</w:t>
-            </w:r>
-          </w:p>
-        </w:tc>
-        <w:tc>
-          <w:tcPr>
-            <w:tcW w:w="598" w:type="pct"/>
-            <w:vAlign w:val="center"/>
-          </w:tcPr>
-          <w:p>
-            <w:pPr>
-              <w:spacing w:after="0" w:line="269" w:lineRule="auto"/>
-              <w:rPr>
-                <w:b/>
-                <w:sz w:val="20"/>
-              </w:rPr>
-            </w:pPr>
-            <w:r>
-              <w:rPr>
-                <w:b/>
-                <w:sz w:val="20"/>
-              </w:rPr>
-              <w:t>USER</w:t>
-            </w:r>
-          </w:p>
-        </w:tc>
-        <w:tc>
-          <w:tcPr>
-            <w:tcW w:w="3905" w:type="pct"/>
-          </w:tcPr>
-          <w:p>
-            <w:r>
-              <w:t>No Access.</w:t>
-            </w:r>
-          </w:p>
-        </w:tc>
-      </w:tr>
-      <w:tr>
-        <w:trPr>
-          <w:trHeight w:val="1304"/>
-        </w:trPr>
-        <w:tc>
-          <w:tcPr>
-            <w:tcW w:w="497" w:type="pct"/>
-            <w:vMerge w:val="restart"/>
-            <w:vAlign w:val="center"/>
-          </w:tcPr>
-          <w:p>
-            <w:pPr>
-              <w:spacing w:after="0" w:line="269" w:lineRule="auto"/>
-              <w:jc w:val="center"/>
-              <w:rPr>
-                <w:b/>
-                <w:sz w:val="20"/>
-              </w:rPr>
-            </w:pPr>
-            <w:r>
-              <w:rPr>
-                <w:b/>
-                <w:sz w:val="20"/>
-              </w:rPr>
-              <w:t>READ_ALL</w:t>
-            </w:r>
-          </w:p>
-        </w:tc>
-        <w:tc>
-          <w:tcPr>
-            <w:tcW w:w="598" w:type="pct"/>
-            <w:vMerge w:val="restart"/>
-            <w:vAlign w:val="center"/>
-          </w:tcPr>
-          <w:p>
-            <w:pPr>
-              <w:spacing w:after="0" w:line="269" w:lineRule="auto"/>
-              <w:rPr>
-                <w:b/>
-                <w:sz w:val="20"/>
-              </w:rPr>
-            </w:pPr>
-            <w:r>
-              <w:rPr>
-                <w:b/>
-                <w:sz w:val="20"/>
-              </w:rPr>
-              <w:t>OWNER</w:t>
-            </w:r>
-          </w:p>
-        </w:tc>
-        <w:tc>
-          <w:tcPr>
-            <w:tcW w:w="3905" w:type="pct"/>
-          </w:tcPr>
-          <w:p>
-            <w:pPr>
-              <w:spacing w:after="0"/>
-            </w:pPr>
-            <w:r>
-              <w:t>On the "</w:t>
-            </w:r>
-            <w:r>
-              <w:rPr>
-                <w:b/>
-                <w:bCs/>
-              </w:rPr>
-              <w:t>Attendance Matrix</w:t>
-            </w:r>
-            <w:r>
-              <w:t>" page:</w:t>
-            </w:r>
-            <w:r>
-              <w:br/>
-            </w:r>
-            <w:r>
-              <w:t xml:space="preserve">Can </w:t>
-            </w:r>
-            <w:r>
-              <w:t xml:space="preserve">see the attendance </w:t>
-            </w:r>
-            <w:r>
-              <w:t xml:space="preserve">including </w:t>
-            </w:r>
-            <w:r>
-              <w:t>student names and attendance Statuses, Late arrival (mins), Left early (mins), and Student note (on roster).</w:t>
-            </w:r>
-          </w:p>
-          <w:p>
-            <w:r>
-              <w:t>Session’s date window: 3 months</w:t>
-            </w:r>
-            <w:r>
-              <w:t>. (From today)</w:t>
-            </w:r>
-          </w:p>
-        </w:tc>
-      </w:tr>
-      <w:tr>
-        <w:tc>
-          <w:tcPr>
-            <w:tcW w:w="497" w:type="pct"/>
-            <w:vMerge/>
-            <w:vAlign w:val="center"/>
-          </w:tcPr>
-          <w:p>
-            <w:pPr>
-              <w:spacing w:after="0" w:line="269" w:lineRule="auto"/>
-              <w:jc w:val="center"/>
-              <w:rPr>
-                <w:b/>
-                <w:sz w:val="20"/>
-              </w:rPr>
-            </w:pPr>
-          </w:p>
-        </w:tc>
-        <w:tc>
-          <w:tcPr>
-            <w:tcW w:w="598" w:type="pct"/>
-            <w:vMerge/>
-            <w:vAlign w:val="center"/>
-          </w:tcPr>
-          <w:p>
-            <w:pPr>
-              <w:spacing w:after="0" w:line="269" w:lineRule="auto"/>
-              <w:rPr>
-                <w:b/>
-                <w:sz w:val="20"/>
-              </w:rPr>
-            </w:pPr>
-          </w:p>
-        </w:tc>
-        <w:tc>
-          <w:tcPr>
-            <w:tcW w:w="3905" w:type="pct"/>
-          </w:tcPr>
-          <w:p>
-            <w:r>
-              <w:t xml:space="preserve">On </w:t>
-            </w:r>
-            <w:r>
-              <w:rPr>
-                <w:b/>
-                <w:bCs/>
-              </w:rPr>
-              <w:t>Manage Session</w:t>
-            </w:r>
-            <w:r>
-              <w:t xml:space="preserve"> (attendance panel):</w:t>
-            </w:r>
-            <w:r>
-              <w:br/>
-            </w:r>
-            <w:r>
-              <w:t>Can</w:t>
-            </w:r>
-            <w:r>
-              <w:t xml:space="preserve"> see the attendance including student names and attendance Statuses, Late arrival (mins), Left early (mins). </w:t>
-            </w:r>
-          </w:p>
-        </w:tc>
-      </w:tr>
-      <w:tr>
-        <w:tc>
-          <w:tcPr>
-            <w:tcW w:w="497" w:type="pct"/>
-            <w:vMerge w:val="restart"/>
-            <w:vAlign w:val="center"/>
-          </w:tcPr>
-          <w:p>
-            <w:pPr>
-              <w:spacing w:after="0" w:line="269" w:lineRule="auto"/>
-              <w:jc w:val="center"/>
-              <w:rPr>
-                <w:b/>
-                <w:sz w:val="20"/>
-              </w:rPr>
-            </w:pPr>
-            <w:r>
-              <w:rPr>
-                <w:b/>
-                <w:sz w:val="20"/>
-              </w:rPr>
-              <w:t>READ_ALL</w:t>
-            </w:r>
-          </w:p>
-        </w:tc>
-        <w:tc>
-          <w:tcPr>
-            <w:tcW w:w="598" w:type="pct"/>
-            <w:vMerge w:val="restart"/>
-            <w:vAlign w:val="center"/>
-          </w:tcPr>
-          <w:p>
-            <w:pPr>
-              <w:spacing w:after="0" w:line="269" w:lineRule="auto"/>
-              <w:rPr>
-                <w:b/>
-                <w:sz w:val="20"/>
-              </w:rPr>
-            </w:pPr>
-            <w:r>
-              <w:rPr>
-                <w:b/>
-                <w:sz w:val="20"/>
-              </w:rPr>
-              <w:t>DEPARTMENT</w:t>
-            </w:r>
-            <w:r>
-              <w:rPr>
-                <w:b/>
-                <w:sz w:val="20"/>
-              </w:rPr>
-              <w:t xml:space="preserve"> </w:t>
-            </w:r>
-            <w:r>
-              <w:rPr>
-                <w:b/>
-                <w:sz w:val="20"/>
-              </w:rPr>
-              <w:t>/</w:t>
-            </w:r>
-            <w:r>
-              <w:rPr>
-                <w:b/>
-                <w:sz w:val="20"/>
-              </w:rPr>
-              <w:t xml:space="preserve"> </w:t>
-            </w:r>
-            <w:r>
-              <w:rPr>
-                <w:b/>
-                <w:sz w:val="20"/>
-              </w:rPr>
-              <w:t>DIVISION</w:t>
-            </w:r>
-          </w:p>
-        </w:tc>
-        <w:tc>
-          <w:tcPr>
-            <w:tcW w:w="3905" w:type="pct"/>
-          </w:tcPr>
-          <w:p>
-            <w:r>
-              <w:t>On the "</w:t>
-            </w:r>
-            <w:r>
-              <w:rPr>
-                <w:b/>
-                <w:bCs/>
-              </w:rPr>
-              <w:t>Attendance Matrix</w:t>
-            </w:r>
-            <w:r>
-              <w:t>" page:</w:t>
-            </w:r>
-            <w:r>
-              <w:br/>
-              <w:t xml:space="preserve">+ </w:t>
-            </w:r>
-            <w:r>
-              <w:br/>
-            </w:r>
-            <w:r>
-              <w:t xml:space="preserve">Can </w:t>
-            </w:r>
-            <w:r>
-              <w:t xml:space="preserve">see Excuse / reference notes, Student </w:t>
-            </w:r>
-            <w:r>
-              <w:t>notes</w:t>
-            </w:r>
-            <w:r>
-              <w:t xml:space="preserve"> (on roster), Attached supporting files, and Admin Discussion.</w:t>
-            </w:r>
-            <w:r>
-              <w:br/>
-              <w:t>Can see the Excuse Marks for Late/Early, Absent, and ACF</w:t>
-            </w:r>
-            <w:r>
-              <w:br/>
-            </w:r>
-            <w:r>
-              <w:t>Can see</w:t>
-            </w:r>
-            <w:r>
-              <w:t xml:space="preserve"> the Rollup.</w:t>
-            </w:r>
-            <w:r>
-              <w:br/>
-              <w:t>Session’s date window: 1 year</w:t>
-            </w:r>
-            <w:r>
-              <w:t xml:space="preserve"> (From today)</w:t>
-            </w:r>
-          </w:p>
-        </w:tc>
-      </w:tr>
-      <w:tr>
-        <w:tc>
-          <w:tcPr>
-            <w:tcW w:w="497" w:type="pct"/>
-            <w:vMerge/>
-            <w:vAlign w:val="center"/>
-          </w:tcPr>
-          <w:p>
-            <w:pPr>
-              <w:spacing w:after="0" w:line="269" w:lineRule="auto"/>
-              <w:jc w:val="center"/>
-              <w:rPr>
-                <w:b/>
-                <w:sz w:val="20"/>
-              </w:rPr>
-            </w:pPr>
-          </w:p>
-        </w:tc>
-        <w:tc>
-          <w:tcPr>
-            <w:tcW w:w="598" w:type="pct"/>
-            <w:vMerge/>
-            <w:vAlign w:val="center"/>
-          </w:tcPr>
-          <w:p>
-            <w:pPr>
-              <w:spacing w:after="0" w:line="269" w:lineRule="auto"/>
-              <w:rPr>
-                <w:b/>
-                <w:sz w:val="20"/>
-              </w:rPr>
-            </w:pPr>
-          </w:p>
-        </w:tc>
-        <w:tc>
-          <w:tcPr>
-            <w:tcW w:w="3905" w:type="pct"/>
-          </w:tcPr>
-          <w:p>
-            <w:r>
-              <w:t xml:space="preserve">On </w:t>
-            </w:r>
-            <w:r>
-              <w:rPr>
-                <w:b/>
-                <w:bCs/>
-              </w:rPr>
-              <w:t>Manage Session</w:t>
-            </w:r>
-            <w:r>
-              <w:t xml:space="preserve"> (attendance panel):</w:t>
-            </w:r>
-            <w:r>
-              <w:br/>
-            </w:r>
-            <w:r>
-              <w:t>+</w:t>
-            </w:r>
-            <w:r>
-              <w:br/>
-            </w:r>
-            <w:r>
-              <w:t xml:space="preserve">Can </w:t>
-            </w:r>
-            <w:r>
-              <w:t>see the Excuse / reference notes, Attached supporting files, and Admin Discussion.</w:t>
-            </w:r>
-          </w:p>
-        </w:tc>
-      </w:tr>
-      <w:tr>
-        <w:trPr>
-          <w:trHeight w:val="1247"/>
-        </w:trPr>
-        <w:tc>
-          <w:tcPr>
-            <w:tcW w:w="497" w:type="pct"/>
-            <w:vAlign w:val="center"/>
-          </w:tcPr>
-          <w:p>
-            <w:pPr>
-              <w:spacing w:after="0" w:line="269" w:lineRule="auto"/>
-              <w:jc w:val="center"/>
-              <w:rPr>
-                <w:b/>
-                <w:sz w:val="20"/>
-              </w:rPr>
-            </w:pPr>
-            <w:r>
-              <w:rPr>
-                <w:b/>
-                <w:sz w:val="20"/>
-              </w:rPr>
-              <w:t>READ_ALL</w:t>
-            </w:r>
-          </w:p>
-        </w:tc>
-        <w:tc>
-          <w:tcPr>
-            <w:tcW w:w="598" w:type="pct"/>
-            <w:vAlign w:val="center"/>
-          </w:tcPr>
-          <w:p>
-            <w:pPr>
-              <w:spacing w:after="0" w:line="269" w:lineRule="auto"/>
-              <w:rPr>
-                <w:b/>
-                <w:sz w:val="20"/>
-              </w:rPr>
-            </w:pPr>
-            <w:r>
-              <w:rPr>
-                <w:b/>
-                <w:sz w:val="20"/>
-              </w:rPr>
-              <w:t>ORGANIZATION</w:t>
-            </w:r>
-          </w:p>
-        </w:tc>
-        <w:tc>
-          <w:tcPr>
-            <w:tcW w:w="3905" w:type="pct"/>
-          </w:tcPr>
-          <w:p>
-            <w:r>
-              <w:t>On the "</w:t>
-            </w:r>
-            <w:r>
-              <w:rPr>
-                <w:b/>
-                <w:bCs/>
-              </w:rPr>
-              <w:t>Attendance Matrix</w:t>
-            </w:r>
-            <w:r>
-              <w:t>" page:</w:t>
-            </w:r>
-            <w:r>
-              <w:br/>
-              <w:t>+</w:t>
-            </w:r>
-            <w:r>
-              <w:br/>
-              <w:t xml:space="preserve">Can see the </w:t>
-            </w:r>
-            <w:r>
-              <w:t>Change History</w:t>
-            </w:r>
-            <w:r>
-              <w:t>.</w:t>
-            </w:r>
-          </w:p>
-        </w:tc>
-      </w:tr>
-      <w:tr>
-        <w:tc>
-          <w:tcPr>
-            <w:tcW w:w="497" w:type="pct"/>
-            <w:vAlign w:val="center"/>
-          </w:tcPr>
-          <w:p>
-            <w:pPr>
-              <w:spacing w:after="0" w:line="269" w:lineRule="auto"/>
-              <w:rPr>
-                <w:b/>
-                <w:sz w:val="20"/>
-              </w:rPr>
-            </w:pPr>
-            <w:r>
-              <w:rPr>
-                <w:b/>
-                <w:sz w:val="20"/>
-              </w:rPr>
-              <w:t>READ_ALL</w:t>
-            </w:r>
-          </w:p>
-        </w:tc>
-        <w:tc>
-          <w:tcPr>
-            <w:tcW w:w="598" w:type="pct"/>
-            <w:vAlign w:val="center"/>
-          </w:tcPr>
-          <w:p>
-            <w:pPr>
-              <w:spacing w:after="0" w:line="269" w:lineRule="auto"/>
-              <w:rPr>
-                <w:b/>
-                <w:sz w:val="20"/>
-              </w:rPr>
-            </w:pPr>
-            <w:r>
-              <w:rPr>
-                <w:b/>
-                <w:sz w:val="20"/>
-              </w:rPr>
-              <w:t>ADMIN</w:t>
-            </w:r>
-          </w:p>
-        </w:tc>
-        <w:tc>
-          <w:tcPr>
-            <w:tcW w:w="3905" w:type="pct"/>
-          </w:tcPr>
-          <w:p>
-            <w:r>
-              <w:t>On the "Attendance Matrix" page:</w:t>
-            </w:r>
-            <w:r>
-              <w:br/>
-              <w:t>No additional READ_ALL extras beyond ORGANIZATION.</w:t>
-            </w:r>
-            <w:r>
-              <w:br/>
-              <w:t>Locked sessions remain visible to all users who can open the matrix; only cell updates on locked sessions are blocked (unless UPDATE + ADMIN scope or bypass override A1).</w:t>
-            </w:r>
-            <w:r>
-              <w:br/>
-              <w:t>Admin viewer tools and full field visibility are bypass-only — see overrides A4 and A12.</w:t>
-            </w:r>
-          </w:p>
-        </w:tc>
-      </w:tr>
-      <w:tr>
-        <w:tc>
-          <w:tcPr>
-            <w:tcW w:w="5000" w:type="pct"/>
-            <w:gridSpan w:val="3"/>
-          </w:tcPr>
-          <w:p>
-            <w:r>
-              <w:lastRenderedPageBreak/>
-              <w:t xml:space="preserve">Notes: </w:t>
-            </w:r>
-            <w:r>
-              <w:br/>
-              <w:t xml:space="preserve">- READ_ALL alone does not allow </w:t>
-            </w:r>
-            <w:proofErr w:type="gramStart"/>
-            <w:r>
-              <w:t>update</w:t>
-            </w:r>
-            <w:proofErr w:type="gramEnd"/>
-            <w:r>
-              <w:t xml:space="preserve"> and only allows the users to see the attendance statuses of the classes based on class/session context already permitted by SCHOOL_CLASSES / SCHOOL_SESSIONS. </w:t>
-            </w:r>
-            <w:r>
-              <w:br/>
-              <w:t xml:space="preserve">- Access to </w:t>
-            </w:r>
-            <w:proofErr w:type="gramStart"/>
-            <w:r>
-              <w:t>the attendance</w:t>
-            </w:r>
-            <w:proofErr w:type="gramEnd"/>
-            <w:r>
-              <w:t xml:space="preserve"> should be checked based on the SCHOOL_ATTENDANCES section and no other sections.</w:t>
-            </w:r>
-            <w:r>
-              <w:br/>
-              <w:t>- Rollups visibility requires READ_ALL with DEPARTMENT/DIVISION, ORGANIZATION, or ADMIN scope. USER and OWNER: No Access to rollups. Class/session reach remains governed by SCHOOL_CLASSES / SCHOOL_SESSIONS.</w:t>
-            </w:r>
-            <w:r>
-              <w:br/>
-              <w:t>- Locked sessions remain visible in the matrix for all scopes that can open the attendance context; lock blocks UPDATE only (not READ or READ_ALL visibility).</w:t>
-            </w:r>
-          </w:p>
-        </w:tc>
-      </w:tr>
-    </w:tbl>
-    <w:p/>
-    <w:tbl>
-      <w:tblPr>
-        <w:tblStyle w:val="TableGrid"/>
-        <w:tblW w:w="5000" w:type="pct"/>
-        <w:tblLook w:val="04A0" w:firstRow="1" w:lastRow="0" w:firstColumn="1" w:lastColumn="0" w:noHBand="0" w:noVBand="1"/>
-      </w:tblPr>
-      <w:tblGrid>
-        <w:gridCol w:w="1391"/>
-        <w:gridCol w:w="1721"/>
-        <w:gridCol w:w="10971"/>
-      </w:tblGrid>
-      <w:tr>
-        <w:trPr>
-          <w:trHeight w:val="549"/>
-        </w:trPr>
-        <w:tc>
-          <w:tcPr>
-            <w:tcW w:w="494" w:type="pct"/>
-            <w:shd w:val="clear" w:color="auto" w:fill="DBE5F1" w:themeFill="accent1" w:themeFillTint="33"/>
-            <w:vAlign w:val="center"/>
-            <w:hideMark/>
-          </w:tcPr>
-          <w:p>
-            <w:pPr>
-              <w:spacing w:after="0"/>
-              <w:rPr>
-                <w:b/>
-                <w:szCs w:val="24"/>
-              </w:rPr>
-            </w:pPr>
-            <w:r>
-              <w:rPr>
-                <w:b/>
-                <w:szCs w:val="24"/>
-              </w:rPr>
-              <w:t>Operation</w:t>
-            </w:r>
-          </w:p>
-        </w:tc>
-        <w:tc>
-          <w:tcPr>
-            <w:tcW w:w="611" w:type="pct"/>
-            <w:shd w:val="clear" w:color="auto" w:fill="DBE5F1" w:themeFill="accent1" w:themeFillTint="33"/>
-            <w:vAlign w:val="center"/>
-            <w:hideMark/>
-          </w:tcPr>
-          <w:p>
-            <w:pPr>
-              <w:spacing w:after="0"/>
-              <w:rPr>
-                <w:b/>
-                <w:szCs w:val="24"/>
-              </w:rPr>
-            </w:pPr>
-            <w:r>
-              <w:rPr>
-                <w:b/>
-                <w:szCs w:val="24"/>
-              </w:rPr>
-              <w:t>Scope</w:t>
-            </w:r>
-          </w:p>
-        </w:tc>
-        <w:tc>
-          <w:tcPr>
-            <w:tcW w:w="3895" w:type="pct"/>
-            <w:shd w:val="clear" w:color="auto" w:fill="DBE5F1" w:themeFill="accent1" w:themeFillTint="33"/>
-            <w:vAlign w:val="center"/>
-            <w:hideMark/>
-          </w:tcPr>
-          <w:p>
-            <w:pPr>
-              <w:spacing w:after="0"/>
-              <w:rPr>
-                <w:b/>
-                <w:szCs w:val="24"/>
-              </w:rPr>
-            </w:pPr>
-            <w:r>
-              <w:rPr>
-                <w:b/>
-                <w:szCs w:val="24"/>
-              </w:rPr>
-              <w:t>What user can do and see</w:t>
-            </w:r>
-          </w:p>
-        </w:tc>
-      </w:tr>
-      <w:tr>
-        <w:tc>
-          <w:tcPr>
-            <w:tcW w:w="494" w:type="pct"/>
-            <w:vAlign w:val="center"/>
-          </w:tcPr>
-          <w:p>
-            <w:pPr>
-              <w:spacing w:after="0" w:line="269" w:lineRule="auto"/>
-              <w:rPr>
-                <w:b/>
-                <w:sz w:val="20"/>
-              </w:rPr>
-            </w:pPr>
-            <w:r>
-              <w:rPr>
-                <w:b/>
-                <w:sz w:val="20"/>
-              </w:rPr>
-              <w:t>UPDATE</w:t>
-            </w:r>
-          </w:p>
-        </w:tc>
-        <w:tc>
-          <w:tcPr>
-            <w:tcW w:w="611" w:type="pct"/>
-            <w:vAlign w:val="center"/>
-          </w:tcPr>
-          <w:p>
-            <w:pPr>
-              <w:rPr>
-                <w:b/>
-                <w:bCs/>
-              </w:rPr>
-            </w:pPr>
-            <w:r>
-              <w:rPr>
-                <w:b/>
-                <w:bCs/>
-              </w:rPr>
-              <w:t>USER</w:t>
-            </w:r>
-          </w:p>
-        </w:tc>
-        <w:tc>
-          <w:tcPr>
-            <w:tcW w:w="3895" w:type="pct"/>
-          </w:tcPr>
-          <w:p>
-            <w:r>
-              <w:t>No Access.</w:t>
-            </w:r>
-          </w:p>
-        </w:tc>
-      </w:tr>
-      <w:tr>
-        <w:tc>
-          <w:tcPr>
-            <w:tcW w:w="494" w:type="pct"/>
-            <w:vMerge w:val="restart"/>
-            <w:vAlign w:val="center"/>
-          </w:tcPr>
-          <w:p>
-            <w:pPr>
-              <w:spacing w:after="0" w:line="269" w:lineRule="auto"/>
-              <w:rPr>
-                <w:b/>
-                <w:sz w:val="20"/>
-              </w:rPr>
-            </w:pPr>
-            <w:r>
-              <w:rPr>
-                <w:b/>
-                <w:sz w:val="20"/>
-              </w:rPr>
-              <w:t>UPDATE</w:t>
-            </w:r>
-          </w:p>
-        </w:tc>
-        <w:tc>
-          <w:tcPr>
-            <w:tcW w:w="611" w:type="pct"/>
-            <w:vMerge w:val="restart"/>
-            <w:vAlign w:val="center"/>
-          </w:tcPr>
-          <w:p>
-            <w:pPr>
-              <w:rPr>
-                <w:b/>
-                <w:bCs/>
-              </w:rPr>
-            </w:pPr>
-            <w:r>
-              <w:rPr>
-                <w:b/>
-                <w:bCs/>
-              </w:rPr>
-              <w:t>OWNER</w:t>
-            </w:r>
-          </w:p>
-        </w:tc>
-        <w:tc>
-          <w:tcPr>
-            <w:tcW w:w="3895" w:type="pct"/>
-          </w:tcPr>
-          <w:p>
-            <w:r>
-              <w:t>On the "</w:t>
-            </w:r>
-            <w:r>
-              <w:rPr>
-                <w:b/>
-                <w:bCs/>
-              </w:rPr>
-              <w:t>Attendance Matrix</w:t>
-            </w:r>
-            <w:r>
-              <w:t>" page:</w:t>
-            </w:r>
-            <w:r>
-              <w:br/>
-            </w:r>
-            <w:r>
-              <w:t xml:space="preserve">Can </w:t>
-            </w:r>
-            <w:r>
-              <w:t>update the attendance including Statuses, Late arrival (mins), Left early (mins), and Student note (on roster).</w:t>
-            </w:r>
-            <w:r>
-              <w:br/>
-              <w:t>Session’s date window: 3 months. (From today)</w:t>
-            </w:r>
-          </w:p>
-        </w:tc>
-      </w:tr>
-      <w:tr>
-        <w:tc>
-          <w:tcPr>
-            <w:tcW w:w="494" w:type="pct"/>
-            <w:vMerge/>
-            <w:vAlign w:val="center"/>
-          </w:tcPr>
-          <w:p>
-            <w:pPr>
-              <w:spacing w:after="0" w:line="269" w:lineRule="auto"/>
-              <w:rPr>
-                <w:b/>
-                <w:sz w:val="20"/>
-              </w:rPr>
-            </w:pPr>
-          </w:p>
-        </w:tc>
-        <w:tc>
-          <w:tcPr>
-            <w:tcW w:w="611" w:type="pct"/>
-            <w:vMerge/>
-            <w:vAlign w:val="center"/>
-          </w:tcPr>
-          <w:p/>
-        </w:tc>
-        <w:tc>
-          <w:tcPr>
-            <w:tcW w:w="3895" w:type="pct"/>
-          </w:tcPr>
-          <w:p>
-            <w:r>
-              <w:t xml:space="preserve">On </w:t>
-            </w:r>
-            <w:r>
-              <w:rPr>
-                <w:b/>
-                <w:bCs/>
-              </w:rPr>
-              <w:t>Manage Session</w:t>
-            </w:r>
-            <w:r>
-              <w:t xml:space="preserve"> (attendance panel):</w:t>
-            </w:r>
-            <w:r>
-              <w:br/>
-            </w:r>
-            <w:r>
-              <w:t xml:space="preserve">Can </w:t>
-            </w:r>
-            <w:r>
-              <w:t>update the attendance of the class including attendance Statuses, Late arrival (mins), Left early (mins).</w:t>
-            </w:r>
-          </w:p>
-        </w:tc>
-      </w:tr>
-      <w:tr>
-        <w:tc>
-          <w:tcPr>
-            <w:tcW w:w="494" w:type="pct"/>
-            <w:vMerge w:val="restart"/>
-            <w:vAlign w:val="center"/>
-          </w:tcPr>
-          <w:p>
-            <w:pPr>
-              <w:spacing w:after="0" w:line="269" w:lineRule="auto"/>
-              <w:rPr>
-                <w:b/>
-                <w:sz w:val="20"/>
-              </w:rPr>
-            </w:pPr>
-            <w:r>
-              <w:rPr>
-                <w:b/>
-                <w:sz w:val="20"/>
-              </w:rPr>
-              <w:t>UPDATE</w:t>
-            </w:r>
-          </w:p>
-        </w:tc>
-        <w:tc>
-          <w:tcPr>
-            <w:tcW w:w="611" w:type="pct"/>
-            <w:vMerge w:val="restart"/>
-            <w:vAlign w:val="center"/>
-          </w:tcPr>
-          <w:p>
-            <w:pPr>
-              <w:rPr>
-                <w:b/>
-                <w:bCs/>
-              </w:rPr>
-            </w:pPr>
-            <w:r>
-              <w:rPr>
-                <w:b/>
-                <w:bCs/>
-              </w:rPr>
-              <w:t>DEPARTMENT/ DIVISION</w:t>
-            </w:r>
-          </w:p>
-        </w:tc>
-        <w:tc>
-          <w:tcPr>
-            <w:tcW w:w="3895" w:type="pct"/>
-          </w:tcPr>
-          <w:p>
-            <w:r>
-              <w:t>On the "</w:t>
-            </w:r>
-            <w:r>
-              <w:rPr>
-                <w:b/>
-                <w:bCs/>
-              </w:rPr>
-              <w:t>Attendance Matrix</w:t>
-            </w:r>
-            <w:r>
-              <w:t>" page:</w:t>
-            </w:r>
-            <w:r>
-              <w:br/>
-              <w:t>+</w:t>
-            </w:r>
-            <w:r>
-              <w:rPr>
-                <w:rtl/>
-              </w:rPr>
-              <w:br/>
-            </w:r>
-            <w:r>
-              <w:t xml:space="preserve">Can </w:t>
-            </w:r>
-            <w:r>
-              <w:t>update Excuse / reference notes, Student note (on roster), Attached supporting files, and Admin Discussion.</w:t>
-            </w:r>
-          </w:p>
-        </w:tc>
-      </w:tr>
-      <w:tr>
-        <w:tc>
-          <w:tcPr>
-            <w:tcW w:w="494" w:type="pct"/>
-            <w:vMerge/>
-            <w:vAlign w:val="center"/>
-          </w:tcPr>
-          <w:p>
-            <w:pPr>
-              <w:spacing w:after="0" w:line="269" w:lineRule="auto"/>
-              <w:rPr>
-                <w:b/>
-                <w:sz w:val="20"/>
-              </w:rPr>
-            </w:pPr>
-          </w:p>
-        </w:tc>
-        <w:tc>
-          <w:tcPr>
-            <w:tcW w:w="611" w:type="pct"/>
-            <w:vMerge/>
-          </w:tcPr>
-          <w:p/>
-        </w:tc>
-        <w:tc>
-          <w:tcPr>
-            <w:tcW w:w="3895" w:type="pct"/>
-          </w:tcPr>
-          <w:p>
-            <w:r>
-              <w:t xml:space="preserve">On </w:t>
-            </w:r>
-            <w:r>
-              <w:rPr>
-                <w:b/>
-                <w:bCs/>
-              </w:rPr>
-              <w:t>Manage Session</w:t>
-            </w:r>
-            <w:r>
-              <w:t xml:space="preserve"> (attendance panel):</w:t>
-            </w:r>
-            <w:r>
-              <w:br/>
-              <w:t>+</w:t>
-            </w:r>
-            <w:r>
-              <w:br/>
-            </w:r>
-            <w:r>
-              <w:t xml:space="preserve">Can </w:t>
-            </w:r>
-            <w:r>
-              <w:t>update Excuse / reference notes, Student note (on roster), Attached supporting files, and Admin Discussion.</w:t>
-            </w:r>
-          </w:p>
-        </w:tc>
-      </w:tr>
-      <w:tr>
-        <w:tc>
-          <w:tcPr>
-            <w:tcW w:w="494" w:type="pct"/>
-            <w:vMerge w:val="restart"/>
-            <w:vAlign w:val="center"/>
-          </w:tcPr>
-          <w:p>
-            <w:pPr>
-              <w:spacing w:after="0" w:line="269" w:lineRule="auto"/>
-              <w:rPr>
-                <w:b/>
-                <w:sz w:val="20"/>
-              </w:rPr>
-            </w:pPr>
-            <w:r>
-              <w:rPr>
-                <w:b/>
-                <w:sz w:val="20"/>
-              </w:rPr>
-              <w:t>UPDATE</w:t>
-            </w:r>
-          </w:p>
-        </w:tc>
-        <w:tc>
-          <w:tcPr>
-            <w:tcW w:w="611" w:type="pct"/>
-            <w:vMerge w:val="restart"/>
-            <w:vAlign w:val="center"/>
-          </w:tcPr>
-          <w:p>
-            <w:pPr>
-              <w:rPr>
-                <w:b/>
-                <w:bCs/>
-              </w:rPr>
-            </w:pPr>
-            <w:r>
-              <w:rPr>
-                <w:b/>
-                <w:bCs/>
-              </w:rPr>
-              <w:t>ORGANIZATION</w:t>
-            </w:r>
-          </w:p>
-        </w:tc>
-        <w:tc>
-          <w:tcPr>
-            <w:tcW w:w="3895" w:type="pct"/>
-          </w:tcPr>
-          <w:p>
-            <w:r>
-              <w:t>On the "</w:t>
-            </w:r>
-            <w:r>
-              <w:rPr>
-                <w:b/>
-                <w:bCs/>
-              </w:rPr>
-              <w:t>Attendance Matrix</w:t>
-            </w:r>
-            <w:r>
-              <w:t>" page:</w:t>
-            </w:r>
-            <w:r>
-              <w:rPr>
-                <w:rtl/>
-              </w:rPr>
-              <w:br/>
-            </w:r>
-            <w:r>
-              <w:t>+</w:t>
-            </w:r>
-            <w:r>
-              <w:br/>
-            </w:r>
-            <w:r>
-              <w:lastRenderedPageBreak/>
-              <w:t>Can mark the excused flags for Late/Early, Absent, and ACF.</w:t>
-            </w:r>
-            <w:r>
-              <w:br/>
-              <w:t>Edit attendance after completed-session deadline.</w:t>
-            </w:r>
-          </w:p>
-        </w:tc>
-      </w:tr>
-      <w:tr>
-        <w:tc>
-          <w:tcPr>
-            <w:tcW w:w="494" w:type="pct"/>
-            <w:vMerge/>
-            <w:vAlign w:val="center"/>
-          </w:tcPr>
-          <w:p>
-            <w:pPr>
-              <w:spacing w:after="0" w:line="269" w:lineRule="auto"/>
-              <w:rPr>
-                <w:b/>
-                <w:sz w:val="20"/>
-              </w:rPr>
-            </w:pPr>
-          </w:p>
-        </w:tc>
-        <w:tc>
-          <w:tcPr>
-            <w:tcW w:w="611" w:type="pct"/>
-            <w:vMerge/>
-          </w:tcPr>
-          <w:p/>
-        </w:tc>
-        <w:tc>
-          <w:tcPr>
-            <w:tcW w:w="3895" w:type="pct"/>
-          </w:tcPr>
-          <w:p>
-            <w:r>
-              <w:t xml:space="preserve">On </w:t>
-            </w:r>
-            <w:r>
-              <w:rPr>
-                <w:b/>
-                <w:bCs/>
-              </w:rPr>
-              <w:t>Manage Session</w:t>
-            </w:r>
-            <w:r>
-              <w:t xml:space="preserve"> (attendance panel):</w:t>
-            </w:r>
-            <w:r>
-              <w:br/>
-            </w:r>
-            <w:r>
-              <w:t>+</w:t>
-            </w:r>
-            <w:r>
-              <w:br/>
-              <w:t>Can mark the excused flags for Late/Early, Absent, and ACF.</w:t>
-            </w:r>
-            <w:r>
-              <w:br/>
-              <w:t>Edit attendance after completed-session deadline</w:t>
-            </w:r>
-            <w:r>
-              <w:t>.</w:t>
-            </w:r>
-          </w:p>
-        </w:tc>
-      </w:tr>
-      <w:tr>
-        <w:trPr>
-          <w:trHeight w:val="1022"/>
-        </w:trPr>
-        <w:tc>
-          <w:tcPr>
-            <w:tcW w:w="494" w:type="pct"/>
-            <w:vAlign w:val="center"/>
-          </w:tcPr>
-          <w:p>
-            <w:pPr>
-              <w:spacing w:after="0" w:line="269" w:lineRule="auto"/>
-              <w:rPr>
-                <w:b/>
-                <w:sz w:val="20"/>
-              </w:rPr>
-            </w:pPr>
-            <w:r>
-              <w:rPr>
-                <w:b/>
-                <w:sz w:val="20"/>
-              </w:rPr>
-              <w:t>UPDATE</w:t>
-            </w:r>
-          </w:p>
-        </w:tc>
-        <w:tc>
-          <w:tcPr>
-            <w:tcW w:w="611" w:type="pct"/>
-            <w:vAlign w:val="center"/>
-          </w:tcPr>
-          <w:p>
-            <w:pPr>
-              <w:rPr>
-                <w:b/>
-                <w:bCs/>
-              </w:rPr>
-            </w:pPr>
-            <w:r>
-              <w:rPr>
-                <w:b/>
-                <w:bCs/>
-              </w:rPr>
-              <w:t>ADMIN</w:t>
-            </w:r>
-          </w:p>
-        </w:tc>
-        <w:tc>
-          <w:tcPr>
-            <w:tcW w:w="3895" w:type="pct"/>
-          </w:tcPr>
-          <w:p>
-            <w:r>
-              <w:t>On the "Attendance Matrix" page and “Manage Session” (attendance panel):</w:t>
-            </w:r>
-            <w:r>
-              <w:br/>
-              <w:t>+</w:t>
-            </w:r>
-            <w:r>
-              <w:br/>
-              <w:t>Edit attendance on locked session (Matrix + Manage Session).</w:t>
-            </w:r>
-            <w:r>
-              <w:br/>
-              <w:t>On the "Attendance Matrix" page and “Manage Session” (attendance panel):</w:t>
-            </w:r>
-            <w:r>
-              <w:br/>
-              <w:t>+</w:t>
-            </w:r>
-            <w:r>
-              <w:br/>
-              <w:t>Edit attendance on locked session (Matrix + Manage Session).</w:t>
-            </w:r>
-          </w:p>
-        </w:tc>
-      </w:tr>
-      <w:tr>
-        <w:tc>
-          <w:tcPr>
-            <w:tcW w:w="5000" w:type="pct"/>
-            <w:gridSpan w:val="3"/>
-          </w:tcPr>
-          <w:p>
-            <w:r>
-              <w:t>Notes:</w:t>
-            </w:r>
-            <w:r>
-              <w:br/>
-              <w:t>- Comments on shared endpoints accept SCHOOL_ATTENDANCES UPDATE or SCHOOL_SESSIONS UPDATE. Matrix cell saves do not re-run session-editor checks; Manage Session saves do.</w:t>
-            </w:r>
-            <w:r>
-              <w:br/>
-              <w:t>- File uploads on shared endpoints require SCHOOL_ATTENDANCES UPLOAD (preferred) or SCHOOL_SESSIONS UPLOAD when attendance UPLOAD is not granted.</w:t>
-            </w:r>
-            <w:r>
-              <w:br/>
-              <w:t>- Locked sessions remain visible in the matrix for all scopes that can open the attendance context; lock blocks UPDATE only (not READ or READ_ALL visibility).</w:t>
-            </w:r>
-          </w:p>
-        </w:tc>
-      </w:tr>
-    </w:tbl>
-    <w:p/>
-    <w:tbl>
-      <w:tblPr>
-        <w:tblStyle w:val="TableGrid"/>
-        <w:tblW w:w="0" w:type="auto"/>
-        <w:tblLook w:val="04A0" w:firstRow="1" w:lastRow="0" w:firstColumn="1" w:lastColumn="0" w:noHBand="0" w:noVBand="1"/>
-      </w:tblPr>
-      <w:tblGrid>
-        <w:gridCol w:w="1384"/>
-        <w:gridCol w:w="1701"/>
-        <w:gridCol w:w="10781"/>
-      </w:tblGrid>
-      <w:tr>
-        <w:tc>
-          <w:tcPr>
-            <w:tcW w:w="1384" w:type="dxa"/>
-            <w:shd w:val="clear" w:color="auto" w:fill="DBE5F1" w:themeFill="accent1" w:themeFillTint="33"/>
-            <w:vAlign w:val="center"/>
+              <w:t>Answered here</w:t>
+            </w:r>
+          </w:p>
+        </w:tc>
+        <w:tc>
+          <w:tcPr>
+            <w:tcW w:type="dxa" w:w="3120"/>
           </w:tcPr>
           <w:p>
             <w:r>
               <w:rPr>
                 <w:b/>
               </w:rPr>
-              <w:t>Operation</w:t>
-            </w:r>
-          </w:p>
-        </w:tc>
-        <w:tc>
-          <w:tcPr>
-            <w:tcW w:w="1701" w:type="dxa"/>
-            <w:shd w:val="clear" w:color="auto" w:fill="DBE5F1" w:themeFill="accent1" w:themeFillTint="33"/>
-            <w:vAlign w:val="center"/>
-          </w:tcPr>
-          <w:p>
-            <w:r>
-              <w:rPr>
-                <w:b/>
-              </w:rPr>
-              <w:t>Scope</w:t>
-            </w:r>
-          </w:p>
-        </w:tc>
-        <w:tc>
-          <w:tcPr>
-            <w:tcW w:w="10781" w:type="dxa"/>
-            <w:shd w:val="clear" w:color="auto" w:fill="DBE5F1" w:themeFill="accent1" w:themeFillTint="33"/>
-            <w:vAlign w:val="center"/>
-          </w:tcPr>
-          <w:p>
-            <w:r>
-              <w:rPr>
-                <w:b/>
-              </w:rPr>
-              <w:t>What user can do and see</w:t>
+              <w:t>Answered elsewhere</w:t>
             </w:r>
           </w:p>
         </w:tc>
@@ -2778,31 +304,31 @@
       <w:tr>
         <w:tc>
           <w:tcPr>
-            <w:tcW w:w="1384" w:type="dxa"/>
-          </w:tcPr>
-          <w:p>
-            <w:r>
-              <w:t>DELETE</w:t>
-            </w:r>
-          </w:p>
-        </w:tc>
-        <w:tc>
-          <w:tcPr>
-            <w:tcW w:w="1701" w:type="dxa"/>
-          </w:tcPr>
-          <w:p>
-            <w:r>
-              <w:t>USER / OWNER</w:t>
-            </w:r>
-          </w:p>
-        </w:tc>
-        <w:tc>
-          <w:tcPr>
-            <w:tcW w:w="10781" w:type="dxa"/>
-          </w:tcPr>
-          <w:p>
-            <w:r>
-              <w:t>No Access.</w:t>
+            <w:tcW w:type="dxa" w:w="3120"/>
+          </w:tcPr>
+          <w:p>
+            <w:r>
+              <w:t>Can the user open the Attendance Matrix?</w:t>
+            </w:r>
+          </w:p>
+        </w:tc>
+        <w:tc>
+          <w:tcPr>
+            <w:tcW w:type="dxa" w:w="3120"/>
+          </w:tcPr>
+          <w:p>
+            <w:r>
+              <w:t>Yes — by `SCHOOL_ATTENDANCES` operation</w:t>
+            </w:r>
+          </w:p>
+        </w:tc>
+        <w:tc>
+          <w:tcPr>
+            <w:tcW w:type="dxa" w:w="3120"/>
+          </w:tcPr>
+          <w:p>
+            <w:r>
+              <w:t>—</w:t>
             </w:r>
           </w:p>
         </w:tc>
@@ -2810,131 +336,31 @@
       <w:tr>
         <w:tc>
           <w:tcPr>
-            <w:tcW w:w="1384" w:type="dxa"/>
-          </w:tcPr>
-          <w:p>
-            <w:r>
-              <w:t>DELETE</w:t>
-            </w:r>
-          </w:p>
-        </w:tc>
-        <w:tc>
-          <w:tcPr>
-            <w:tcW w:w="1701" w:type="dxa"/>
-          </w:tcPr>
-          <w:p>
-            <w:r>
-              <w:t xml:space="preserve">DEPARTMENT / DIVISION / ORGANIZATION </w:t>
-            </w:r>
-            <w:r>
-              <w:lastRenderedPageBreak/>
-              <w:t>/ ADMIN</w:t>
-            </w:r>
-          </w:p>
-        </w:tc>
-        <w:tc>
-          <w:tcPr>
-            <w:tcW w:w="10781" w:type="dxa"/>
-          </w:tcPr>
-          <w:p>
-            <w:r>
-              <w:lastRenderedPageBreak/>
-              <w:t xml:space="preserve">+ </w:t>
-            </w:r>
-          </w:p>
-          <w:p>
-            <w:r>
-              <w:t>Can delete files attached to attendance details (Matrix + Manage Session where files are exposed).</w:t>
-            </w:r>
-          </w:p>
-        </w:tc>
-      </w:tr>
-    </w:tbl>
-    <w:p/>
-    <w:tbl>
-      <w:tblPr>
-        <w:tblStyle w:val="TableGrid"/>
-        <w:tblW w:w="5072" w:type="pct"/>
-        <w:tblLook w:val="04A0" w:firstRow="1" w:lastRow="0" w:firstColumn="1" w:lastColumn="0" w:noHBand="0" w:noVBand="1"/>
-      </w:tblPr>
-      <w:tblGrid>
-        <w:gridCol w:w="1395"/>
-        <w:gridCol w:w="1891"/>
-        <w:gridCol w:w="11000"/>
-      </w:tblGrid>
-      <w:tr>
-        <w:trPr>
-          <w:trHeight w:val="549"/>
-        </w:trPr>
-        <w:tc>
-          <w:tcPr>
-            <w:tcW w:w="488" w:type="pct"/>
-            <w:shd w:val="clear" w:color="auto" w:fill="DBE5F1" w:themeFill="accent1" w:themeFillTint="33"/>
-            <w:vAlign w:val="center"/>
-            <w:hideMark/>
-          </w:tcPr>
-          <w:p>
-            <w:pPr>
-              <w:spacing w:after="0"/>
-              <w:rPr>
-                <w:b/>
-                <w:szCs w:val="24"/>
-              </w:rPr>
-            </w:pPr>
-            <w:r>
-              <w:rPr>
-                <w:b/>
-                <w:szCs w:val="24"/>
-              </w:rPr>
-              <w:t>Operation</w:t>
-            </w:r>
-          </w:p>
-        </w:tc>
-        <w:tc>
-          <w:tcPr>
-            <w:tcW w:w="662" w:type="pct"/>
-            <w:shd w:val="clear" w:color="auto" w:fill="DBE5F1" w:themeFill="accent1" w:themeFillTint="33"/>
-            <w:vAlign w:val="center"/>
-            <w:hideMark/>
-          </w:tcPr>
-          <w:p>
-            <w:pPr>
-              <w:spacing w:after="0"/>
-              <w:rPr>
-                <w:b/>
-                <w:szCs w:val="24"/>
-              </w:rPr>
-            </w:pPr>
-            <w:r>
-              <w:rPr>
-                <w:b/>
-                <w:szCs w:val="24"/>
-              </w:rPr>
-              <w:t>Scope</w:t>
-            </w:r>
-          </w:p>
-        </w:tc>
-        <w:tc>
-          <w:tcPr>
-            <w:tcW w:w="3851" w:type="pct"/>
-            <w:shd w:val="clear" w:color="auto" w:fill="DBE5F1" w:themeFill="accent1" w:themeFillTint="33"/>
-            <w:vAlign w:val="center"/>
-            <w:hideMark/>
-          </w:tcPr>
-          <w:p>
-            <w:pPr>
-              <w:spacing w:after="0"/>
-              <w:rPr>
-                <w:b/>
-                <w:szCs w:val="24"/>
-              </w:rPr>
-            </w:pPr>
-            <w:r>
-              <w:rPr>
-                <w:b/>
-                <w:szCs w:val="24"/>
-              </w:rPr>
-              <w:t>What user can do and see</w:t>
+            <w:tcW w:type="dxa" w:w="3120"/>
+          </w:tcPr>
+          <w:p>
+            <w:r>
+              <w:t>Which classes/sessions load in the matrix?</w:t>
+            </w:r>
+          </w:p>
+        </w:tc>
+        <w:tc>
+          <w:tcPr>
+            <w:tcW w:type="dxa" w:w="3120"/>
+          </w:tcPr>
+          <w:p>
+            <w:r>
+              <w:t>No</w:t>
+            </w:r>
+          </w:p>
+        </w:tc>
+        <w:tc>
+          <w:tcPr>
+            <w:tcW w:type="dxa" w:w="3120"/>
+          </w:tcPr>
+          <w:p>
+            <w:r>
+              <w:t>`SCHOOL_CLASSES` / `SCHOOL_SESSIONS`</w:t>
             </w:r>
           </w:p>
         </w:tc>
@@ -2942,93 +368,31 @@
       <w:tr>
         <w:tc>
           <w:tcPr>
-            <w:tcW w:w="488" w:type="pct"/>
-            <w:vAlign w:val="center"/>
-          </w:tcPr>
-          <w:p>
-            <w:pPr>
-              <w:spacing w:after="0" w:line="269" w:lineRule="auto"/>
-              <w:rPr>
-                <w:b/>
-                <w:sz w:val="20"/>
-              </w:rPr>
-            </w:pPr>
-            <w:r>
-              <w:rPr>
-                <w:b/>
-                <w:sz w:val="20"/>
-              </w:rPr>
-              <w:t>CONFIGURE</w:t>
-            </w:r>
-          </w:p>
-        </w:tc>
-        <w:tc>
-          <w:tcPr>
-            <w:tcW w:w="662" w:type="pct"/>
-            <w:vAlign w:val="center"/>
-          </w:tcPr>
-          <w:p>
-            <w:pPr>
-              <w:rPr>
-                <w:b/>
-                <w:bCs/>
-              </w:rPr>
-            </w:pPr>
-            <w:r>
-              <w:rPr>
-                <w:b/>
-                <w:bCs/>
-              </w:rPr>
-              <w:t>USER</w:t>
-            </w:r>
-            <w:r>
-              <w:rPr>
-                <w:b/>
-                <w:bCs/>
-              </w:rPr>
-              <w:br/>
-              <w:t>OWNER/</w:t>
-            </w:r>
-            <w:r>
-              <w:rPr>
-                <w:b/>
-                <w:bCs/>
-              </w:rPr>
-              <w:br/>
-              <w:t>DEPARTMENT/</w:t>
-            </w:r>
-            <w:r>
-              <w:rPr>
-                <w:b/>
-                <w:bCs/>
-              </w:rPr>
-              <w:br/>
-              <w:t>DIVISION</w:t>
-            </w:r>
-            <w:r>
-              <w:rPr>
-                <w:b/>
-                <w:bCs/>
-              </w:rPr>
-              <w:t>/</w:t>
-            </w:r>
-            <w:r>
-              <w:rPr>
-                <w:b/>
-                <w:bCs/>
-              </w:rPr>
-              <w:br/>
-              <w:t>ORGANIZATION</w:t>
-            </w:r>
-          </w:p>
-        </w:tc>
-        <w:tc>
-          <w:tcPr>
-            <w:tcW w:w="3851" w:type="pct"/>
-          </w:tcPr>
-          <w:p>
-            <w:r>
-              <w:t>No Access.</w:t>
+            <w:tcW w:type="dxa" w:w="3120"/>
+          </w:tcPr>
+          <w:p>
+            <w:r>
+              <w:t>Can the user see student names in attendance?</w:t>
+            </w:r>
+          </w:p>
+        </w:tc>
+        <w:tc>
+          <w:tcPr>
+            <w:tcW w:type="dxa" w:w="3120"/>
+          </w:tcPr>
+          <w:p>
+            <w:r>
+              <w:t>Yes — by READ_ALL scope tier</w:t>
+            </w:r>
+          </w:p>
+        </w:tc>
+        <w:tc>
+          <w:tcPr>
+            <w:tcW w:type="dxa" w:w="3120"/>
+          </w:tcPr>
+          <w:p>
+            <w:r>
+              <w:t>—</w:t>
             </w:r>
           </w:p>
         </w:tc>
@@ -3036,147 +400,31 @@
       <w:tr>
         <w:tc>
           <w:tcPr>
-            <w:tcW w:w="488" w:type="pct"/>
-            <w:vAlign w:val="center"/>
-          </w:tcPr>
-          <w:p>
-            <w:pPr>
-              <w:spacing w:after="0" w:line="269" w:lineRule="auto"/>
-              <w:rPr>
-                <w:b/>
-                <w:sz w:val="20"/>
-              </w:rPr>
-            </w:pPr>
-            <w:r>
-              <w:rPr>
-                <w:b/>
-                <w:sz w:val="20"/>
-              </w:rPr>
-              <w:t>CONFIGURE</w:t>
-            </w:r>
-          </w:p>
-        </w:tc>
-        <w:tc>
-          <w:tcPr>
-            <w:tcW w:w="662" w:type="pct"/>
-            <w:vAlign w:val="center"/>
-          </w:tcPr>
-          <w:p>
-            <w:pPr>
-              <w:rPr>
-                <w:b/>
-                <w:bCs/>
-              </w:rPr>
-            </w:pPr>
-            <w:r>
-              <w:rPr>
-                <w:b/>
-                <w:bCs/>
-              </w:rPr>
-              <w:t>ADMIN</w:t>
-            </w:r>
-          </w:p>
-        </w:tc>
-        <w:tc>
-          <w:tcPr>
-            <w:tcW w:w="3851" w:type="pct"/>
-          </w:tcPr>
-          <w:p>
-            <w:r>
-              <w:t xml:space="preserve">This access is required along with proper SCHOOL_SETTINGS access </w:t>
-            </w:r>
-            <w:r>
-              <w:t>to</w:t>
-            </w:r>
-            <w:r>
-              <w:t xml:space="preserve"> </w:t>
-            </w:r>
-            <w:r>
-              <w:t>access to</w:t>
-            </w:r>
-            <w:r>
-              <w:t xml:space="preserve"> the options and section</w:t>
-            </w:r>
-            <w:r>
-              <w:t xml:space="preserve"> related to attendance settings</w:t>
-            </w:r>
-            <w:r>
-              <w:t xml:space="preserve"> under SCHOOL_SETTINGS.</w:t>
-            </w:r>
-          </w:p>
-        </w:tc>
-      </w:tr>
-    </w:tbl>
-    <w:p/>
-    <w:tbl>
-      <w:tblPr>
-        <w:tblStyle w:val="TableGrid"/>
-        <w:tblW w:w="5000" w:type="pct"/>
-        <w:tblLook w:val="04A0" w:firstRow="1" w:lastRow="0" w:firstColumn="1" w:lastColumn="0" w:noHBand="0" w:noVBand="1"/>
-      </w:tblPr>
-      <w:tblGrid>
-        <w:gridCol w:w="1383"/>
-        <w:gridCol w:w="1986"/>
-        <w:gridCol w:w="10714"/>
-      </w:tblGrid>
-      <w:tr>
-        <w:trPr>
-          <w:trHeight w:val="624"/>
-        </w:trPr>
-        <w:tc>
-          <w:tcPr>
-            <w:tcW w:w="491" w:type="pct"/>
-            <w:shd w:val="clear" w:color="auto" w:fill="DBE5F1" w:themeFill="accent1" w:themeFillTint="33"/>
-            <w:vAlign w:val="center"/>
-          </w:tcPr>
-          <w:p>
-            <w:pPr>
-              <w:spacing w:after="0"/>
-            </w:pPr>
-            <w:r>
-              <w:rPr>
-                <w:b/>
-                <w:szCs w:val="24"/>
-              </w:rPr>
-              <w:t>Operation</w:t>
-            </w:r>
-          </w:p>
-        </w:tc>
-        <w:tc>
-          <w:tcPr>
-            <w:tcW w:w="705" w:type="pct"/>
-            <w:shd w:val="clear" w:color="auto" w:fill="DBE5F1" w:themeFill="accent1" w:themeFillTint="33"/>
-            <w:vAlign w:val="center"/>
-          </w:tcPr>
-          <w:p>
-            <w:pPr>
-              <w:spacing w:after="0"/>
-            </w:pPr>
-            <w:r>
-              <w:rPr>
-                <w:b/>
-                <w:szCs w:val="24"/>
-              </w:rPr>
-              <w:t>Scope</w:t>
-            </w:r>
-          </w:p>
-        </w:tc>
-        <w:tc>
-          <w:tcPr>
-            <w:tcW w:w="3804" w:type="pct"/>
-            <w:shd w:val="clear" w:color="auto" w:fill="DBE5F1" w:themeFill="accent1" w:themeFillTint="33"/>
-            <w:vAlign w:val="center"/>
-          </w:tcPr>
-          <w:p>
-            <w:pPr>
-              <w:spacing w:after="0"/>
-            </w:pPr>
-            <w:r>
-              <w:rPr>
-                <w:b/>
-                <w:szCs w:val="24"/>
-              </w:rPr>
-              <w:t>What user can do and see</w:t>
+            <w:tcW w:type="dxa" w:w="3120"/>
+          </w:tcPr>
+          <w:p>
+            <w:r>
+              <w:t>Can the user see and update attendance status and roster notes?</w:t>
+            </w:r>
+          </w:p>
+        </w:tc>
+        <w:tc>
+          <w:tcPr>
+            <w:tcW w:type="dxa" w:w="3120"/>
+          </w:tcPr>
+          <w:p>
+            <w:r>
+              <w:t>Yes — by READ_ALL / UPDATE tier</w:t>
+            </w:r>
+          </w:p>
+        </w:tc>
+        <w:tc>
+          <w:tcPr>
+            <w:tcW w:type="dxa" w:w="3120"/>
+          </w:tcPr>
+          <w:p>
+            <w:r>
+              <w:t>—</w:t>
             </w:r>
           </w:p>
         </w:tc>
@@ -3184,718 +432,31 @@
       <w:tr>
         <w:tc>
           <w:tcPr>
-            <w:tcW w:w="491" w:type="pct"/>
-            <w:vAlign w:val="center"/>
-          </w:tcPr>
-          <w:p>
-            <w:pPr>
-              <w:spacing w:after="0" w:line="269" w:lineRule="auto"/>
-              <w:rPr>
-                <w:b/>
-                <w:sz w:val="20"/>
-              </w:rPr>
-            </w:pPr>
-            <w:r>
-              <w:rPr>
-                <w:b/>
-                <w:sz w:val="20"/>
-              </w:rPr>
-              <w:t>EXPORT</w:t>
-            </w:r>
-          </w:p>
-        </w:tc>
-        <w:tc>
-          <w:tcPr>
-            <w:tcW w:w="705" w:type="pct"/>
-            <w:vAlign w:val="center"/>
-          </w:tcPr>
-          <w:p>
-            <w:pPr>
-              <w:rPr>
-                <w:b/>
-                <w:bCs/>
-              </w:rPr>
-            </w:pPr>
-            <w:r>
-              <w:rPr>
-                <w:b/>
-                <w:bCs/>
-              </w:rPr>
-              <w:t>USER</w:t>
-            </w:r>
-            <w:r>
-              <w:rPr>
-                <w:b/>
-                <w:bCs/>
-              </w:rPr>
-              <w:t>/</w:t>
-            </w:r>
-            <w:r>
-              <w:rPr>
-                <w:b/>
-                <w:bCs/>
-              </w:rPr>
-              <w:br/>
-              <w:t>OWNER</w:t>
-            </w:r>
-          </w:p>
-        </w:tc>
-        <w:tc>
-          <w:tcPr>
-            <w:tcW w:w="3804" w:type="pct"/>
-          </w:tcPr>
-          <w:p>
-            <w:r>
-              <w:t>No Access.</w:t>
-            </w:r>
-          </w:p>
-        </w:tc>
-      </w:tr>
-      <w:tr>
-        <w:tc>
-          <w:tcPr>
-            <w:tcW w:w="491" w:type="pct"/>
-            <w:vAlign w:val="center"/>
-          </w:tcPr>
-          <w:p>
-            <w:pPr>
-              <w:spacing w:after="0" w:line="269" w:lineRule="auto"/>
-              <w:rPr>
-                <w:b/>
-                <w:sz w:val="20"/>
-              </w:rPr>
-            </w:pPr>
-            <w:r>
-              <w:rPr>
-                <w:b/>
-                <w:sz w:val="20"/>
-              </w:rPr>
-              <w:t>EXPORT</w:t>
-            </w:r>
-          </w:p>
-        </w:tc>
-        <w:tc>
-          <w:tcPr>
-            <w:tcW w:w="705" w:type="pct"/>
-            <w:vAlign w:val="center"/>
-          </w:tcPr>
-          <w:p>
-            <w:r>
-              <w:t>DEPARTMENT / DIVISION / ORGANIZATION</w:t>
-            </w:r>
-          </w:p>
-        </w:tc>
-        <w:tc>
-          <w:tcPr>
-            <w:tcW w:w="3804" w:type="pct"/>
-          </w:tcPr>
-          <w:p>
-            <w:r>
-              <w:t>On the "Attendance Matrix" page:</w:t>
-            </w:r>
-            <w:r>
-              <w:br/>
-              <w:t>To export the Excel file from the visible attendance page.</w:t>
-            </w:r>
-          </w:p>
-        </w:tc>
-      </w:tr>
-      <w:tr>
-        <w:tc>
-          <w:tcPr>
-            <w:tcW w:w="1383" w:type="dxa"/>
-          </w:tcPr>
-          <w:p>
-            <w:r>
-              <w:t>EXPORT</w:t>
-            </w:r>
-          </w:p>
-        </w:tc>
-        <w:tc>
-          <w:tcPr>
-            <w:tcW w:w="1986" w:type="dxa"/>
-          </w:tcPr>
-          <w:p>
-            <w:r>
-              <w:t>ADMIN</w:t>
-            </w:r>
-          </w:p>
-        </w:tc>
-        <w:tc>
-          <w:tcPr>
-            <w:tcW w:w="10714" w:type="dxa"/>
-          </w:tcPr>
-          <w:p>
-            <w:r>
-              <w:t>No additional EXPORT extras beyond ORGANIZATION.</w:t>
-            </w:r>
-          </w:p>
-        </w:tc>
-      </w:tr>
-    </w:tbl>
-    <w:p/>
-    <w:tbl>
-      <w:tblPr>
-        <w:tblStyle w:val="TableGrid"/>
-        <w:tblW w:w="5000" w:type="pct"/>
-        <w:tblLook w:val="04A0" w:firstRow="1" w:lastRow="0" w:firstColumn="1" w:lastColumn="0" w:noHBand="0" w:noVBand="1"/>
-      </w:tblPr>
-      <w:tblGrid>
-        <w:gridCol w:w="1383"/>
-        <w:gridCol w:w="1986"/>
-        <w:gridCol w:w="10714"/>
-      </w:tblGrid>
-      <w:tr>
-        <w:trPr>
-          <w:trHeight w:val="624"/>
-        </w:trPr>
-        <w:tc>
-          <w:tcPr>
-            <w:tcW w:w="491" w:type="pct"/>
-            <w:shd w:val="clear" w:color="auto" w:fill="DBE5F1" w:themeFill="accent1" w:themeFillTint="33"/>
-            <w:vAlign w:val="center"/>
-          </w:tcPr>
-          <w:p>
-            <w:pPr>
-              <w:spacing w:after="0"/>
-            </w:pPr>
-            <w:r>
-              <w:rPr>
-                <w:b/>
-                <w:szCs w:val="24"/>
-              </w:rPr>
-              <w:t>Operation</w:t>
-            </w:r>
-          </w:p>
-        </w:tc>
-        <w:tc>
-          <w:tcPr>
-            <w:tcW w:w="705" w:type="pct"/>
-            <w:shd w:val="clear" w:color="auto" w:fill="DBE5F1" w:themeFill="accent1" w:themeFillTint="33"/>
-            <w:vAlign w:val="center"/>
-          </w:tcPr>
-          <w:p>
-            <w:pPr>
-              <w:spacing w:after="0"/>
-            </w:pPr>
-            <w:r>
-              <w:rPr>
-                <w:b/>
-                <w:szCs w:val="24"/>
-              </w:rPr>
-              <w:t>Scope</w:t>
-            </w:r>
-          </w:p>
-        </w:tc>
-        <w:tc>
-          <w:tcPr>
-            <w:tcW w:w="3803" w:type="pct"/>
-            <w:shd w:val="clear" w:color="auto" w:fill="DBE5F1" w:themeFill="accent1" w:themeFillTint="33"/>
-            <w:vAlign w:val="center"/>
-          </w:tcPr>
-          <w:p>
-            <w:pPr>
-              <w:spacing w:after="0"/>
-            </w:pPr>
-            <w:r>
-              <w:rPr>
-                <w:b/>
-                <w:szCs w:val="24"/>
-              </w:rPr>
-              <w:t>What user can do and see</w:t>
-            </w:r>
-          </w:p>
-        </w:tc>
-      </w:tr>
-      <w:tr>
-        <w:tc>
-          <w:tcPr>
-            <w:tcW w:w="491" w:type="pct"/>
-            <w:vAlign w:val="center"/>
-          </w:tcPr>
-          <w:p>
-            <w:pPr>
-              <w:spacing w:after="0" w:line="269" w:lineRule="auto"/>
-              <w:rPr>
-                <w:b/>
-                <w:sz w:val="20"/>
-              </w:rPr>
-            </w:pPr>
-            <w:r>
-              <w:rPr>
-                <w:b/>
-                <w:sz w:val="20"/>
-              </w:rPr>
-              <w:t>PRINT</w:t>
-            </w:r>
-          </w:p>
-        </w:tc>
-        <w:tc>
-          <w:tcPr>
-            <w:tcW w:w="705" w:type="pct"/>
-            <w:vAlign w:val="center"/>
-          </w:tcPr>
-          <w:p>
-            <w:pPr>
-              <w:rPr>
-                <w:b/>
-                <w:bCs/>
-              </w:rPr>
-            </w:pPr>
-            <w:r>
-              <w:rPr>
-                <w:b/>
-                <w:bCs/>
-              </w:rPr>
-              <w:t>USER</w:t>
-            </w:r>
-            <w:r>
-              <w:rPr>
-                <w:b/>
-                <w:bCs/>
-              </w:rPr>
-              <w:t>/</w:t>
-            </w:r>
-            <w:r>
-              <w:rPr>
-                <w:b/>
-                <w:bCs/>
-              </w:rPr>
-              <w:br/>
-            </w:r>
-            <w:r>
-              <w:rPr>
-                <w:b/>
-                <w:bCs/>
-              </w:rPr>
-              <w:lastRenderedPageBreak/>
-              <w:t>OWNER</w:t>
-            </w:r>
-          </w:p>
-        </w:tc>
-        <w:tc>
-          <w:tcPr>
-            <w:tcW w:w="3803" w:type="pct"/>
-          </w:tcPr>
-          <w:p>
-            <w:r>
-              <w:lastRenderedPageBreak/>
-              <w:t>No Access.</w:t>
-            </w:r>
-          </w:p>
-        </w:tc>
-      </w:tr>
-      <w:tr>
-        <w:tc>
-          <w:tcPr>
-            <w:tcW w:w="491" w:type="pct"/>
-            <w:vAlign w:val="center"/>
-          </w:tcPr>
-          <w:p>
-            <w:pPr>
-              <w:spacing w:after="0" w:line="269" w:lineRule="auto"/>
-              <w:rPr>
-                <w:b/>
-                <w:sz w:val="20"/>
-              </w:rPr>
-            </w:pPr>
-            <w:r>
-              <w:rPr>
-                <w:b/>
-                <w:sz w:val="20"/>
-              </w:rPr>
-              <w:t>PRINT</w:t>
-            </w:r>
-          </w:p>
-        </w:tc>
-        <w:tc>
-          <w:tcPr>
-            <w:tcW w:w="705" w:type="pct"/>
-            <w:vAlign w:val="center"/>
-          </w:tcPr>
-          <w:p>
-            <w:r>
-              <w:t>DEPARTMENT / DIVISION / ORGANIZATION</w:t>
-            </w:r>
-          </w:p>
-        </w:tc>
-        <w:tc>
-          <w:tcPr>
-            <w:tcW w:w="3803" w:type="pct"/>
-          </w:tcPr>
-          <w:p>
-            <w:r>
-              <w:t>On the "Attendance Matrix" page:</w:t>
-            </w:r>
-            <w:r>
-              <w:br/>
-              <w:t>To print the visible attendance page.</w:t>
-            </w:r>
-          </w:p>
-        </w:tc>
-      </w:tr>
-      <w:tr>
-        <w:tc>
-          <w:tcPr>
-            <w:tcW w:w="491" w:type="pct"/>
-          </w:tcPr>
-          <w:p>
-            <w:r>
-              <w:t>PRINT</w:t>
-            </w:r>
-          </w:p>
-        </w:tc>
-        <w:tc>
-          <w:tcPr>
-            <w:tcW w:w="705" w:type="pct"/>
-          </w:tcPr>
-          <w:p>
-            <w:r>
-              <w:t>ADMIN</w:t>
-            </w:r>
-          </w:p>
-        </w:tc>
-        <w:tc>
-          <w:tcPr>
-            <w:tcW w:w="3803" w:type="pct"/>
-          </w:tcPr>
-          <w:p>
-            <w:r>
-              <w:t>No additional PRINT extras beyond ORGANIZATION.</w:t>
-            </w:r>
-          </w:p>
-        </w:tc>
-      </w:tr>
-    </w:tbl>
-    <w:p/>
-    <w:tbl>
-      <w:tblPr>
-        <w:tblStyle w:val="TableGrid"/>
-        <w:tblW w:w="4913" w:type="pct"/>
-        <w:tblLook w:val="04A0" w:firstRow="1" w:lastRow="0" w:firstColumn="1" w:lastColumn="0" w:noHBand="0" w:noVBand="1"/>
-      </w:tblPr>
-      <w:tblGrid>
-        <w:gridCol w:w="1384"/>
-        <w:gridCol w:w="1985"/>
-        <w:gridCol w:w="10469"/>
-      </w:tblGrid>
-      <w:tr>
-        <w:trPr>
-          <w:trHeight w:val="578"/>
-        </w:trPr>
-        <w:tc>
-          <w:tcPr>
-            <w:tcW w:w="1384" w:type="dxa"/>
-            <w:shd w:val="clear" w:color="auto" w:fill="DBE5F1" w:themeFill="accent1" w:themeFillTint="33"/>
-            <w:vAlign w:val="center"/>
-          </w:tcPr>
-          <w:p>
-            <w:pPr>
-              <w:spacing w:after="0"/>
-            </w:pPr>
-            <w:r>
-              <w:rPr>
-                <w:b/>
-              </w:rPr>
-              <w:t>Operation</w:t>
-            </w:r>
-          </w:p>
-        </w:tc>
-        <w:tc>
-          <w:tcPr>
-            <w:tcW w:w="1985" w:type="dxa"/>
-            <w:shd w:val="clear" w:color="auto" w:fill="DBE5F1" w:themeFill="accent1" w:themeFillTint="33"/>
-            <w:vAlign w:val="center"/>
-          </w:tcPr>
-          <w:p>
-            <w:pPr>
-              <w:spacing w:after="0"/>
-            </w:pPr>
-            <w:r>
-              <w:rPr>
-                <w:b/>
-              </w:rPr>
-              <w:t>Scope</w:t>
-            </w:r>
-          </w:p>
-        </w:tc>
-        <w:tc>
-          <w:tcPr>
-            <w:tcW w:w="10469" w:type="dxa"/>
-            <w:shd w:val="clear" w:color="auto" w:fill="DBE5F1" w:themeFill="accent1" w:themeFillTint="33"/>
-            <w:vAlign w:val="center"/>
-          </w:tcPr>
-          <w:p>
-            <w:pPr>
-              <w:spacing w:after="0"/>
-            </w:pPr>
-            <w:r>
-              <w:rPr>
-                <w:b/>
-              </w:rPr>
-              <w:t>What user can do and see</w:t>
-            </w:r>
-          </w:p>
-        </w:tc>
-      </w:tr>
-      <w:tr>
-        <w:tc>
-          <w:tcPr>
-            <w:tcW w:w="1384" w:type="dxa"/>
-          </w:tcPr>
-          <w:p>
-            <w:r>
-              <w:t>UPLOAD</w:t>
-            </w:r>
-          </w:p>
-        </w:tc>
-        <w:tc>
-          <w:tcPr>
-            <w:tcW w:w="1985" w:type="dxa"/>
-          </w:tcPr>
-          <w:p>
-            <w:r>
-              <w:t>USER / OWNER</w:t>
-            </w:r>
-          </w:p>
-        </w:tc>
-        <w:tc>
-          <w:tcPr>
-            <w:tcW w:w="10469" w:type="dxa"/>
-          </w:tcPr>
-          <w:p>
-            <w:r>
-              <w:t>No Access.</w:t>
-            </w:r>
-          </w:p>
-        </w:tc>
-      </w:tr>
-      <w:tr>
-        <w:tc>
-          <w:tcPr>
-            <w:tcW w:w="1384" w:type="dxa"/>
-          </w:tcPr>
-          <w:p>
-            <w:r>
-              <w:t>UPLOAD</w:t>
-            </w:r>
-          </w:p>
-        </w:tc>
-        <w:tc>
-          <w:tcPr>
-            <w:tcW w:w="1985" w:type="dxa"/>
-          </w:tcPr>
-          <w:p>
-            <w:r>
-              <w:t>DEPARTMENT / DIVISION / ORGANIZATION</w:t>
-            </w:r>
-          </w:p>
-        </w:tc>
-        <w:tc>
-          <w:tcPr>
-            <w:tcW w:w="10469" w:type="dxa"/>
-          </w:tcPr>
-          <w:p>
-            <w:r>
-              <w:t>On the "Attendance Matrix" page: + Can upload files attached to attendance details.</w:t>
-            </w:r>
-            <w:r>
-              <w:br/>
-              <w:t>On Manage Session (attendance panel): + Can upload files attached to roster attendance details.</w:t>
-            </w:r>
-          </w:p>
-        </w:tc>
-      </w:tr>
-      <w:tr>
-        <w:tc>
-          <w:tcPr>
-            <w:tcW w:w="1384" w:type="dxa"/>
-          </w:tcPr>
-          <w:p>
-            <w:r>
-              <w:t>UPLOAD</w:t>
-            </w:r>
-          </w:p>
-        </w:tc>
-        <w:tc>
-          <w:tcPr>
-            <w:tcW w:w="1985" w:type="dxa"/>
-          </w:tcPr>
-          <w:p>
-            <w:r>
-              <w:t>ADMIN</w:t>
-            </w:r>
-          </w:p>
-        </w:tc>
-        <w:tc>
-          <w:tcPr>
-            <w:tcW w:w="10469" w:type="dxa"/>
-          </w:tcPr>
-          <w:p>
-            <w:r>
-              <w:t>No additional UPLOAD extras beyond ORGANIZATION.</w:t>
-            </w:r>
-          </w:p>
-        </w:tc>
-      </w:tr>
-    </w:tbl>
-    <w:p/>
-    <w:tbl>
-      <w:tblPr>
-        <w:tblStyle w:val="TableGrid"/>
-        <w:tblW w:w="5000" w:type="pct"/>
-        <w:tblLook w:val="04A0" w:firstRow="1" w:lastRow="0" w:firstColumn="1" w:lastColumn="0" w:noHBand="0" w:noVBand="1"/>
-      </w:tblPr>
-      <w:tblGrid>
-        <w:gridCol w:w="3794"/>
-        <w:gridCol w:w="10289"/>
-      </w:tblGrid>
-      <w:tr>
-        <w:trPr>
-          <w:trHeight w:val="624"/>
-        </w:trPr>
-        <w:tc>
-          <w:tcPr>
-            <w:tcW w:w="1347" w:type="pct"/>
-            <w:shd w:val="clear" w:color="auto" w:fill="DBE5F1" w:themeFill="accent1" w:themeFillTint="33"/>
-            <w:vAlign w:val="center"/>
-          </w:tcPr>
-          <w:p>
-            <w:pPr>
-              <w:spacing w:after="0"/>
-            </w:pPr>
-            <w:r>
-              <w:rPr>
-                <w:b/>
-                <w:szCs w:val="24"/>
-              </w:rPr>
-              <w:t>Operation</w:t>
-            </w:r>
-          </w:p>
-        </w:tc>
-        <w:tc>
-          <w:tcPr>
-            <w:tcW w:w="3653" w:type="pct"/>
-            <w:shd w:val="clear" w:color="auto" w:fill="DBE5F1" w:themeFill="accent1" w:themeFillTint="33"/>
-            <w:vAlign w:val="center"/>
-          </w:tcPr>
-          <w:p>
-            <w:pPr>
-              <w:spacing w:after="0"/>
-            </w:pPr>
-            <w:r>
-              <w:rPr>
-                <w:b/>
-                <w:szCs w:val="24"/>
-              </w:rPr>
-              <w:t>What user can do and see</w:t>
-            </w:r>
-          </w:p>
-        </w:tc>
-      </w:tr>
-      <w:tr>
-        <w:tc>
-          <w:tcPr>
-            <w:tcW w:w="1347" w:type="pct"/>
-            <w:vAlign w:val="center"/>
-          </w:tcPr>
-          <w:p>
-            <w:pPr>
-              <w:spacing w:after="0" w:line="269" w:lineRule="auto"/>
-              <w:rPr>
-                <w:b/>
-                <w:sz w:val="20"/>
-              </w:rPr>
-            </w:pPr>
-            <w:r>
-              <w:rPr>
-                <w:b/>
-                <w:sz w:val="20"/>
-              </w:rPr>
-              <w:t>Open matrix link from Manage Session</w:t>
-            </w:r>
-          </w:p>
-        </w:tc>
-        <w:tc>
-          <w:tcPr>
-            <w:tcW w:w="3653" w:type="pct"/>
-          </w:tcPr>
-          <w:p>
-            <w:r>
-              <w:t>On Manage Session, the Attendance matrix link is shown only when the user has SCHOOL_ATTENDANCES READ (or attendance section admin). The in-page Attendance roster is shown when the user has READ_ALL; it is editable only with UPDATE. If attendance section access is missing, show an informational alert with guidance to contact an application administrator to update the user’s Access Profile for SCHOOL_ATTENDANCES.</w:t>
-            </w:r>
-          </w:p>
-        </w:tc>
-      </w:tr>
-      <w:tr>
-        <w:tc>
-          <w:tcPr>
-            <w:tcW w:w="1347" w:type="pct"/>
-            <w:vAlign w:val="center"/>
-          </w:tcPr>
-          <w:p>
-            <w:pPr>
-              <w:spacing w:after="0" w:line="269" w:lineRule="auto"/>
-              <w:rPr>
-                <w:b/>
-                <w:sz w:val="20"/>
-              </w:rPr>
-            </w:pPr>
-            <w:r>
-              <w:rPr>
-                <w:b/>
-                <w:sz w:val="20"/>
-              </w:rPr>
-              <w:t>Rollups API</w:t>
-            </w:r>
-          </w:p>
-        </w:tc>
-        <w:tc>
-          <w:tcPr>
-            <w:tcW w:w="3653" w:type="pct"/>
-          </w:tcPr>
-          <w:p>
-            <w:r>
-              <w:t>POST /</w:t>
-            </w:r>
-            <w:proofErr w:type="spellStart"/>
-            <w:r>
-              <w:t>api</w:t>
-            </w:r>
-            <w:proofErr w:type="spellEnd"/>
-            <w:r>
-              <w:t>/rollups: Requires SCHOOL_ATTENDANCES READ to call the API. Rollup columns/values are displayed only when the user also has READ_ALL with DEPARTMENT/DIVISION, ORGANIZATION, or ADMIN scope. USER and OWNER: No Access to rollups.</w:t>
-            </w:r>
-          </w:p>
-        </w:tc>
-      </w:tr>
-      <w:tr>
-        <w:tc>
-          <w:tcPr>
-            <w:tcW w:w="1347" w:type="pct"/>
-          </w:tcPr>
-          <w:p>
-            <w:r>
-              <w:lastRenderedPageBreak/>
-              <w:t>Runtime note</w:t>
-            </w:r>
-          </w:p>
-        </w:tc>
-        <w:tc>
-          <w:tcPr>
-            <w:tcW w:w="3653" w:type="pct"/>
-          </w:tcPr>
-          <w:p>
-            <w:r>
-              <w:t xml:space="preserve">Current runtime: matrix link still checks UPDATE via </w:t>
-            </w:r>
-            <w:proofErr w:type="spellStart"/>
-            <w:r>
-              <w:t>userCanOpenAttendanceMatrix</w:t>
-            </w:r>
-            <w:proofErr w:type="spellEnd"/>
-            <w:r>
-              <w:t xml:space="preserve"> until READ promotion is implemented.</w:t>
+            <w:tcW w:type="dxa" w:w="3120"/>
+          </w:tcPr>
+          <w:p>
+            <w:r>
+              <w:t>Can the user save a mark or excuse flag?</w:t>
+            </w:r>
+          </w:p>
+        </w:tc>
+        <w:tc>
+          <w:tcPr>
+            <w:tcW w:type="dxa" w:w="3120"/>
+          </w:tcPr>
+          <w:p>
+            <w:r>
+              <w:t>Yes — by UPDATE tier</w:t>
+            </w:r>
+          </w:p>
+        </w:tc>
+        <w:tc>
+          <w:tcPr>
+            <w:tcW w:type="dxa" w:w="3120"/>
+          </w:tcPr>
+          <w:p>
+            <w:r>
+              <w:t>—</w:t>
             </w:r>
           </w:p>
         </w:tc>
@@ -3905,143 +466,207 @@
     <w:p>
       <w:pPr>
         <w:pStyle w:val="Heading3"/>
-        <w:rPr>
-          <w:color w:val="auto"/>
-        </w:rPr>
       </w:pPr>
       <w:r>
-        <w:rPr>
-          <w:color w:val="auto"/>
-        </w:rPr>
-        <w:t>Admin</w:t>
+        <w:t>How to read operation and scope rows</w:t>
+      </w:r>
+    </w:p>
+    <w:p>
+      <w:pPr/>
+      <w:r>
+        <w:t>Each row answers: *Given an attendance context the user can already open, what attendance information and actions are permitted?*</w:t>
+      </w:r>
+    </w:p>
+    <w:p>
+      <w:pPr/>
+      <w:r>
+        <w:t xml:space="preserve">It does </w:t>
       </w:r>
       <w:r>
         <w:rPr>
-          <w:color w:val="auto"/>
+          <w:b/>
         </w:rPr>
-        <w:t xml:space="preserve"> and Other Scopes</w:t>
+        <w:t>not</w:t>
+      </w:r>
+      <w:r>
+        <w:t xml:space="preserve"> answer: *Which classes or sessions appear in the picker or matrix?*</w:t>
+      </w:r>
+    </w:p>
+    <w:p>
+      <w:pPr/>
+      <w:r>
+        <w:rPr>
+          <w:b/>
+        </w:rPr>
+        <w:t>Wording note:</w:t>
+      </w:r>
+      <w:r>
+        <w:t xml:space="preserve"> Phrases such as *On the Attendance Matrix page* and *On Manage Session (attendance panel)* describe </w:t>
       </w:r>
       <w:r>
         <w:rPr>
-          <w:color w:val="auto"/>
+          <w:b/>
         </w:rPr>
-        <w:t xml:space="preserve"> overrides</w:t>
+        <w:t>where</w:t>
+      </w:r>
+      <w:r>
+        <w:t xml:space="preserve"> a capability applies, not how class/session scope is calculated.</w:t>
       </w:r>
     </w:p>
     <w:p>
+      <w:pPr/>
       <w:r>
-        <w:t xml:space="preserve">Attendance section admin overrides apply to bypass admins (Family A — see admin-access-types-reference). They do not replace READ / READ_ALL / UPDATE rows; they bypass selected business locks. Implementation: </w:t>
+        <w:rPr>
+          <w:b/>
+        </w:rPr>
+        <w:t>Incremental scopes:</w:t>
       </w:r>
-      <w:proofErr w:type="spellStart"/>
       <w:r>
-        <w:t>schoolAdminAccessService.isAttendancesAdminViewerAsync</w:t>
+        <w:t xml:space="preserve"> `+` = additional visibility or actions at that scope level. Effective access is cumulative unless stated otherwise. Operation tables apply to non-bypass users only.</w:t>
       </w:r>
-      <w:proofErr w:type="spellEnd"/>
+    </w:p>
+    <w:p/>
+    <w:p>
+      <w:pPr>
+        <w:pStyle w:val="Heading2"/>
+      </w:pPr>
       <w:r>
-        <w:t xml:space="preserve">, </w:t>
-      </w:r>
-      <w:proofErr w:type="spellStart"/>
-      <w:r>
-        <w:t>userCanOpenAttendanceMatrix</w:t>
-      </w:r>
-      <w:proofErr w:type="spellEnd"/>
-      <w:r>
-        <w:t xml:space="preserve">, </w:t>
-      </w:r>
-      <w:proofErr w:type="spellStart"/>
-      <w:r>
-        <w:t>userCanMarkAttendanceExcused</w:t>
-      </w:r>
-      <w:proofErr w:type="spellEnd"/>
-      <w:r>
-        <w:t xml:space="preserve"> (excuses follow ORGANIZATION UPDATE scope, not A6 override).</w:t>
+        <w:t>SCHOOL_ATTENDANCES section pages</w:t>
       </w:r>
     </w:p>
     <w:tbl>
       <w:tblPr>
         <w:tblStyle w:val="TableGrid"/>
-        <w:tblW w:w="0" w:type="auto"/>
-        <w:tblLook w:val="04A0" w:firstRow="1" w:lastRow="0" w:firstColumn="1" w:lastColumn="0" w:noHBand="0" w:noVBand="1"/>
+        <w:tblW w:type="auto" w:w="0"/>
+        <w:tblLook w:firstColumn="1" w:firstRow="1" w:lastColumn="0" w:lastRow="0" w:noHBand="0" w:noVBand="1" w:val="04A0"/>
       </w:tblPr>
       <w:tblGrid>
-        <w:gridCol w:w="959"/>
-        <w:gridCol w:w="5975"/>
-        <w:gridCol w:w="3467"/>
-        <w:gridCol w:w="3467"/>
+        <w:gridCol w:w="4680"/>
+        <w:gridCol w:w="4680"/>
       </w:tblGrid>
       <w:tr>
-        <w:trPr>
-          <w:trHeight w:val="567"/>
-        </w:trPr>
-        <w:tc>
-          <w:tcPr>
-            <w:tcW w:w="959" w:type="dxa"/>
-            <w:shd w:val="clear" w:color="auto" w:fill="DBE5F1" w:themeFill="accent1" w:themeFillTint="33"/>
-            <w:vAlign w:val="center"/>
-          </w:tcPr>
-          <w:p>
-            <w:pPr>
-              <w:spacing w:after="0"/>
-            </w:pPr>
+        <w:tc>
+          <w:tcPr>
+            <w:tcW w:type="dxa" w:w="4680"/>
+          </w:tcPr>
+          <w:p>
             <w:r>
               <w:rPr>
                 <w:b/>
               </w:rPr>
-              <w:t>#</w:t>
-            </w:r>
-          </w:p>
-        </w:tc>
-        <w:tc>
-          <w:tcPr>
-            <w:tcW w:w="5975" w:type="dxa"/>
-            <w:shd w:val="clear" w:color="auto" w:fill="DBE5F1" w:themeFill="accent1" w:themeFillTint="33"/>
-            <w:vAlign w:val="center"/>
-          </w:tcPr>
-          <w:p>
-            <w:pPr>
-              <w:spacing w:after="0"/>
-            </w:pPr>
+              <w:t>Page / Where</w:t>
+            </w:r>
+          </w:p>
+        </w:tc>
+        <w:tc>
+          <w:tcPr>
+            <w:tcW w:type="dxa" w:w="4680"/>
+          </w:tcPr>
+          <w:p>
             <w:r>
               <w:rPr>
                 <w:b/>
               </w:rPr>
-              <w:t>Feature / override</w:t>
-            </w:r>
-          </w:p>
-        </w:tc>
-        <w:tc>
-          <w:tcPr>
-            <w:tcW w:w="3467" w:type="dxa"/>
-            <w:shd w:val="clear" w:color="auto" w:fill="DBE5F1" w:themeFill="accent1" w:themeFillTint="33"/>
-            <w:vAlign w:val="center"/>
-          </w:tcPr>
-          <w:p>
-            <w:pPr>
-              <w:spacing w:after="0"/>
-            </w:pPr>
+              <w:t>What user can do and see</w:t>
+            </w:r>
+          </w:p>
+        </w:tc>
+      </w:tr>
+      <w:tr>
+        <w:tc>
+          <w:tcPr>
+            <w:tcW w:type="dxa" w:w="4680"/>
+          </w:tcPr>
+          <w:p>
+            <w:r>
+              <w:t>**Attendance Matrix** (`/school/attendances`)</w:t>
+            </w:r>
+          </w:p>
+        </w:tc>
+        <w:tc>
+          <w:tcPr>
+            <w:tcW w:type="dxa" w:w="4680"/>
+          </w:tcPr>
+          <w:p>
+            <w:r>
+              <w:t>Primary workspace: pick in-scope class, date window, student-by-session cells, mark attendance, timing, notes, comments, files, rollups, Excel export, change-log queries. **Route gate (target):** READ to open page; UPDATE for mutations. **Current runtime:** page and APIs still require UPDATE until promotion.</w:t>
+            </w:r>
+          </w:p>
+        </w:tc>
+      </w:tr>
+      <w:tr>
+        <w:tc>
+          <w:tcPr>
+            <w:tcW w:type="dxa" w:w="4680"/>
+          </w:tcPr>
+          <w:p>
+            <w:r>
+              <w:t>**Manage Session — attendance panel**</w:t>
+            </w:r>
+          </w:p>
+        </w:tc>
+        <w:tc>
+          <w:tcPr>
+            <w:tcW w:type="dxa" w:w="4680"/>
+          </w:tcPr>
+          <w:p>
+            <w:r>
+              <w:t>In-page roster at `/school/classes/:classId/sessions/:sessionId`. Today saves via `SCHOOL_SESSIONS` UPDATE + session-editor scope. External matrix link uses `userCanOpenAttendanceMatrix`.</w:t>
+            </w:r>
+          </w:p>
+        </w:tc>
+      </w:tr>
+    </w:tbl>
+    <w:p/>
+    <w:p/>
+    <w:p>
+      <w:pPr>
+        <w:pStyle w:val="Heading2"/>
+      </w:pPr>
+      <w:r>
+        <w:t>Admin reference (do not duplicate here)</w:t>
+      </w:r>
+    </w:p>
+    <w:p>
+      <w:pPr/>
+      <w:r>
+        <w:t>See [admin-access-types-reference-2026-09-05.md](admin-access-types-reference-2026-09-05.md) for bypass admin types (Family A).</w:t>
+      </w:r>
+    </w:p>
+    <w:tbl>
+      <w:tblPr>
+        <w:tblStyle w:val="TableGrid"/>
+        <w:tblW w:type="auto" w:w="0"/>
+        <w:tblLook w:firstColumn="1" w:firstRow="1" w:lastColumn="0" w:lastRow="0" w:noHBand="0" w:noVBand="1" w:val="04A0"/>
+      </w:tblPr>
+      <w:tblGrid>
+        <w:gridCol w:w="4680"/>
+        <w:gridCol w:w="4680"/>
+      </w:tblGrid>
+      <w:tr>
+        <w:tc>
+          <w:tcPr>
+            <w:tcW w:type="dxa" w:w="4680"/>
+          </w:tcPr>
+          <w:p>
             <w:r>
               <w:rPr>
                 <w:b/>
               </w:rPr>
-              <w:t>Applies to bypass admins?</w:t>
-            </w:r>
-          </w:p>
-        </w:tc>
-        <w:tc>
-          <w:tcPr>
-            <w:tcW w:w="3467" w:type="dxa"/>
-            <w:shd w:val="clear" w:color="auto" w:fill="DBE5F1" w:themeFill="accent1" w:themeFillTint="33"/>
-            <w:vAlign w:val="center"/>
-          </w:tcPr>
-          <w:p>
-            <w:pPr>
-              <w:spacing w:after="0"/>
-            </w:pPr>
+              <w:t>Topic</w:t>
+            </w:r>
+          </w:p>
+        </w:tc>
+        <w:tc>
+          <w:tcPr>
+            <w:tcW w:type="dxa" w:w="4680"/>
+          </w:tcPr>
+          <w:p>
             <w:r>
               <w:rPr>
                 <w:b/>
               </w:rPr>
-              <w:t>In override form?</w:t>
+              <w:t>See</w:t>
             </w:r>
           </w:p>
         </w:tc>
@@ -4049,41 +674,21 @@
       <w:tr>
         <w:tc>
           <w:tcPr>
-            <w:tcW w:w="959" w:type="dxa"/>
-          </w:tcPr>
-          <w:p>
-            <w:r>
-              <w:t>A1</w:t>
-            </w:r>
-          </w:p>
-        </w:tc>
-        <w:tc>
-          <w:tcPr>
-            <w:tcW w:w="5975" w:type="dxa"/>
-          </w:tcPr>
-          <w:p>
-            <w:r>
-              <w:t>Edit attendance on locked session</w:t>
-            </w:r>
-          </w:p>
-        </w:tc>
-        <w:tc>
-          <w:tcPr>
-            <w:tcW w:w="3467" w:type="dxa"/>
-          </w:tcPr>
-          <w:p>
-            <w:r>
-              <w:t>Yes</w:t>
-            </w:r>
-          </w:p>
-        </w:tc>
-        <w:tc>
-          <w:tcPr>
-            <w:tcW w:w="3467" w:type="dxa"/>
-          </w:tcPr>
-          <w:p>
-            <w:r>
-              <w:t>Yes</w:t>
+            <w:tcW w:type="dxa" w:w="4680"/>
+          </w:tcPr>
+          <w:p>
+            <w:r>
+              <w:t>Bypass admin types (Family A)</w:t>
+            </w:r>
+          </w:p>
+        </w:tc>
+        <w:tc>
+          <w:tcPr>
+            <w:tcW w:type="dxa" w:w="4680"/>
+          </w:tcPr>
+          <w:p>
+            <w:r>
+              <w:t>[admin-access-types-reference-2026-09-05.md](admin-access-types-reference-2026-09-05.md) — bypass operation/scope rows unless a separate business rule applies</w:t>
             </w:r>
           </w:p>
         </w:tc>
@@ -4091,41 +696,92 @@
       <w:tr>
         <w:tc>
           <w:tcPr>
-            <w:tcW w:w="959" w:type="dxa"/>
-          </w:tcPr>
-          <w:p>
-            <w:r>
-              <w:t>A2</w:t>
-            </w:r>
-          </w:p>
-        </w:tc>
-        <w:tc>
-          <w:tcPr>
-            <w:tcW w:w="5975" w:type="dxa"/>
-          </w:tcPr>
-          <w:p>
-            <w:r>
-              <w:t>Edit attendance after completed-session deadline</w:t>
-            </w:r>
-          </w:p>
-        </w:tc>
-        <w:tc>
-          <w:tcPr>
-            <w:tcW w:w="3467" w:type="dxa"/>
-          </w:tcPr>
-          <w:p>
-            <w:r>
-              <w:t>Yes</w:t>
-            </w:r>
-          </w:p>
-        </w:tc>
-        <w:tc>
-          <w:tcPr>
-            <w:tcW w:w="3467" w:type="dxa"/>
-          </w:tcPr>
-          <w:p>
-            <w:r>
-              <w:t>Yes</w:t>
+            <w:tcW w:type="dxa" w:w="4680"/>
+          </w:tcPr>
+          <w:p>
+            <w:r>
+              <w:t>ADMIN in scope column (Family B)</w:t>
+            </w:r>
+          </w:p>
+        </w:tc>
+        <w:tc>
+          <w:tcPr>
+            <w:tcW w:type="dxa" w:w="4680"/>
+          </w:tcPr>
+          <w:p>
+            <w:r>
+              <w:t>Access Profile ADMIN scope (`SCP_ADMIN`) only — incremental `"+"` rows below</w:t>
+            </w:r>
+          </w:p>
+        </w:tc>
+      </w:tr>
+    </w:tbl>
+    <w:p/>
+    <w:p/>
+    <w:p>
+      <w:pPr>
+        <w:pStyle w:val="Heading2"/>
+      </w:pPr>
+      <w:r>
+        <w:t>Access profile definitions — SCHOOL_ATTENDANCES</w:t>
+      </w:r>
+    </w:p>
+    <w:p>
+      <w:pPr>
+        <w:pStyle w:val="Heading3"/>
+      </w:pPr>
+      <w:r>
+        <w:t>READ</w:t>
+      </w:r>
+    </w:p>
+    <w:tbl>
+      <w:tblPr>
+        <w:tblStyle w:val="TableGrid"/>
+        <w:tblW w:type="auto" w:w="0"/>
+        <w:tblLook w:firstColumn="1" w:firstRow="1" w:lastColumn="0" w:lastRow="0" w:noHBand="0" w:noVBand="1" w:val="04A0"/>
+      </w:tblPr>
+      <w:tblGrid>
+        <w:gridCol w:w="3120"/>
+        <w:gridCol w:w="3120"/>
+        <w:gridCol w:w="3120"/>
+      </w:tblGrid>
+      <w:tr>
+        <w:tc>
+          <w:tcPr>
+            <w:tcW w:type="dxa" w:w="3120"/>
+          </w:tcPr>
+          <w:p>
+            <w:r>
+              <w:rPr>
+                <w:b/>
+              </w:rPr>
+              <w:t>Operation</w:t>
+            </w:r>
+          </w:p>
+        </w:tc>
+        <w:tc>
+          <w:tcPr>
+            <w:tcW w:type="dxa" w:w="3120"/>
+          </w:tcPr>
+          <w:p>
+            <w:r>
+              <w:rPr>
+                <w:b/>
+              </w:rPr>
+              <w:t>Scope</w:t>
+            </w:r>
+          </w:p>
+        </w:tc>
+        <w:tc>
+          <w:tcPr>
+            <w:tcW w:type="dxa" w:w="3120"/>
+          </w:tcPr>
+          <w:p>
+            <w:r>
+              <w:rPr>
+                <w:b/>
+              </w:rPr>
+              <w:t>What user can do and see</w:t>
             </w:r>
           </w:p>
         </w:tc>
@@ -4133,41 +789,31 @@
       <w:tr>
         <w:tc>
           <w:tcPr>
-            <w:tcW w:w="959" w:type="dxa"/>
-          </w:tcPr>
-          <w:p>
-            <w:r>
-              <w:t>A3</w:t>
-            </w:r>
-          </w:p>
-        </w:tc>
-        <w:tc>
-          <w:tcPr>
-            <w:tcW w:w="5975" w:type="dxa"/>
-          </w:tcPr>
-          <w:p>
-            <w:r>
-              <w:t>View attendance change history (when restricted below ORG READ_ALL)</w:t>
-            </w:r>
-          </w:p>
-        </w:tc>
-        <w:tc>
-          <w:tcPr>
-            <w:tcW w:w="3467" w:type="dxa"/>
-          </w:tcPr>
-          <w:p>
-            <w:r>
-              <w:t>Yes</w:t>
-            </w:r>
-          </w:p>
-        </w:tc>
-        <w:tc>
-          <w:tcPr>
-            <w:tcW w:w="3467" w:type="dxa"/>
-          </w:tcPr>
-          <w:p>
-            <w:r>
-              <w:t>Yes</w:t>
+            <w:tcW w:type="dxa" w:w="3120"/>
+          </w:tcPr>
+          <w:p>
+            <w:r>
+              <w:t>READ</w:t>
+            </w:r>
+          </w:p>
+        </w:tc>
+        <w:tc>
+          <w:tcPr>
+            <w:tcW w:type="dxa" w:w="3120"/>
+          </w:tcPr>
+          <w:p>
+            <w:r>
+              <w:t>USER</w:t>
+            </w:r>
+          </w:p>
+        </w:tc>
+        <w:tc>
+          <w:tcPr>
+            <w:tcW w:type="dxa" w:w="3120"/>
+          </w:tcPr>
+          <w:p>
+            <w:r>
+              <w:t>No Access.</w:t>
             </w:r>
           </w:p>
         </w:tc>
@@ -4175,41 +821,31 @@
       <w:tr>
         <w:tc>
           <w:tcPr>
-            <w:tcW w:w="959" w:type="dxa"/>
-          </w:tcPr>
-          <w:p>
-            <w:r>
-              <w:t>A4</w:t>
-            </w:r>
-          </w:p>
-        </w:tc>
-        <w:tc>
-          <w:tcPr>
-            <w:tcW w:w="5975" w:type="dxa"/>
-          </w:tcPr>
-          <w:p>
-            <w:r>
-              <w:t>Attendance section admin viewer tools on matrix</w:t>
-            </w:r>
-          </w:p>
-        </w:tc>
-        <w:tc>
-          <w:tcPr>
-            <w:tcW w:w="3467" w:type="dxa"/>
-          </w:tcPr>
-          <w:p>
-            <w:r>
-              <w:t>Yes</w:t>
-            </w:r>
-          </w:p>
-        </w:tc>
-        <w:tc>
-          <w:tcPr>
-            <w:tcW w:w="3467" w:type="dxa"/>
-          </w:tcPr>
-          <w:p>
-            <w:r>
-              <w:t>Yes</w:t>
+            <w:tcW w:type="dxa" w:w="3120"/>
+          </w:tcPr>
+          <w:p>
+            <w:r>
+              <w:t>READ</w:t>
+            </w:r>
+          </w:p>
+        </w:tc>
+        <w:tc>
+          <w:tcPr>
+            <w:tcW w:type="dxa" w:w="3120"/>
+          </w:tcPr>
+          <w:p>
+            <w:r>
+              <w:t>OWNER / DEPARTMENT / DIVISION</w:t>
+            </w:r>
+          </w:p>
+        </w:tc>
+        <w:tc>
+          <w:tcPr>
+            <w:tcW w:type="dxa" w:w="3120"/>
+          </w:tcPr>
+          <w:p>
+            <w:r>
+              <w:t>Open Attendance Matrix page only; no field visibility unless READ_ALL granted; no mutations unless UPDATE granted.</w:t>
             </w:r>
           </w:p>
         </w:tc>
@@ -4217,41 +853,31 @@
       <w:tr>
         <w:tc>
           <w:tcPr>
-            <w:tcW w:w="959" w:type="dxa"/>
-          </w:tcPr>
-          <w:p>
-            <w:r>
-              <w:t>A5</w:t>
-            </w:r>
-          </w:p>
-        </w:tc>
-        <w:tc>
-          <w:tcPr>
-            <w:tcW w:w="5975" w:type="dxa"/>
-          </w:tcPr>
-          <w:p>
-            <w:r>
-              <w:t>Open Attendance Matrix without normal READ/UPDATE</w:t>
-            </w:r>
-          </w:p>
-        </w:tc>
-        <w:tc>
-          <w:tcPr>
-            <w:tcW w:w="3467" w:type="dxa"/>
-          </w:tcPr>
-          <w:p>
-            <w:r>
-              <w:t>Yes</w:t>
-            </w:r>
-          </w:p>
-        </w:tc>
-        <w:tc>
-          <w:tcPr>
-            <w:tcW w:w="3467" w:type="dxa"/>
-          </w:tcPr>
-          <w:p>
-            <w:r>
-              <w:t>Yes</w:t>
+            <w:tcW w:type="dxa" w:w="3120"/>
+          </w:tcPr>
+          <w:p>
+            <w:r>
+              <w:t>READ</w:t>
+            </w:r>
+          </w:p>
+        </w:tc>
+        <w:tc>
+          <w:tcPr>
+            <w:tcW w:type="dxa" w:w="3120"/>
+          </w:tcPr>
+          <w:p>
+            <w:r>
+              <w:t>ORGANIZATION</w:t>
+            </w:r>
+          </w:p>
+        </w:tc>
+        <w:tc>
+          <w:tcPr>
+            <w:tcW w:type="dxa" w:w="3120"/>
+          </w:tcPr>
+          <w:p>
+            <w:r>
+              <w:t>Same as above.</w:t>
             </w:r>
           </w:p>
         </w:tc>
@@ -4259,41 +885,105 @@
       <w:tr>
         <w:tc>
           <w:tcPr>
-            <w:tcW w:w="959" w:type="dxa"/>
-          </w:tcPr>
-          <w:p>
-            <w:r>
-              <w:t>A6</w:t>
-            </w:r>
-          </w:p>
-        </w:tc>
-        <w:tc>
-          <w:tcPr>
-            <w:tcW w:w="5975" w:type="dxa"/>
-          </w:tcPr>
-          <w:p>
-            <w:r>
-              <w:t>Mark excuse flags / excuse notes</w:t>
-            </w:r>
-          </w:p>
-        </w:tc>
-        <w:tc>
-          <w:tcPr>
-            <w:tcW w:w="3467" w:type="dxa"/>
-          </w:tcPr>
-          <w:p>
-            <w:r>
-              <w:t>N/A — scope-based at ORGANIZATION UPDATE</w:t>
-            </w:r>
-          </w:p>
-        </w:tc>
-        <w:tc>
-          <w:tcPr>
-            <w:tcW w:w="3467" w:type="dxa"/>
-          </w:tcPr>
-          <w:p>
-            <w:r>
-              <w:t>No</w:t>
+            <w:tcW w:type="dxa" w:w="3120"/>
+          </w:tcPr>
+          <w:p>
+            <w:r>
+              <w:t>READ</w:t>
+            </w:r>
+          </w:p>
+        </w:tc>
+        <w:tc>
+          <w:tcPr>
+            <w:tcW w:type="dxa" w:w="3120"/>
+          </w:tcPr>
+          <w:p>
+            <w:r>
+              <w:t>ADMIN</w:t>
+            </w:r>
+          </w:p>
+        </w:tc>
+        <w:tc>
+          <w:tcPr>
+            <w:tcW w:type="dxa" w:w="3120"/>
+          </w:tcPr>
+          <w:p>
+            <w:r>
+              <w:t>Open Attendance Matrix page only; no additional READ extras at this tier (Family B).</w:t>
+            </w:r>
+          </w:p>
+        </w:tc>
+      </w:tr>
+    </w:tbl>
+    <w:p/>
+    <w:p>
+      <w:pPr/>
+      <w:r>
+        <w:rPr>
+          <w:b/>
+        </w:rPr>
+        <w:t>Note:</w:t>
+      </w:r>
+      <w:r>
+        <w:t xml:space="preserve"> Users with READ and any non-USER scope can open the Attendance Matrix page.</w:t>
+      </w:r>
+    </w:p>
+    <w:p>
+      <w:pPr>
+        <w:pStyle w:val="Heading3"/>
+      </w:pPr>
+      <w:r>
+        <w:t>READ_ALL</w:t>
+      </w:r>
+    </w:p>
+    <w:tbl>
+      <w:tblPr>
+        <w:tblStyle w:val="TableGrid"/>
+        <w:tblW w:type="auto" w:w="0"/>
+        <w:tblLook w:firstColumn="1" w:firstRow="1" w:lastColumn="0" w:lastRow="0" w:noHBand="0" w:noVBand="1" w:val="04A0"/>
+      </w:tblPr>
+      <w:tblGrid>
+        <w:gridCol w:w="3120"/>
+        <w:gridCol w:w="3120"/>
+        <w:gridCol w:w="3120"/>
+      </w:tblGrid>
+      <w:tr>
+        <w:tc>
+          <w:tcPr>
+            <w:tcW w:type="dxa" w:w="3120"/>
+          </w:tcPr>
+          <w:p>
+            <w:r>
+              <w:rPr>
+                <w:b/>
+              </w:rPr>
+              <w:t>Operation</w:t>
+            </w:r>
+          </w:p>
+        </w:tc>
+        <w:tc>
+          <w:tcPr>
+            <w:tcW w:type="dxa" w:w="3120"/>
+          </w:tcPr>
+          <w:p>
+            <w:r>
+              <w:rPr>
+                <w:b/>
+              </w:rPr>
+              <w:t>Scope</w:t>
+            </w:r>
+          </w:p>
+        </w:tc>
+        <w:tc>
+          <w:tcPr>
+            <w:tcW w:type="dxa" w:w="3120"/>
+          </w:tcPr>
+          <w:p>
+            <w:r>
+              <w:rPr>
+                <w:b/>
+              </w:rPr>
+              <w:t>What user can do and see</w:t>
             </w:r>
           </w:p>
         </w:tc>
@@ -4301,41 +991,31 @@
       <w:tr>
         <w:tc>
           <w:tcPr>
-            <w:tcW w:w="959" w:type="dxa"/>
-          </w:tcPr>
-          <w:p>
-            <w:r>
-              <w:t>A7</w:t>
-            </w:r>
-          </w:p>
-        </w:tc>
-        <w:tc>
-          <w:tcPr>
-            <w:tcW w:w="5975" w:type="dxa"/>
-          </w:tcPr>
-          <w:p>
-            <w:r>
-              <w:t>Bypass enrollment window</w:t>
-            </w:r>
-          </w:p>
-        </w:tc>
-        <w:tc>
-          <w:tcPr>
-            <w:tcW w:w="3467" w:type="dxa"/>
-          </w:tcPr>
-          <w:p>
-            <w:r>
-              <w:t>No</w:t>
-            </w:r>
-          </w:p>
-        </w:tc>
-        <w:tc>
-          <w:tcPr>
-            <w:tcW w:w="3467" w:type="dxa"/>
-          </w:tcPr>
-          <w:p>
-            <w:r>
-              <w:t>Not attendance admin override</w:t>
+            <w:tcW w:type="dxa" w:w="3120"/>
+          </w:tcPr>
+          <w:p>
+            <w:r>
+              <w:t>READ_ALL</w:t>
+            </w:r>
+          </w:p>
+        </w:tc>
+        <w:tc>
+          <w:tcPr>
+            <w:tcW w:type="dxa" w:w="3120"/>
+          </w:tcPr>
+          <w:p>
+            <w:r>
+              <w:t>USER</w:t>
+            </w:r>
+          </w:p>
+        </w:tc>
+        <w:tc>
+          <w:tcPr>
+            <w:tcW w:type="dxa" w:w="3120"/>
+          </w:tcPr>
+          <w:p>
+            <w:r>
+              <w:t>No Access.</w:t>
             </w:r>
           </w:p>
         </w:tc>
@@ -4343,41 +1023,31 @@
       <w:tr>
         <w:tc>
           <w:tcPr>
-            <w:tcW w:w="959" w:type="dxa"/>
-          </w:tcPr>
-          <w:p>
-            <w:r>
-              <w:t>A8</w:t>
-            </w:r>
-          </w:p>
-        </w:tc>
-        <w:tc>
-          <w:tcPr>
-            <w:tcW w:w="5975" w:type="dxa"/>
-          </w:tcPr>
-          <w:p>
-            <w:r>
-              <w:t>Bypass makeup-required original session</w:t>
-            </w:r>
-          </w:p>
-        </w:tc>
-        <w:tc>
-          <w:tcPr>
-            <w:tcW w:w="3467" w:type="dxa"/>
-          </w:tcPr>
-          <w:p>
-            <w:r>
-              <w:t>No</w:t>
-            </w:r>
-          </w:p>
-        </w:tc>
-        <w:tc>
-          <w:tcPr>
-            <w:tcW w:w="3467" w:type="dxa"/>
-          </w:tcPr>
-          <w:p>
-            <w:r>
-              <w:t>Not attendance admin override</w:t>
+            <w:tcW w:type="dxa" w:w="3120"/>
+          </w:tcPr>
+          <w:p>
+            <w:r>
+              <w:t>READ_ALL</w:t>
+            </w:r>
+          </w:p>
+        </w:tc>
+        <w:tc>
+          <w:tcPr>
+            <w:tcW w:type="dxa" w:w="3120"/>
+          </w:tcPr>
+          <w:p>
+            <w:r>
+              <w:t>OWNER</w:t>
+            </w:r>
+          </w:p>
+        </w:tc>
+        <w:tc>
+          <w:tcPr>
+            <w:tcW w:type="dxa" w:w="3120"/>
+          </w:tcPr>
+          <w:p>
+            <w:r>
+              <w:t>**Matrix:** student names, statuses, late/early mins, student note. Date window: 3 months from today. **Manage Session:** same fields (view).</w:t>
             </w:r>
           </w:p>
         </w:tc>
@@ -4385,41 +1055,31 @@
       <w:tr>
         <w:tc>
           <w:tcPr>
-            <w:tcW w:w="959" w:type="dxa"/>
-          </w:tcPr>
-          <w:p>
-            <w:r>
-              <w:t>A9</w:t>
-            </w:r>
-          </w:p>
-        </w:tc>
-        <w:tc>
-          <w:tcPr>
-            <w:tcW w:w="5975" w:type="dxa"/>
-          </w:tcPr>
-          <w:p>
-            <w:r>
-              <w:t>Bypass enrollment-office N/A lock</w:t>
-            </w:r>
-          </w:p>
-        </w:tc>
-        <w:tc>
-          <w:tcPr>
-            <w:tcW w:w="3467" w:type="dxa"/>
-          </w:tcPr>
-          <w:p>
-            <w:r>
-              <w:t>No (SCHOOL_CLASSES class admin)</w:t>
-            </w:r>
-          </w:p>
-        </w:tc>
-        <w:tc>
-          <w:tcPr>
-            <w:tcW w:w="3467" w:type="dxa"/>
-          </w:tcPr>
-          <w:p>
-            <w:r>
-              <w:t>Not attendance admin override</w:t>
+            <w:tcW w:type="dxa" w:w="3120"/>
+          </w:tcPr>
+          <w:p>
+            <w:r>
+              <w:t>READ_ALL</w:t>
+            </w:r>
+          </w:p>
+        </w:tc>
+        <w:tc>
+          <w:tcPr>
+            <w:tcW w:type="dxa" w:w="3120"/>
+          </w:tcPr>
+          <w:p>
+            <w:r>
+              <w:t>DEPARTMENT / DIVISION</w:t>
+            </w:r>
+          </w:p>
+        </w:tc>
+        <w:tc>
+          <w:tcPr>
+            <w:tcW w:type="dxa" w:w="3120"/>
+          </w:tcPr>
+          <w:p>
+            <w:r>
+              <w:t>**Matrix:** `+` excuse/reference notes, student notes, attached files, admin discussion, excuse marks, rollups. Date window: 1 year. **Manage Session:** `+` excuse notes, files, admin discussion.</w:t>
             </w:r>
           </w:p>
         </w:tc>
@@ -4427,41 +1087,31 @@
       <w:tr>
         <w:tc>
           <w:tcPr>
-            <w:tcW w:w="959" w:type="dxa"/>
-          </w:tcPr>
-          <w:p>
-            <w:r>
-              <w:t>A10</w:t>
-            </w:r>
-          </w:p>
-        </w:tc>
-        <w:tc>
-          <w:tcPr>
-            <w:tcW w:w="5975" w:type="dxa"/>
-          </w:tcPr>
-          <w:p>
-            <w:r>
-              <w:t>Bypass rolling enrollment capacity</w:t>
-            </w:r>
-          </w:p>
-        </w:tc>
-        <w:tc>
-          <w:tcPr>
-            <w:tcW w:w="3467" w:type="dxa"/>
-          </w:tcPr>
-          <w:p>
-            <w:r>
-              <w:t>No</w:t>
-            </w:r>
-          </w:p>
-        </w:tc>
-        <w:tc>
-          <w:tcPr>
-            <w:tcW w:w="3467" w:type="dxa"/>
-          </w:tcPr>
-          <w:p>
-            <w:r>
-              <w:t>Not attendance admin override</w:t>
+            <w:tcW w:type="dxa" w:w="3120"/>
+          </w:tcPr>
+          <w:p>
+            <w:r>
+              <w:t>READ_ALL</w:t>
+            </w:r>
+          </w:p>
+        </w:tc>
+        <w:tc>
+          <w:tcPr>
+            <w:tcW w:type="dxa" w:w="3120"/>
+          </w:tcPr>
+          <w:p>
+            <w:r>
+              <w:t>ORGANIZATION</w:t>
+            </w:r>
+          </w:p>
+        </w:tc>
+        <w:tc>
+          <w:tcPr>
+            <w:tcW w:type="dxa" w:w="3120"/>
+          </w:tcPr>
+          <w:p>
+            <w:r>
+              <w:t>**Matrix:** `+` change history.</w:t>
             </w:r>
           </w:p>
         </w:tc>
@@ -4469,41 +1119,155 @@
       <w:tr>
         <w:tc>
           <w:tcPr>
-            <w:tcW w:w="959" w:type="dxa"/>
-          </w:tcPr>
-          <w:p>
-            <w:r>
-              <w:t>A11</w:t>
-            </w:r>
-          </w:p>
-        </w:tc>
-        <w:tc>
-          <w:tcPr>
-            <w:tcW w:w="5975" w:type="dxa"/>
-          </w:tcPr>
-          <w:p>
-            <w:r>
-              <w:t>Lock / unlock session metadata</w:t>
-            </w:r>
-          </w:p>
-        </w:tc>
-        <w:tc>
-          <w:tcPr>
-            <w:tcW w:w="3467" w:type="dxa"/>
-          </w:tcPr>
-          <w:p>
-            <w:r>
-              <w:t>No (class/session admin)</w:t>
-            </w:r>
-          </w:p>
-        </w:tc>
-        <w:tc>
-          <w:tcPr>
-            <w:tcW w:w="3467" w:type="dxa"/>
-          </w:tcPr>
-          <w:p>
-            <w:r>
-              <w:t>Not attendance admin override</w:t>
+            <w:tcW w:type="dxa" w:w="3120"/>
+          </w:tcPr>
+          <w:p>
+            <w:r>
+              <w:t>READ_ALL</w:t>
+            </w:r>
+          </w:p>
+        </w:tc>
+        <w:tc>
+          <w:tcPr>
+            <w:tcW w:type="dxa" w:w="3120"/>
+          </w:tcPr>
+          <w:p>
+            <w:r>
+              <w:t>ADMIN</w:t>
+            </w:r>
+          </w:p>
+        </w:tc>
+        <w:tc>
+          <w:tcPr>
+            <w:tcW w:type="dxa" w:w="3120"/>
+          </w:tcPr>
+          <w:p>
+            <w:r>
+              <w:t>No additional READ_ALL extras beyond ORGANIZATION. Locked sessions remain visible to all users who can open the matrix; only cell **updates** on locked sessions are blocked (unless UPDATE + ADMIN or bypass A1). Admin viewer tools and full field visibility are bypass-only — see overrides A4 and A12.</w:t>
+            </w:r>
+          </w:p>
+        </w:tc>
+      </w:tr>
+    </w:tbl>
+    <w:p/>
+    <w:p>
+      <w:pPr/>
+      <w:r>
+        <w:rPr>
+          <w:b/>
+        </w:rPr>
+        <w:t>Notes:</w:t>
+      </w:r>
+    </w:p>
+    <w:p>
+      <w:pPr>
+        <w:pStyle w:val="ListBullet"/>
+      </w:pPr>
+      <w:r>
+        <w:t>READ_ALL alone does not allow update; visibility is limited to class/session context from `SCHOOL_CLASSES` / `SCHOOL_SESSIONS`.</w:t>
+      </w:r>
+    </w:p>
+    <w:p>
+      <w:pPr>
+        <w:pStyle w:val="ListBullet"/>
+      </w:pPr>
+      <w:r>
+        <w:t>Access checks use `SCHOOL_ATTENDANCES` section only for attendance capabilities.</w:t>
+      </w:r>
+    </w:p>
+    <w:p>
+      <w:pPr>
+        <w:pStyle w:val="ListBullet"/>
+      </w:pPr>
+      <w:r>
+        <w:rPr>
+          <w:b/>
+        </w:rPr>
+        <w:t>Rollups:</w:t>
+      </w:r>
+      <w:r>
+        <w:t xml:space="preserve"> READ_ALL with DEPARTMENT/DIVISION, ORGANIZATION, or ADMIN scope. </w:t>
+      </w:r>
+      <w:r>
+        <w:rPr>
+          <w:b/>
+        </w:rPr>
+        <w:t>USER and OWNER: No Access</w:t>
+      </w:r>
+      <w:r>
+        <w:t xml:space="preserve"> to rollups.</w:t>
+      </w:r>
+    </w:p>
+    <w:p>
+      <w:pPr>
+        <w:pStyle w:val="ListBullet"/>
+      </w:pPr>
+      <w:r>
+        <w:rPr>
+          <w:b/>
+        </w:rPr>
+        <w:t>Locked sessions:</w:t>
+      </w:r>
+      <w:r>
+        <w:t xml:space="preserve"> visible for all scopes that can open the matrix; lock blocks UPDATE only.</w:t>
+      </w:r>
+    </w:p>
+    <w:p>
+      <w:pPr>
+        <w:pStyle w:val="Heading3"/>
+      </w:pPr>
+      <w:r>
+        <w:t>UPDATE</w:t>
+      </w:r>
+    </w:p>
+    <w:tbl>
+      <w:tblPr>
+        <w:tblStyle w:val="TableGrid"/>
+        <w:tblW w:type="auto" w:w="0"/>
+        <w:tblLook w:firstColumn="1" w:firstRow="1" w:lastColumn="0" w:lastRow="0" w:noHBand="0" w:noVBand="1" w:val="04A0"/>
+      </w:tblPr>
+      <w:tblGrid>
+        <w:gridCol w:w="3120"/>
+        <w:gridCol w:w="3120"/>
+        <w:gridCol w:w="3120"/>
+      </w:tblGrid>
+      <w:tr>
+        <w:tc>
+          <w:tcPr>
+            <w:tcW w:type="dxa" w:w="3120"/>
+          </w:tcPr>
+          <w:p>
+            <w:r>
+              <w:rPr>
+                <w:b/>
+              </w:rPr>
+              <w:t>Operation</w:t>
+            </w:r>
+          </w:p>
+        </w:tc>
+        <w:tc>
+          <w:tcPr>
+            <w:tcW w:type="dxa" w:w="3120"/>
+          </w:tcPr>
+          <w:p>
+            <w:r>
+              <w:rPr>
+                <w:b/>
+              </w:rPr>
+              <w:t>Scope</w:t>
+            </w:r>
+          </w:p>
+        </w:tc>
+        <w:tc>
+          <w:tcPr>
+            <w:tcW w:type="dxa" w:w="3120"/>
+          </w:tcPr>
+          <w:p>
+            <w:r>
+              <w:rPr>
+                <w:b/>
+              </w:rPr>
+              <w:t>What user can do and see</w:t>
             </w:r>
           </w:p>
         </w:tc>
@@ -4511,42 +1275,383 @@
       <w:tr>
         <w:tc>
           <w:tcPr>
-            <w:tcW w:w="959" w:type="dxa"/>
-          </w:tcPr>
-          <w:p>
-            <w:r>
-              <w:lastRenderedPageBreak/>
-              <w:t>A12</w:t>
-            </w:r>
-          </w:p>
-        </w:tc>
-        <w:tc>
-          <w:tcPr>
-            <w:tcW w:w="5975" w:type="dxa"/>
-          </w:tcPr>
-          <w:p>
-            <w:r>
-              <w:t>Full field visibility regardless of scope</w:t>
-            </w:r>
-          </w:p>
-        </w:tc>
-        <w:tc>
-          <w:tcPr>
-            <w:tcW w:w="3467" w:type="dxa"/>
-          </w:tcPr>
-          <w:p>
-            <w:r>
-              <w:t>Optional bypass</w:t>
-            </w:r>
-          </w:p>
-        </w:tc>
-        <w:tc>
-          <w:tcPr>
-            <w:tcW w:w="3467" w:type="dxa"/>
-          </w:tcPr>
-          <w:p>
-            <w:r>
-              <w:t>Note only — see admin reference</w:t>
+            <w:tcW w:type="dxa" w:w="3120"/>
+          </w:tcPr>
+          <w:p>
+            <w:r>
+              <w:t>UPDATE</w:t>
+            </w:r>
+          </w:p>
+        </w:tc>
+        <w:tc>
+          <w:tcPr>
+            <w:tcW w:type="dxa" w:w="3120"/>
+          </w:tcPr>
+          <w:p>
+            <w:r>
+              <w:t>USER</w:t>
+            </w:r>
+          </w:p>
+        </w:tc>
+        <w:tc>
+          <w:tcPr>
+            <w:tcW w:type="dxa" w:w="3120"/>
+          </w:tcPr>
+          <w:p>
+            <w:r>
+              <w:t>No Access.</w:t>
+            </w:r>
+          </w:p>
+        </w:tc>
+      </w:tr>
+      <w:tr>
+        <w:tc>
+          <w:tcPr>
+            <w:tcW w:type="dxa" w:w="3120"/>
+          </w:tcPr>
+          <w:p>
+            <w:r>
+              <w:t>UPDATE</w:t>
+            </w:r>
+          </w:p>
+        </w:tc>
+        <w:tc>
+          <w:tcPr>
+            <w:tcW w:type="dxa" w:w="3120"/>
+          </w:tcPr>
+          <w:p>
+            <w:r>
+              <w:t>OWNER</w:t>
+            </w:r>
+          </w:p>
+        </w:tc>
+        <w:tc>
+          <w:tcPr>
+            <w:tcW w:type="dxa" w:w="3120"/>
+          </w:tcPr>
+          <w:p>
+            <w:r>
+              <w:t>**Matrix:** statuses, late/early mins, student note. Window: 3 months. **Manage Session:** statuses, late/early mins.</w:t>
+            </w:r>
+          </w:p>
+        </w:tc>
+      </w:tr>
+      <w:tr>
+        <w:tc>
+          <w:tcPr>
+            <w:tcW w:type="dxa" w:w="3120"/>
+          </w:tcPr>
+          <w:p>
+            <w:r>
+              <w:t>UPDATE</w:t>
+            </w:r>
+          </w:p>
+        </w:tc>
+        <w:tc>
+          <w:tcPr>
+            <w:tcW w:type="dxa" w:w="3120"/>
+          </w:tcPr>
+          <w:p>
+            <w:r>
+              <w:t>DEPARTMENT / DIVISION</w:t>
+            </w:r>
+          </w:p>
+        </w:tc>
+        <w:tc>
+          <w:tcPr>
+            <w:tcW w:type="dxa" w:w="3120"/>
+          </w:tcPr>
+          <w:p>
+            <w:r>
+              <w:t>**Matrix:** `+` excuse notes, student note, files, admin discussion. **Manage Session:** same.</w:t>
+            </w:r>
+          </w:p>
+        </w:tc>
+      </w:tr>
+      <w:tr>
+        <w:tc>
+          <w:tcPr>
+            <w:tcW w:type="dxa" w:w="3120"/>
+          </w:tcPr>
+          <w:p>
+            <w:r>
+              <w:t>UPDATE</w:t>
+            </w:r>
+          </w:p>
+        </w:tc>
+        <w:tc>
+          <w:tcPr>
+            <w:tcW w:type="dxa" w:w="3120"/>
+          </w:tcPr>
+          <w:p>
+            <w:r>
+              <w:t>ORGANIZATION</w:t>
+            </w:r>
+          </w:p>
+        </w:tc>
+        <w:tc>
+          <w:tcPr>
+            <w:tcW w:type="dxa" w:w="3120"/>
+          </w:tcPr>
+          <w:p>
+            <w:r>
+              <w:t>**Matrix:** `+` excuse flags (Late/Early, Absent, ACF); edit after completed-session deadline. **Manage Session:** same.</w:t>
+            </w:r>
+          </w:p>
+        </w:tc>
+      </w:tr>
+      <w:tr>
+        <w:tc>
+          <w:tcPr>
+            <w:tcW w:type="dxa" w:w="3120"/>
+          </w:tcPr>
+          <w:p>
+            <w:r>
+              <w:t>UPDATE</w:t>
+            </w:r>
+          </w:p>
+        </w:tc>
+        <w:tc>
+          <w:tcPr>
+            <w:tcW w:type="dxa" w:w="3120"/>
+          </w:tcPr>
+          <w:p>
+            <w:r>
+              <w:t>ADMIN</w:t>
+            </w:r>
+          </w:p>
+        </w:tc>
+        <w:tc>
+          <w:tcPr>
+            <w:tcW w:type="dxa" w:w="3120"/>
+          </w:tcPr>
+          <w:p>
+            <w:r>
+              <w:t>**Matrix + Manage Session:** `+` edit attendance on locked session; `+` change attendance **away from N/A** when rolling enrollment placed the student on-hold or exempted the session (office session mark).</w:t>
+            </w:r>
+          </w:p>
+        </w:tc>
+      </w:tr>
+    </w:tbl>
+    <w:p/>
+    <w:p>
+      <w:pPr/>
+      <w:r>
+        <w:rPr>
+          <w:b/>
+        </w:rPr>
+        <w:t>Notes:</w:t>
+      </w:r>
+    </w:p>
+    <w:p>
+      <w:pPr>
+        <w:pStyle w:val="ListBullet"/>
+      </w:pPr>
+      <w:r>
+        <w:t>Comments on shared endpoints: `SCHOOL_ATTENDANCES` UPDATE or `SCHOOL_SESSIONS` UPDATE.</w:t>
+      </w:r>
+    </w:p>
+    <w:p>
+      <w:pPr>
+        <w:pStyle w:val="ListBullet"/>
+      </w:pPr>
+      <w:r>
+        <w:rPr>
+          <w:b/>
+        </w:rPr>
+        <w:t>File uploads:</w:t>
+      </w:r>
+      <w:r>
+        <w:t xml:space="preserve"> `SCHOOL_ATTENDANCES` UPLOAD only.</w:t>
+      </w:r>
+    </w:p>
+    <w:p>
+      <w:pPr>
+        <w:pStyle w:val="ListBullet"/>
+      </w:pPr>
+      <w:r>
+        <w:t>Locked sessions visible to all; lock blocks UPDATE only.</w:t>
+      </w:r>
+    </w:p>
+    <w:p>
+      <w:pPr>
+        <w:pStyle w:val="ListBullet"/>
+      </w:pPr>
+      <w:r>
+        <w:rPr>
+          <w:b/>
+        </w:rPr>
+        <w:t>Rolling enrollment N/A lock (on-hold period or office session exemption):</w:t>
+      </w:r>
+      <w:r>
+        <w:t xml:space="preserve"> Users with UPDATE below ADMIN scope may still view N/A and edit </w:t>
+      </w:r>
+      <w:r>
+        <w:rPr>
+          <w:b/>
+        </w:rPr>
+        <w:t>student roster notes</w:t>
+      </w:r>
+      <w:r>
+        <w:t xml:space="preserve"> and </w:t>
+      </w:r>
+      <w:r>
+        <w:rPr>
+          <w:b/>
+        </w:rPr>
+        <w:t>admin discussion</w:t>
+      </w:r>
+      <w:r>
+        <w:t xml:space="preserve"> while status remains N/A, but </w:t>
+      </w:r>
+      <w:r>
+        <w:rPr>
+          <w:b/>
+        </w:rPr>
+        <w:t>changing away from N/A</w:t>
+      </w:r>
+      <w:r>
+        <w:t xml:space="preserve"> or adjusting </w:t>
+      </w:r>
+      <w:r>
+        <w:rPr>
+          <w:b/>
+        </w:rPr>
+        <w:t>late/early minutes and arrival/leave times</w:t>
+      </w:r>
+      <w:r>
+        <w:t xml:space="preserve"> requires bypass admin (Family A) or </w:t>
+      </w:r>
+      <w:r>
+        <w:rPr>
+          <w:b/>
+        </w:rPr>
+        <w:t>UPDATE at ADMIN scope</w:t>
+      </w:r>
+      <w:r>
+        <w:t xml:space="preserve"> — same capability as locked-session override (`canOverrideSessionLock`).</w:t>
+      </w:r>
+    </w:p>
+    <w:p>
+      <w:pPr>
+        <w:pStyle w:val="Heading3"/>
+      </w:pPr>
+      <w:r>
+        <w:t>DELETE</w:t>
+      </w:r>
+    </w:p>
+    <w:tbl>
+      <w:tblPr>
+        <w:tblStyle w:val="TableGrid"/>
+        <w:tblW w:type="auto" w:w="0"/>
+        <w:tblLook w:firstColumn="1" w:firstRow="1" w:lastColumn="0" w:lastRow="0" w:noHBand="0" w:noVBand="1" w:val="04A0"/>
+      </w:tblPr>
+      <w:tblGrid>
+        <w:gridCol w:w="3120"/>
+        <w:gridCol w:w="3120"/>
+        <w:gridCol w:w="3120"/>
+      </w:tblGrid>
+      <w:tr>
+        <w:tc>
+          <w:tcPr>
+            <w:tcW w:type="dxa" w:w="3120"/>
+          </w:tcPr>
+          <w:p>
+            <w:r>
+              <w:rPr>
+                <w:b/>
+              </w:rPr>
+              <w:t>Operation</w:t>
+            </w:r>
+          </w:p>
+        </w:tc>
+        <w:tc>
+          <w:tcPr>
+            <w:tcW w:type="dxa" w:w="3120"/>
+          </w:tcPr>
+          <w:p>
+            <w:r>
+              <w:rPr>
+                <w:b/>
+              </w:rPr>
+              <w:t>Scope</w:t>
+            </w:r>
+          </w:p>
+        </w:tc>
+        <w:tc>
+          <w:tcPr>
+            <w:tcW w:type="dxa" w:w="3120"/>
+          </w:tcPr>
+          <w:p>
+            <w:r>
+              <w:rPr>
+                <w:b/>
+              </w:rPr>
+              <w:t>What user can do and see</w:t>
+            </w:r>
+          </w:p>
+        </w:tc>
+      </w:tr>
+      <w:tr>
+        <w:tc>
+          <w:tcPr>
+            <w:tcW w:type="dxa" w:w="3120"/>
+          </w:tcPr>
+          <w:p>
+            <w:r>
+              <w:t>DELETE</w:t>
+            </w:r>
+          </w:p>
+        </w:tc>
+        <w:tc>
+          <w:tcPr>
+            <w:tcW w:type="dxa" w:w="3120"/>
+          </w:tcPr>
+          <w:p>
+            <w:r>
+              <w:t>USER / OWNER</w:t>
+            </w:r>
+          </w:p>
+        </w:tc>
+        <w:tc>
+          <w:tcPr>
+            <w:tcW w:type="dxa" w:w="3120"/>
+          </w:tcPr>
+          <w:p>
+            <w:r>
+              <w:t>No Access.</w:t>
+            </w:r>
+          </w:p>
+        </w:tc>
+      </w:tr>
+      <w:tr>
+        <w:tc>
+          <w:tcPr>
+            <w:tcW w:type="dxa" w:w="3120"/>
+          </w:tcPr>
+          <w:p>
+            <w:r>
+              <w:t>DELETE</w:t>
+            </w:r>
+          </w:p>
+        </w:tc>
+        <w:tc>
+          <w:tcPr>
+            <w:tcW w:type="dxa" w:w="3120"/>
+          </w:tcPr>
+          <w:p>
+            <w:r>
+              <w:t>DEPARTMENT / DIVISION / ORGANIZATION / ADMIN</w:t>
+            </w:r>
+          </w:p>
+        </w:tc>
+        <w:tc>
+          <w:tcPr>
+            <w:tcW w:type="dxa" w:w="3120"/>
+          </w:tcPr>
+          <w:p>
+            <w:r>
+              <w:t>`+` Can delete files attached to attendance details (Matrix + Manage Session where exposed).</w:t>
             </w:r>
           </w:p>
         </w:tc>
@@ -4555,136 +1660,58 @@
     <w:p/>
     <w:p>
       <w:pPr>
-        <w:spacing w:after="200" w:line="276" w:lineRule="auto"/>
+        <w:pStyle w:val="Heading3"/>
       </w:pPr>
       <w:r>
-        <w:br w:type="page"/>
-      </w:r>
-    </w:p>
-    <w:p>
-      <w:pPr>
-        <w:pStyle w:val="Heading1"/>
-        <w:rPr>
-          <w:color w:val="auto"/>
-        </w:rPr>
-      </w:pPr>
-      <w:r>
-        <w:rPr>
-          <w:color w:val="auto"/>
-        </w:rPr>
-        <w:lastRenderedPageBreak/>
-        <w:t>Attendance Report Operation and Scope Capabilities</w:t>
-      </w:r>
-    </w:p>
-    <w:p>
-      <w:r>
-        <w:t xml:space="preserve">In this section of the </w:t>
-      </w:r>
-      <w:r>
-        <w:t>document,</w:t>
-      </w:r>
-      <w:r>
-        <w:t xml:space="preserve"> we cover ‘SCHOOL_ATTENDANCE_REPORT’ and how access to this section is defined.</w:t>
-      </w:r>
-    </w:p>
-    <w:p>
-      <w:r>
-        <w:t>Related: docs/design_docs/admin-access-types-reference-2026-09-05.md for bypass admin vs ADMIN scope column rules.</w:t>
-      </w:r>
-    </w:p>
-    <w:p>
-      <w:pPr>
-        <w:pStyle w:val="Heading2"/>
-        <w:rPr>
-          <w:color w:val="auto"/>
-        </w:rPr>
-      </w:pPr>
-      <w:r>
-        <w:rPr>
-          <w:color w:val="auto"/>
-        </w:rPr>
-        <w:t>Access Profile Definitions</w:t>
+        <w:t>CONFIGURE</w:t>
       </w:r>
     </w:p>
     <w:tbl>
       <w:tblPr>
         <w:tblStyle w:val="TableGrid"/>
-        <w:tblW w:w="5000" w:type="pct"/>
-        <w:tblLook w:val="04A0" w:firstRow="1" w:lastRow="0" w:firstColumn="1" w:lastColumn="0" w:noHBand="0" w:noVBand="1"/>
+        <w:tblW w:type="auto" w:w="0"/>
+        <w:tblLook w:firstColumn="1" w:firstRow="1" w:lastColumn="0" w:lastRow="0" w:noHBand="0" w:noVBand="1" w:val="04A0"/>
       </w:tblPr>
       <w:tblGrid>
-        <w:gridCol w:w="1456"/>
-        <w:gridCol w:w="1626"/>
-        <w:gridCol w:w="11001"/>
+        <w:gridCol w:w="3120"/>
+        <w:gridCol w:w="3120"/>
+        <w:gridCol w:w="3120"/>
       </w:tblGrid>
       <w:tr>
-        <w:trPr>
-          <w:trHeight w:val="549"/>
-        </w:trPr>
-        <w:tc>
-          <w:tcPr>
-            <w:tcW w:w="518" w:type="pct"/>
-            <w:shd w:val="clear" w:color="auto" w:fill="DBE5F1" w:themeFill="accent1" w:themeFillTint="33"/>
-            <w:vAlign w:val="center"/>
-          </w:tcPr>
-          <w:p>
-            <w:pPr>
-              <w:spacing w:after="0"/>
+        <w:tc>
+          <w:tcPr>
+            <w:tcW w:type="dxa" w:w="3120"/>
+          </w:tcPr>
+          <w:p>
+            <w:r>
               <w:rPr>
                 <w:b/>
-                <w:szCs w:val="24"/>
               </w:rPr>
-            </w:pPr>
+              <w:t>Operation</w:t>
+            </w:r>
+          </w:p>
+        </w:tc>
+        <w:tc>
+          <w:tcPr>
+            <w:tcW w:type="dxa" w:w="3120"/>
+          </w:tcPr>
+          <w:p>
             <w:r>
               <w:rPr>
                 <w:b/>
-                <w:szCs w:val="24"/>
               </w:rPr>
-              <w:t>Operation</w:t>
-            </w:r>
-          </w:p>
-        </w:tc>
-        <w:tc>
-          <w:tcPr>
-            <w:tcW w:w="575" w:type="pct"/>
-            <w:shd w:val="clear" w:color="auto" w:fill="DBE5F1" w:themeFill="accent1" w:themeFillTint="33"/>
-            <w:vAlign w:val="center"/>
-          </w:tcPr>
-          <w:p>
-            <w:pPr>
-              <w:spacing w:after="0"/>
+              <w:t>Scope</w:t>
+            </w:r>
+          </w:p>
+        </w:tc>
+        <w:tc>
+          <w:tcPr>
+            <w:tcW w:type="dxa" w:w="3120"/>
+          </w:tcPr>
+          <w:p>
+            <w:r>
               <w:rPr>
                 <w:b/>
-                <w:szCs w:val="24"/>
-              </w:rPr>
-            </w:pPr>
-            <w:r>
-              <w:rPr>
-                <w:b/>
-                <w:szCs w:val="24"/>
-              </w:rPr>
-              <w:t>Scope</w:t>
-            </w:r>
-          </w:p>
-        </w:tc>
-        <w:tc>
-          <w:tcPr>
-            <w:tcW w:w="3907" w:type="pct"/>
-            <w:shd w:val="clear" w:color="auto" w:fill="DBE5F1" w:themeFill="accent1" w:themeFillTint="33"/>
-            <w:vAlign w:val="center"/>
-          </w:tcPr>
-          <w:p>
-            <w:pPr>
-              <w:spacing w:after="0"/>
-              <w:rPr>
-                <w:b/>
-                <w:szCs w:val="24"/>
-              </w:rPr>
-            </w:pPr>
-            <w:r>
-              <w:rPr>
-                <w:b/>
-                <w:szCs w:val="24"/>
               </w:rPr>
               <w:t>What user can do and see</w:t>
             </w:r>
@@ -4692,57 +1719,29 @@
         </w:tc>
       </w:tr>
       <w:tr>
-        <w:trPr>
-          <w:trHeight w:val="454"/>
-        </w:trPr>
-        <w:tc>
-          <w:tcPr>
-            <w:tcW w:w="518" w:type="pct"/>
-            <w:vAlign w:val="center"/>
-          </w:tcPr>
-          <w:p>
-            <w:pPr>
-              <w:spacing w:after="0" w:line="269" w:lineRule="auto"/>
-              <w:rPr>
-                <w:b/>
-                <w:sz w:val="20"/>
-              </w:rPr>
-            </w:pPr>
-            <w:r>
-              <w:rPr>
-                <w:b/>
-                <w:sz w:val="20"/>
-              </w:rPr>
-              <w:t>READ</w:t>
-            </w:r>
-          </w:p>
-        </w:tc>
-        <w:tc>
-          <w:tcPr>
-            <w:tcW w:w="575" w:type="pct"/>
-            <w:vAlign w:val="center"/>
-          </w:tcPr>
-          <w:p>
-            <w:pPr>
-              <w:spacing w:after="0" w:line="269" w:lineRule="auto"/>
-              <w:rPr>
-                <w:b/>
-                <w:sz w:val="20"/>
-              </w:rPr>
-            </w:pPr>
-            <w:r>
-              <w:rPr>
-                <w:b/>
-                <w:sz w:val="20"/>
-              </w:rPr>
-              <w:t>USER</w:t>
-            </w:r>
-          </w:p>
-        </w:tc>
-        <w:tc>
-          <w:tcPr>
-            <w:tcW w:w="3907" w:type="pct"/>
-            <w:vAlign w:val="center"/>
+        <w:tc>
+          <w:tcPr>
+            <w:tcW w:type="dxa" w:w="3120"/>
+          </w:tcPr>
+          <w:p>
+            <w:r>
+              <w:t>CONFIGURE</w:t>
+            </w:r>
+          </w:p>
+        </w:tc>
+        <w:tc>
+          <w:tcPr>
+            <w:tcW w:type="dxa" w:w="3120"/>
+          </w:tcPr>
+          <w:p>
+            <w:r>
+              <w:t>USER / OWNER / DEPARTMENT / DIVISION / ORGANIZATION</w:t>
+            </w:r>
+          </w:p>
+        </w:tc>
+        <w:tc>
+          <w:tcPr>
+            <w:tcW w:type="dxa" w:w="3120"/>
           </w:tcPr>
           <w:p>
             <w:r>
@@ -4752,114 +1751,19 @@
         </w:tc>
       </w:tr>
       <w:tr>
-        <w:trPr>
-          <w:trHeight w:val="1249"/>
-        </w:trPr>
-        <w:tc>
-          <w:tcPr>
-            <w:tcW w:w="518" w:type="pct"/>
-            <w:vAlign w:val="center"/>
-          </w:tcPr>
-          <w:p>
-            <w:pPr>
-              <w:spacing w:after="0" w:line="269" w:lineRule="auto"/>
-              <w:rPr>
-                <w:b/>
-                <w:sz w:val="20"/>
-              </w:rPr>
-            </w:pPr>
-            <w:r>
-              <w:rPr>
-                <w:b/>
-                <w:sz w:val="20"/>
-              </w:rPr>
-              <w:t>READ</w:t>
-            </w:r>
-          </w:p>
-        </w:tc>
-        <w:tc>
-          <w:tcPr>
-            <w:tcW w:w="575" w:type="pct"/>
-            <w:vAlign w:val="center"/>
-          </w:tcPr>
-          <w:p>
-            <w:r>
-              <w:t>OWNER / DEPARTMENT / DIVISION</w:t>
-            </w:r>
-          </w:p>
-        </w:tc>
-        <w:tc>
-          <w:tcPr>
-            <w:tcW w:w="3907" w:type="pct"/>
-            <w:vAlign w:val="center"/>
-          </w:tcPr>
-          <w:p>
-            <w:r>
-              <w:t xml:space="preserve">Open </w:t>
-            </w:r>
-            <w:r>
-              <w:rPr>
-                <w:b/>
-                <w:bCs/>
-              </w:rPr>
-              <w:t>Student Attendance Report</w:t>
-            </w:r>
-            <w:r>
-              <w:t xml:space="preserve"> page only; no attendance field visibility unless READ_ALL is also granted.</w:t>
-            </w:r>
-            <w:r>
-              <w:br/>
-              <w:t>Applies to non-bypass users only.</w:t>
-            </w:r>
-          </w:p>
-        </w:tc>
-      </w:tr>
-      <w:tr>
-        <w:tc>
-          <w:tcPr>
-            <w:tcW w:w="1459" w:type="dxa"/>
-          </w:tcPr>
-          <w:p>
-            <w:r>
-              <w:t>READ</w:t>
-            </w:r>
-          </w:p>
-        </w:tc>
-        <w:tc>
-          <w:tcPr>
-            <w:tcW w:w="1620" w:type="dxa"/>
-          </w:tcPr>
-          <w:p>
-            <w:r>
-              <w:t>ORGANIZATION</w:t>
-            </w:r>
-          </w:p>
-        </w:tc>
-        <w:tc>
-          <w:tcPr>
-            <w:tcW w:w="11004" w:type="dxa"/>
-          </w:tcPr>
-          <w:p>
-            <w:r>
-              <w:t>Open Student Attendance Report page only; no attendance field visibility unless READ_ALL is also granted.</w:t>
-            </w:r>
-          </w:p>
-        </w:tc>
-      </w:tr>
-      <w:tr>
-        <w:tc>
-          <w:tcPr>
-            <w:tcW w:w="1459" w:type="dxa"/>
-          </w:tcPr>
-          <w:p>
-            <w:r>
-              <w:t>READ</w:t>
-            </w:r>
-          </w:p>
-        </w:tc>
-        <w:tc>
-          <w:tcPr>
-            <w:tcW w:w="1620" w:type="dxa"/>
+        <w:tc>
+          <w:tcPr>
+            <w:tcW w:type="dxa" w:w="3120"/>
+          </w:tcPr>
+          <w:p>
+            <w:r>
+              <w:t>CONFIGURE</w:t>
+            </w:r>
+          </w:p>
+        </w:tc>
+        <w:tc>
+          <w:tcPr>
+            <w:tcW w:type="dxa" w:w="3120"/>
           </w:tcPr>
           <w:p>
             <w:r>
@@ -4869,119 +1773,71 @@
         </w:tc>
         <w:tc>
           <w:tcPr>
-            <w:tcW w:w="11004" w:type="dxa"/>
-          </w:tcPr>
-          <w:p>
-            <w:r>
-              <w:t>Open Student Attendance Report page only; no additional READ extras at this tier (ADMIN scope / Family B).</w:t>
-            </w:r>
-          </w:p>
-        </w:tc>
-      </w:tr>
-      <w:tr>
-        <w:tc>
-          <w:tcPr>
-            <w:tcW w:w="5000" w:type="pct"/>
-            <w:gridSpan w:val="3"/>
-          </w:tcPr>
-          <w:p>
-            <w:r>
-              <w:t>Note: Users with READ access and any SCOPE values only have access to the ‘</w:t>
-            </w:r>
-            <w:r>
-              <w:rPr>
-                <w:b/>
-                <w:bCs/>
-              </w:rPr>
-              <w:t>Student Attendance Report’</w:t>
-            </w:r>
-            <w:r>
-              <w:t xml:space="preserve"> page. </w:t>
+            <w:tcW w:type="dxa" w:w="3120"/>
+          </w:tcPr>
+          <w:p>
+            <w:r>
+              <w:t>Required along with `SCHOOL_SETTINGS` access for attendance settings under school settings.</w:t>
             </w:r>
           </w:p>
         </w:tc>
       </w:tr>
     </w:tbl>
     <w:p/>
+    <w:p>
+      <w:pPr>
+        <w:pStyle w:val="Heading3"/>
+      </w:pPr>
+      <w:r>
+        <w:t>EXPORT</w:t>
+      </w:r>
+    </w:p>
     <w:tbl>
       <w:tblPr>
         <w:tblStyle w:val="TableGrid"/>
-        <w:tblW w:w="5000" w:type="pct"/>
-        <w:tblLook w:val="04A0" w:firstRow="1" w:lastRow="0" w:firstColumn="1" w:lastColumn="0" w:noHBand="0" w:noVBand="1"/>
+        <w:tblW w:type="auto" w:w="0"/>
+        <w:tblLook w:firstColumn="1" w:firstRow="1" w:lastColumn="0" w:lastRow="0" w:noHBand="0" w:noVBand="1" w:val="04A0"/>
       </w:tblPr>
       <w:tblGrid>
-        <w:gridCol w:w="1400"/>
-        <w:gridCol w:w="1684"/>
-        <w:gridCol w:w="10999"/>
+        <w:gridCol w:w="3120"/>
+        <w:gridCol w:w="3120"/>
+        <w:gridCol w:w="3120"/>
       </w:tblGrid>
       <w:tr>
-        <w:trPr>
-          <w:trHeight w:val="549"/>
-        </w:trPr>
-        <w:tc>
-          <w:tcPr>
-            <w:tcW w:w="497" w:type="pct"/>
-            <w:shd w:val="clear" w:color="auto" w:fill="DBE5F1" w:themeFill="accent1" w:themeFillTint="33"/>
-            <w:vAlign w:val="center"/>
-          </w:tcPr>
-          <w:p>
-            <w:pPr>
-              <w:spacing w:after="0"/>
+        <w:tc>
+          <w:tcPr>
+            <w:tcW w:type="dxa" w:w="3120"/>
+          </w:tcPr>
+          <w:p>
+            <w:r>
               <w:rPr>
                 <w:b/>
-                <w:szCs w:val="24"/>
               </w:rPr>
-            </w:pPr>
+              <w:t>Operation</w:t>
+            </w:r>
+          </w:p>
+        </w:tc>
+        <w:tc>
+          <w:tcPr>
+            <w:tcW w:type="dxa" w:w="3120"/>
+          </w:tcPr>
+          <w:p>
             <w:r>
               <w:rPr>
                 <w:b/>
-                <w:szCs w:val="24"/>
               </w:rPr>
-              <w:t>Operation</w:t>
-            </w:r>
-          </w:p>
-        </w:tc>
-        <w:tc>
-          <w:tcPr>
-            <w:tcW w:w="598" w:type="pct"/>
-            <w:shd w:val="clear" w:color="auto" w:fill="DBE5F1" w:themeFill="accent1" w:themeFillTint="33"/>
-            <w:vAlign w:val="center"/>
-          </w:tcPr>
-          <w:p>
-            <w:pPr>
-              <w:spacing w:after="0"/>
+              <w:t>Scope</w:t>
+            </w:r>
+          </w:p>
+        </w:tc>
+        <w:tc>
+          <w:tcPr>
+            <w:tcW w:type="dxa" w:w="3120"/>
+          </w:tcPr>
+          <w:p>
+            <w:r>
               <w:rPr>
                 <w:b/>
-                <w:szCs w:val="24"/>
-              </w:rPr>
-            </w:pPr>
-            <w:r>
-              <w:rPr>
-                <w:b/>
-                <w:szCs w:val="24"/>
-              </w:rPr>
-              <w:t>Scope</w:t>
-            </w:r>
-          </w:p>
-        </w:tc>
-        <w:tc>
-          <w:tcPr>
-            <w:tcW w:w="3905" w:type="pct"/>
-            <w:shd w:val="clear" w:color="auto" w:fill="DBE5F1" w:themeFill="accent1" w:themeFillTint="33"/>
-            <w:vAlign w:val="center"/>
-          </w:tcPr>
-          <w:p>
-            <w:pPr>
-              <w:spacing w:after="0"/>
-              <w:rPr>
-                <w:b/>
-                <w:szCs w:val="24"/>
-              </w:rPr>
-            </w:pPr>
-            <w:r>
-              <w:rPr>
-                <w:b/>
-                <w:szCs w:val="24"/>
               </w:rPr>
               <w:t>What user can do and see</w:t>
             </w:r>
@@ -4991,76 +1847,27 @@
       <w:tr>
         <w:tc>
           <w:tcPr>
-            <w:tcW w:w="497" w:type="pct"/>
-            <w:vAlign w:val="center"/>
-          </w:tcPr>
-          <w:p>
-            <w:pPr>
-              <w:spacing w:after="0" w:line="269" w:lineRule="auto"/>
-              <w:jc w:val="center"/>
-              <w:rPr>
-                <w:b/>
-                <w:sz w:val="20"/>
-              </w:rPr>
-            </w:pPr>
-            <w:r>
-              <w:rPr>
-                <w:b/>
-                <w:sz w:val="20"/>
-              </w:rPr>
-              <w:t>READ_ALL</w:t>
-            </w:r>
-          </w:p>
-        </w:tc>
-        <w:tc>
-          <w:tcPr>
-            <w:tcW w:w="598" w:type="pct"/>
-            <w:vAlign w:val="center"/>
-          </w:tcPr>
-          <w:p>
-            <w:pPr>
-              <w:spacing w:after="0" w:line="269" w:lineRule="auto"/>
-              <w:rPr>
-                <w:b/>
-                <w:sz w:val="20"/>
-              </w:rPr>
-            </w:pPr>
-            <w:r>
-              <w:rPr>
-                <w:b/>
-                <w:sz w:val="20"/>
-              </w:rPr>
-              <w:t>USER/</w:t>
-            </w:r>
-            <w:r>
-              <w:rPr>
-                <w:b/>
-                <w:sz w:val="20"/>
-              </w:rPr>
-              <w:br/>
-              <w:t>OWNER/</w:t>
-            </w:r>
-            <w:r>
-              <w:rPr>
-                <w:b/>
-                <w:sz w:val="20"/>
-              </w:rPr>
-              <w:br/>
-              <w:t>DEPARTMENT/</w:t>
-            </w:r>
-            <w:r>
-              <w:rPr>
-                <w:b/>
-                <w:sz w:val="20"/>
-              </w:rPr>
-              <w:br/>
-              <w:t>DIVISION</w:t>
-            </w:r>
-          </w:p>
-        </w:tc>
-        <w:tc>
-          <w:tcPr>
-            <w:tcW w:w="3905" w:type="pct"/>
+            <w:tcW w:type="dxa" w:w="3120"/>
+          </w:tcPr>
+          <w:p>
+            <w:r>
+              <w:t>EXPORT</w:t>
+            </w:r>
+          </w:p>
+        </w:tc>
+        <w:tc>
+          <w:tcPr>
+            <w:tcW w:type="dxa" w:w="3120"/>
+          </w:tcPr>
+          <w:p>
+            <w:r>
+              <w:t>USER / OWNER</w:t>
+            </w:r>
+          </w:p>
+        </w:tc>
+        <w:tc>
+          <w:tcPr>
+            <w:tcW w:type="dxa" w:w="3120"/>
           </w:tcPr>
           <w:p>
             <w:r>
@@ -5070,62 +1877,33 @@
         </w:tc>
       </w:tr>
       <w:tr>
-        <w:trPr>
-          <w:trHeight w:val="1134"/>
-        </w:trPr>
-        <w:tc>
-          <w:tcPr>
-            <w:tcW w:w="497" w:type="pct"/>
-            <w:vAlign w:val="center"/>
-          </w:tcPr>
-          <w:p>
-            <w:pPr>
-              <w:spacing w:after="0" w:line="269" w:lineRule="auto"/>
-              <w:jc w:val="center"/>
-              <w:rPr>
-                <w:b/>
-                <w:sz w:val="20"/>
-              </w:rPr>
-            </w:pPr>
-            <w:r>
-              <w:rPr>
-                <w:b/>
-                <w:sz w:val="20"/>
-              </w:rPr>
-              <w:t>READ_ALL</w:t>
-            </w:r>
-          </w:p>
-        </w:tc>
-        <w:tc>
-          <w:tcPr>
-            <w:tcW w:w="598" w:type="pct"/>
-            <w:vAlign w:val="center"/>
-          </w:tcPr>
-          <w:p>
-            <w:r>
-              <w:t>ORGANIZATION</w:t>
-            </w:r>
-          </w:p>
-        </w:tc>
-        <w:tc>
-          <w:tcPr>
-            <w:tcW w:w="3905" w:type="pct"/>
-          </w:tcPr>
-          <w:p>
-            <w:r>
-              <w:t>On the " Student Attendance Report" page:</w:t>
-            </w:r>
-            <w:r>
-              <w:br/>
-              <w:t xml:space="preserve">Have access to the page for generating reports. This section also </w:t>
-            </w:r>
-            <w:proofErr w:type="gramStart"/>
-            <w:r>
-              <w:t>consider</w:t>
-            </w:r>
-            <w:proofErr w:type="gramEnd"/>
-            <w:r>
-              <w:t xml:space="preserve"> the users’ access profile settings for SCHOOL_CLASSES and SCHOOL_STUDENTS to determine what data they can access.</w:t>
+        <w:tc>
+          <w:tcPr>
+            <w:tcW w:type="dxa" w:w="3120"/>
+          </w:tcPr>
+          <w:p>
+            <w:r>
+              <w:t>EXPORT</w:t>
+            </w:r>
+          </w:p>
+        </w:tc>
+        <w:tc>
+          <w:tcPr>
+            <w:tcW w:type="dxa" w:w="3120"/>
+          </w:tcPr>
+          <w:p>
+            <w:r>
+              <w:t>DEPARTMENT / DIVISION / ORGANIZATION</w:t>
+            </w:r>
+          </w:p>
+        </w:tc>
+        <w:tc>
+          <w:tcPr>
+            <w:tcW w:type="dxa" w:w="3120"/>
+          </w:tcPr>
+          <w:p>
+            <w:r>
+              <w:t>**Matrix:** export Excel from visible attendance page.</w:t>
             </w:r>
           </w:p>
         </w:tc>
@@ -5133,17 +1911,17 @@
       <w:tr>
         <w:tc>
           <w:tcPr>
-            <w:tcW w:w="1400" w:type="dxa"/>
-          </w:tcPr>
-          <w:p>
-            <w:r>
-              <w:t>READ_ALL</w:t>
-            </w:r>
-          </w:p>
-        </w:tc>
-        <w:tc>
-          <w:tcPr>
-            <w:tcW w:w="1684" w:type="dxa"/>
+            <w:tcW w:type="dxa" w:w="3120"/>
+          </w:tcPr>
+          <w:p>
+            <w:r>
+              <w:t>EXPORT</w:t>
+            </w:r>
+          </w:p>
+        </w:tc>
+        <w:tc>
+          <w:tcPr>
+            <w:tcW w:type="dxa" w:w="3120"/>
           </w:tcPr>
           <w:p>
             <w:r>
@@ -5153,46 +1931,45 @@
         </w:tc>
         <w:tc>
           <w:tcPr>
-            <w:tcW w:w="10999" w:type="dxa"/>
-          </w:tcPr>
-          <w:p>
-            <w:r>
-              <w:t>No additional READ_ALL extras beyond ORGANIZATION for report page access.</w:t>
+            <w:tcW w:type="dxa" w:w="3120"/>
+          </w:tcPr>
+          <w:p>
+            <w:r>
+              <w:t>No additional EXPORT extras beyond ORGANIZATION.</w:t>
             </w:r>
           </w:p>
         </w:tc>
       </w:tr>
     </w:tbl>
     <w:p/>
+    <w:p>
+      <w:pPr>
+        <w:pStyle w:val="Heading3"/>
+      </w:pPr>
+      <w:r>
+        <w:t>PRINT</w:t>
+      </w:r>
+    </w:p>
     <w:tbl>
       <w:tblPr>
         <w:tblStyle w:val="TableGrid"/>
-        <w:tblW w:w="5000" w:type="pct"/>
-        <w:tblLook w:val="04A0" w:firstRow="1" w:lastRow="0" w:firstColumn="1" w:lastColumn="0" w:noHBand="0" w:noVBand="1"/>
+        <w:tblW w:type="auto" w:w="0"/>
+        <w:tblLook w:firstColumn="1" w:firstRow="1" w:lastColumn="0" w:lastRow="0" w:noHBand="0" w:noVBand="1" w:val="04A0"/>
       </w:tblPr>
       <w:tblGrid>
-        <w:gridCol w:w="1383"/>
-        <w:gridCol w:w="1986"/>
-        <w:gridCol w:w="10714"/>
+        <w:gridCol w:w="3120"/>
+        <w:gridCol w:w="3120"/>
+        <w:gridCol w:w="3120"/>
       </w:tblGrid>
       <w:tr>
-        <w:trPr>
-          <w:trHeight w:val="624"/>
-        </w:trPr>
-        <w:tc>
-          <w:tcPr>
-            <w:tcW w:w="491" w:type="pct"/>
-            <w:shd w:val="clear" w:color="auto" w:fill="DBE5F1" w:themeFill="accent1" w:themeFillTint="33"/>
-            <w:vAlign w:val="center"/>
-          </w:tcPr>
-          <w:p>
-            <w:pPr>
-              <w:spacing w:after="0"/>
-            </w:pPr>
+        <w:tc>
+          <w:tcPr>
+            <w:tcW w:type="dxa" w:w="3120"/>
+          </w:tcPr>
+          <w:p>
             <w:r>
               <w:rPr>
                 <w:b/>
-                <w:szCs w:val="24"/>
               </w:rPr>
               <w:t>Operation</w:t>
             </w:r>
@@ -5200,18 +1977,12 @@
         </w:tc>
         <w:tc>
           <w:tcPr>
-            <w:tcW w:w="705" w:type="pct"/>
-            <w:shd w:val="clear" w:color="auto" w:fill="DBE5F1" w:themeFill="accent1" w:themeFillTint="33"/>
-            <w:vAlign w:val="center"/>
-          </w:tcPr>
-          <w:p>
-            <w:pPr>
-              <w:spacing w:after="0"/>
-            </w:pPr>
+            <w:tcW w:type="dxa" w:w="3120"/>
+          </w:tcPr>
+          <w:p>
             <w:r>
               <w:rPr>
                 <w:b/>
-                <w:szCs w:val="24"/>
               </w:rPr>
               <w:t>Scope</w:t>
             </w:r>
@@ -5219,18 +1990,12 @@
         </w:tc>
         <w:tc>
           <w:tcPr>
-            <w:tcW w:w="3804" w:type="pct"/>
-            <w:shd w:val="clear" w:color="auto" w:fill="DBE5F1" w:themeFill="accent1" w:themeFillTint="33"/>
-            <w:vAlign w:val="center"/>
-          </w:tcPr>
-          <w:p>
-            <w:pPr>
-              <w:spacing w:after="0"/>
-            </w:pPr>
+            <w:tcW w:type="dxa" w:w="3120"/>
+          </w:tcPr>
+          <w:p>
             <w:r>
               <w:rPr>
                 <w:b/>
-                <w:szCs w:val="24"/>
               </w:rPr>
               <w:t>What user can do and see</w:t>
             </w:r>
@@ -5240,120 +2005,157 @@
       <w:tr>
         <w:tc>
           <w:tcPr>
-            <w:tcW w:w="491" w:type="pct"/>
-          </w:tcPr>
-          <w:p>
-            <w:pPr>
-              <w:spacing w:after="0" w:line="269" w:lineRule="auto"/>
+            <w:tcW w:type="dxa" w:w="3120"/>
+          </w:tcPr>
+          <w:p>
+            <w:r>
+              <w:t>PRINT</w:t>
+            </w:r>
+          </w:p>
+        </w:tc>
+        <w:tc>
+          <w:tcPr>
+            <w:tcW w:type="dxa" w:w="3120"/>
+          </w:tcPr>
+          <w:p>
+            <w:r>
+              <w:t>USER / OWNER</w:t>
+            </w:r>
+          </w:p>
+        </w:tc>
+        <w:tc>
+          <w:tcPr>
+            <w:tcW w:type="dxa" w:w="3120"/>
+          </w:tcPr>
+          <w:p>
+            <w:r>
+              <w:t>No Access.</w:t>
+            </w:r>
+          </w:p>
+        </w:tc>
+      </w:tr>
+      <w:tr>
+        <w:tc>
+          <w:tcPr>
+            <w:tcW w:type="dxa" w:w="3120"/>
+          </w:tcPr>
+          <w:p>
+            <w:r>
+              <w:t>PRINT</w:t>
+            </w:r>
+          </w:p>
+        </w:tc>
+        <w:tc>
+          <w:tcPr>
+            <w:tcW w:type="dxa" w:w="3120"/>
+          </w:tcPr>
+          <w:p>
+            <w:r>
+              <w:t>DEPARTMENT / DIVISION / ORGANIZATION</w:t>
+            </w:r>
+          </w:p>
+        </w:tc>
+        <w:tc>
+          <w:tcPr>
+            <w:tcW w:type="dxa" w:w="3120"/>
+          </w:tcPr>
+          <w:p>
+            <w:r>
+              <w:t>**Matrix:** print visible attendance page.</w:t>
+            </w:r>
+          </w:p>
+        </w:tc>
+      </w:tr>
+      <w:tr>
+        <w:tc>
+          <w:tcPr>
+            <w:tcW w:type="dxa" w:w="3120"/>
+          </w:tcPr>
+          <w:p>
+            <w:r>
+              <w:t>PRINT</w:t>
+            </w:r>
+          </w:p>
+        </w:tc>
+        <w:tc>
+          <w:tcPr>
+            <w:tcW w:type="dxa" w:w="3120"/>
+          </w:tcPr>
+          <w:p>
+            <w:r>
+              <w:t>ADMIN</w:t>
+            </w:r>
+          </w:p>
+        </w:tc>
+        <w:tc>
+          <w:tcPr>
+            <w:tcW w:type="dxa" w:w="3120"/>
+          </w:tcPr>
+          <w:p>
+            <w:r>
+              <w:t>No additional PRINT extras beyond ORGANIZATION.</w:t>
+            </w:r>
+          </w:p>
+        </w:tc>
+      </w:tr>
+    </w:tbl>
+    <w:p/>
+    <w:p>
+      <w:pPr>
+        <w:pStyle w:val="Heading3"/>
+      </w:pPr>
+      <w:r>
+        <w:t>UPLOAD</w:t>
+      </w:r>
+    </w:p>
+    <w:tbl>
+      <w:tblPr>
+        <w:tblStyle w:val="TableGrid"/>
+        <w:tblW w:type="auto" w:w="0"/>
+        <w:tblLook w:firstColumn="1" w:firstRow="1" w:lastColumn="0" w:lastRow="0" w:noHBand="0" w:noVBand="1" w:val="04A0"/>
+      </w:tblPr>
+      <w:tblGrid>
+        <w:gridCol w:w="3120"/>
+        <w:gridCol w:w="3120"/>
+        <w:gridCol w:w="3120"/>
+      </w:tblGrid>
+      <w:tr>
+        <w:tc>
+          <w:tcPr>
+            <w:tcW w:type="dxa" w:w="3120"/>
+          </w:tcPr>
+          <w:p>
+            <w:r>
               <w:rPr>
                 <w:b/>
-                <w:sz w:val="20"/>
               </w:rPr>
-            </w:pPr>
+              <w:t>Operation</w:t>
+            </w:r>
+          </w:p>
+        </w:tc>
+        <w:tc>
+          <w:tcPr>
+            <w:tcW w:type="dxa" w:w="3120"/>
+          </w:tcPr>
+          <w:p>
             <w:r>
               <w:rPr>
                 <w:b/>
-                <w:sz w:val="20"/>
               </w:rPr>
-              <w:t>EXPORT</w:t>
-            </w:r>
-          </w:p>
-        </w:tc>
-        <w:tc>
-          <w:tcPr>
-            <w:tcW w:w="705" w:type="pct"/>
-            <w:vAlign w:val="center"/>
-          </w:tcPr>
-          <w:p>
-            <w:pPr>
-              <w:spacing w:after="0" w:line="269" w:lineRule="auto"/>
+              <w:t>Scope</w:t>
+            </w:r>
+          </w:p>
+        </w:tc>
+        <w:tc>
+          <w:tcPr>
+            <w:tcW w:type="dxa" w:w="3120"/>
+          </w:tcPr>
+          <w:p>
+            <w:r>
               <w:rPr>
                 <w:b/>
-                <w:sz w:val="20"/>
               </w:rPr>
-            </w:pPr>
-            <w:r>
-              <w:rPr>
-                <w:b/>
-                <w:sz w:val="20"/>
-              </w:rPr>
-              <w:t>USER</w:t>
-            </w:r>
-            <w:r>
-              <w:rPr>
-                <w:b/>
-                <w:sz w:val="20"/>
-              </w:rPr>
-              <w:t xml:space="preserve"> </w:t>
-            </w:r>
-            <w:r>
-              <w:rPr>
-                <w:b/>
-                <w:sz w:val="20"/>
-              </w:rPr>
-              <w:t>/</w:t>
-            </w:r>
-            <w:r>
-              <w:rPr>
-                <w:b/>
-                <w:sz w:val="20"/>
-              </w:rPr>
-              <w:br/>
-              <w:t>OWNER</w:t>
-            </w:r>
-            <w:r>
-              <w:rPr>
-                <w:b/>
-                <w:sz w:val="20"/>
-              </w:rPr>
-              <w:t xml:space="preserve"> </w:t>
-            </w:r>
-            <w:r>
-              <w:rPr>
-                <w:b/>
-                <w:sz w:val="20"/>
-              </w:rPr>
-              <w:t>/</w:t>
-            </w:r>
-            <w:r>
-              <w:rPr>
-                <w:b/>
-                <w:sz w:val="20"/>
-              </w:rPr>
-              <w:br/>
-              <w:t>DEPARTMENT</w:t>
-            </w:r>
-            <w:r>
-              <w:rPr>
-                <w:b/>
-                <w:sz w:val="20"/>
-              </w:rPr>
-              <w:t xml:space="preserve"> </w:t>
-            </w:r>
-            <w:r>
-              <w:rPr>
-                <w:b/>
-                <w:sz w:val="20"/>
-              </w:rPr>
-              <w:t>/</w:t>
-            </w:r>
-            <w:r>
-              <w:rPr>
-                <w:b/>
-                <w:sz w:val="20"/>
-              </w:rPr>
-              <w:br/>
-              <w:t>DIVISION</w:t>
-            </w:r>
-          </w:p>
-        </w:tc>
-        <w:tc>
-          <w:tcPr>
-            <w:tcW w:w="3804" w:type="pct"/>
-          </w:tcPr>
-          <w:p>
-            <w:r>
-              <w:t>No Access.</w:t>
+              <w:t>What user can do and see</w:t>
             </w:r>
           </w:p>
         </w:tc>
@@ -5361,47 +2163,31 @@
       <w:tr>
         <w:tc>
           <w:tcPr>
-            <w:tcW w:w="491" w:type="pct"/>
-          </w:tcPr>
-          <w:p>
-            <w:pPr>
-              <w:spacing w:after="0" w:line="269" w:lineRule="auto"/>
-              <w:rPr>
-                <w:b/>
-                <w:sz w:val="20"/>
-              </w:rPr>
-            </w:pPr>
-            <w:r>
-              <w:rPr>
-                <w:b/>
-                <w:sz w:val="20"/>
-              </w:rPr>
-              <w:t>EXPORT</w:t>
-            </w:r>
-          </w:p>
-        </w:tc>
-        <w:tc>
-          <w:tcPr>
-            <w:tcW w:w="705" w:type="pct"/>
-            <w:vAlign w:val="center"/>
-          </w:tcPr>
-          <w:p>
-            <w:r>
-              <w:t>ORGANIZATION</w:t>
-            </w:r>
-          </w:p>
-        </w:tc>
-        <w:tc>
-          <w:tcPr>
-            <w:tcW w:w="3804" w:type="pct"/>
-          </w:tcPr>
-          <w:p>
-            <w:r>
-              <w:t>On the " Student Attendance Report" page:</w:t>
-            </w:r>
-            <w:r>
-              <w:br/>
-              <w:t>Have access to the Export section and can export the reports in files in different available format.</w:t>
+            <w:tcW w:type="dxa" w:w="3120"/>
+          </w:tcPr>
+          <w:p>
+            <w:r>
+              <w:t>UPLOAD</w:t>
+            </w:r>
+          </w:p>
+        </w:tc>
+        <w:tc>
+          <w:tcPr>
+            <w:tcW w:type="dxa" w:w="3120"/>
+          </w:tcPr>
+          <w:p>
+            <w:r>
+              <w:t>USER / OWNER</w:t>
+            </w:r>
+          </w:p>
+        </w:tc>
+        <w:tc>
+          <w:tcPr>
+            <w:tcW w:type="dxa" w:w="3120"/>
+          </w:tcPr>
+          <w:p>
+            <w:r>
+              <w:t>No Access.</w:t>
             </w:r>
           </w:p>
         </w:tc>
@@ -5409,17 +2195,49 @@
       <w:tr>
         <w:tc>
           <w:tcPr>
-            <w:tcW w:w="1383" w:type="dxa"/>
-          </w:tcPr>
-          <w:p>
-            <w:r>
-              <w:t>EXPORT</w:t>
-            </w:r>
-          </w:p>
-        </w:tc>
-        <w:tc>
-          <w:tcPr>
-            <w:tcW w:w="1986" w:type="dxa"/>
+            <w:tcW w:type="dxa" w:w="3120"/>
+          </w:tcPr>
+          <w:p>
+            <w:r>
+              <w:t>UPLOAD</w:t>
+            </w:r>
+          </w:p>
+        </w:tc>
+        <w:tc>
+          <w:tcPr>
+            <w:tcW w:type="dxa" w:w="3120"/>
+          </w:tcPr>
+          <w:p>
+            <w:r>
+              <w:t>DEPARTMENT / DIVISION / ORGANIZATION</w:t>
+            </w:r>
+          </w:p>
+        </w:tc>
+        <w:tc>
+          <w:tcPr>
+            <w:tcW w:type="dxa" w:w="3120"/>
+          </w:tcPr>
+          <w:p>
+            <w:r>
+              <w:t>**Matrix:** `+` upload files attached to attendance details. **Manage Session:** `+` upload roster attendance files.</w:t>
+            </w:r>
+          </w:p>
+        </w:tc>
+      </w:tr>
+      <w:tr>
+        <w:tc>
+          <w:tcPr>
+            <w:tcW w:type="dxa" w:w="3120"/>
+          </w:tcPr>
+          <w:p>
+            <w:r>
+              <w:t>UPLOAD</w:t>
+            </w:r>
+          </w:p>
+        </w:tc>
+        <w:tc>
+          <w:tcPr>
+            <w:tcW w:type="dxa" w:w="3120"/>
           </w:tcPr>
           <w:p>
             <w:r>
@@ -5429,11 +2247,11 @@
         </w:tc>
         <w:tc>
           <w:tcPr>
-            <w:tcW w:w="10714" w:type="dxa"/>
-          </w:tcPr>
-          <w:p>
-            <w:r>
-              <w:t>No additional EXPORT extras beyond ORGANIZATION for report export.</w:t>
+            <w:tcW w:type="dxa" w:w="3120"/>
+          </w:tcPr>
+          <w:p>
+            <w:r>
+              <w:t>No additional UPLOAD extras beyond ORGANIZATION.</w:t>
             </w:r>
           </w:p>
         </w:tc>
@@ -5441,12 +2259,1513 @@
     </w:tbl>
     <w:p/>
     <w:p/>
+    <w:p>
+      <w:pPr>
+        <w:pStyle w:val="Heading2"/>
+      </w:pPr>
+      <w:r>
+        <w:t>Other notes</w:t>
+      </w:r>
+    </w:p>
+    <w:tbl>
+      <w:tblPr>
+        <w:tblStyle w:val="TableGrid"/>
+        <w:tblW w:type="auto" w:w="0"/>
+        <w:tblLook w:firstColumn="1" w:firstRow="1" w:lastColumn="0" w:lastRow="0" w:noHBand="0" w:noVBand="1" w:val="04A0"/>
+      </w:tblPr>
+      <w:tblGrid>
+        <w:gridCol w:w="4680"/>
+        <w:gridCol w:w="4680"/>
+      </w:tblGrid>
+      <w:tr>
+        <w:tc>
+          <w:tcPr>
+            <w:tcW w:type="dxa" w:w="4680"/>
+          </w:tcPr>
+          <w:p>
+            <w:r>
+              <w:rPr>
+                <w:b/>
+              </w:rPr>
+              <w:t>Topic</w:t>
+            </w:r>
+          </w:p>
+        </w:tc>
+        <w:tc>
+          <w:tcPr>
+            <w:tcW w:type="dxa" w:w="4680"/>
+          </w:tcPr>
+          <w:p>
+            <w:r>
+              <w:rPr>
+                <w:b/>
+              </w:rPr>
+              <w:t>Rule</w:t>
+            </w:r>
+          </w:p>
+        </w:tc>
+      </w:tr>
+      <w:tr>
+        <w:tc>
+          <w:tcPr>
+            <w:tcW w:type="dxa" w:w="4680"/>
+          </w:tcPr>
+          <w:p>
+            <w:r>
+              <w:t>**Manage Session matrix link**</w:t>
+            </w:r>
+          </w:p>
+        </w:tc>
+        <w:tc>
+          <w:tcPr>
+            <w:tcW w:type="dxa" w:w="4680"/>
+          </w:tcPr>
+          <w:p>
+            <w:r>
+              <w:t>Shown when user has `SCHOOL_ATTENDANCES` READ (or attendance section admin). Roster shown with READ_ALL; editable with UPDATE. Missing access: show alert to contact admin for `SCHOOL_ATTENDANCES` profile update. **Runtime:** link still checks UPDATE via `userCanOpenAttendanceMatrix` until READ promotion.</w:t>
+            </w:r>
+          </w:p>
+        </w:tc>
+      </w:tr>
+      <w:tr>
+        <w:tc>
+          <w:tcPr>
+            <w:tcW w:type="dxa" w:w="4680"/>
+          </w:tcPr>
+          <w:p>
+            <w:r>
+              <w:t>**Rollups API** (`POST /api/rollups`)</w:t>
+            </w:r>
+          </w:p>
+        </w:tc>
+        <w:tc>
+          <w:tcPr>
+            <w:tcW w:type="dxa" w:w="4680"/>
+          </w:tcPr>
+          <w:p>
+            <w:r>
+              <w:t>Requires READ to call. Display requires READ_ALL with DEPARTMENT/DIVISION, ORGANIZATION, or ADMIN. **USER and OWNER: No Access.**</w:t>
+            </w:r>
+          </w:p>
+        </w:tc>
+      </w:tr>
+      <w:tr>
+        <w:tc>
+          <w:tcPr>
+            <w:tcW w:type="dxa" w:w="4680"/>
+          </w:tcPr>
+          <w:p>
+            <w:r>
+              <w:t>**Rolling enrollment on-hold / office session exemption**</w:t>
+            </w:r>
+          </w:p>
+        </w:tc>
+        <w:tc>
+          <w:tcPr>
+            <w:tcW w:type="dxa" w:w="4680"/>
+          </w:tcPr>
+          <w:p>
+            <w:r>
+              <w:t>When attendance is N/A because of an applied on-hold period or a locked enrollment session mark, changing **away from N/A** or editing **late/early timing** requires bypass admin (Family A) or `SCHOOL_ATTENDANCES` UPDATE at ADMIN scope (Family B). **Student roster notes** and **admin discussion** may still be edited. Does not use `SCHOOL_CLASSES` admin.</w:t>
+            </w:r>
+          </w:p>
+        </w:tc>
+      </w:tr>
+    </w:tbl>
     <w:p/>
+    <w:p/>
+    <w:p>
+      <w:pPr>
+        <w:pStyle w:val="Heading2"/>
+      </w:pPr>
+      <w:r>
+        <w:t>Admin and other scope overrides</w:t>
+      </w:r>
+    </w:p>
+    <w:p>
+      <w:pPr/>
+      <w:r>
+        <w:t xml:space="preserve">Apply to </w:t>
+      </w:r>
+      <w:r>
+        <w:rPr>
+          <w:b/>
+        </w:rPr>
+        <w:t>bypass admins (Family A)</w:t>
+      </w:r>
+      <w:r>
+        <w:t xml:space="preserve"> for rows marked bypass-only. </w:t>
+      </w:r>
+      <w:r>
+        <w:rPr>
+          <w:b/>
+        </w:rPr>
+        <w:t>A9</w:t>
+      </w:r>
+      <w:r>
+        <w:t xml:space="preserve"> also applies to Family B users with </w:t>
+      </w:r>
+      <w:r>
+        <w:rPr>
+          <w:b/>
+        </w:rPr>
+        <w:t>UPDATE at ADMIN scope</w:t>
+      </w:r>
+      <w:r>
+        <w:t xml:space="preserve"> (same as locked-session override). Do not replace READ / READ_ALL / UPDATE rows.</w:t>
+      </w:r>
+    </w:p>
+    <w:p>
+      <w:pPr/>
+      <w:r>
+        <w:t>Implementation: `schoolAdminAccessService.isAttendancesAdminViewerAsync`, `userCanOpenAttendanceMatrix`, `userCanMarkAttendanceExcused` (excuses follow ORGANIZATION UPDATE scope, not A6), `attendanceEnrollmentNaLockService` + `canOverrideSessionLock`.</w:t>
+      </w:r>
+    </w:p>
+    <w:tbl>
+      <w:tblPr>
+        <w:tblStyle w:val="TableGrid"/>
+        <w:tblW w:type="auto" w:w="0"/>
+        <w:tblLook w:firstColumn="1" w:firstRow="1" w:lastColumn="0" w:lastRow="0" w:noHBand="0" w:noVBand="1" w:val="04A0"/>
+      </w:tblPr>
+      <w:tblGrid>
+        <w:gridCol w:w="2340"/>
+        <w:gridCol w:w="2340"/>
+        <w:gridCol w:w="2340"/>
+        <w:gridCol w:w="2340"/>
+      </w:tblGrid>
+      <w:tr>
+        <w:tc>
+          <w:tcPr>
+            <w:tcW w:type="dxa" w:w="2340"/>
+          </w:tcPr>
+          <w:p>
+            <w:r>
+              <w:rPr>
+                <w:b/>
+              </w:rPr>
+              <w:t>#</w:t>
+            </w:r>
+          </w:p>
+        </w:tc>
+        <w:tc>
+          <w:tcPr>
+            <w:tcW w:type="dxa" w:w="2340"/>
+          </w:tcPr>
+          <w:p>
+            <w:r>
+              <w:rPr>
+                <w:b/>
+              </w:rPr>
+              <w:t>Feature / override</w:t>
+            </w:r>
+          </w:p>
+        </w:tc>
+        <w:tc>
+          <w:tcPr>
+            <w:tcW w:type="dxa" w:w="2340"/>
+          </w:tcPr>
+          <w:p>
+            <w:r>
+              <w:rPr>
+                <w:b/>
+              </w:rPr>
+              <w:t>Bypass admin?</w:t>
+            </w:r>
+          </w:p>
+        </w:tc>
+        <w:tc>
+          <w:tcPr>
+            <w:tcW w:type="dxa" w:w="2340"/>
+          </w:tcPr>
+          <w:p>
+            <w:r>
+              <w:rPr>
+                <w:b/>
+              </w:rPr>
+              <w:t>In override form?</w:t>
+            </w:r>
+          </w:p>
+        </w:tc>
+      </w:tr>
+      <w:tr>
+        <w:tc>
+          <w:tcPr>
+            <w:tcW w:type="dxa" w:w="2340"/>
+          </w:tcPr>
+          <w:p>
+            <w:r>
+              <w:t>A1</w:t>
+            </w:r>
+          </w:p>
+        </w:tc>
+        <w:tc>
+          <w:tcPr>
+            <w:tcW w:type="dxa" w:w="2340"/>
+          </w:tcPr>
+          <w:p>
+            <w:r>
+              <w:t>Edit attendance on locked session</w:t>
+            </w:r>
+          </w:p>
+        </w:tc>
+        <w:tc>
+          <w:tcPr>
+            <w:tcW w:type="dxa" w:w="2340"/>
+          </w:tcPr>
+          <w:p>
+            <w:r>
+              <w:t>Yes</w:t>
+            </w:r>
+          </w:p>
+        </w:tc>
+        <w:tc>
+          <w:tcPr>
+            <w:tcW w:type="dxa" w:w="2340"/>
+          </w:tcPr>
+          <w:p>
+            <w:r>
+              <w:t>Yes</w:t>
+            </w:r>
+          </w:p>
+        </w:tc>
+      </w:tr>
+      <w:tr>
+        <w:tc>
+          <w:tcPr>
+            <w:tcW w:type="dxa" w:w="2340"/>
+          </w:tcPr>
+          <w:p>
+            <w:r>
+              <w:t>A2</w:t>
+            </w:r>
+          </w:p>
+        </w:tc>
+        <w:tc>
+          <w:tcPr>
+            <w:tcW w:type="dxa" w:w="2340"/>
+          </w:tcPr>
+          <w:p>
+            <w:r>
+              <w:t>Edit after completed-session deadline</w:t>
+            </w:r>
+          </w:p>
+        </w:tc>
+        <w:tc>
+          <w:tcPr>
+            <w:tcW w:type="dxa" w:w="2340"/>
+          </w:tcPr>
+          <w:p>
+            <w:r>
+              <w:t>Yes</w:t>
+            </w:r>
+          </w:p>
+        </w:tc>
+        <w:tc>
+          <w:tcPr>
+            <w:tcW w:type="dxa" w:w="2340"/>
+          </w:tcPr>
+          <w:p>
+            <w:r>
+              <w:t>Yes</w:t>
+            </w:r>
+          </w:p>
+        </w:tc>
+      </w:tr>
+      <w:tr>
+        <w:tc>
+          <w:tcPr>
+            <w:tcW w:type="dxa" w:w="2340"/>
+          </w:tcPr>
+          <w:p>
+            <w:r>
+              <w:t>A3</w:t>
+            </w:r>
+          </w:p>
+        </w:tc>
+        <w:tc>
+          <w:tcPr>
+            <w:tcW w:type="dxa" w:w="2340"/>
+          </w:tcPr>
+          <w:p>
+            <w:r>
+              <w:t>View change history (when restricted below ORG READ_ALL)</w:t>
+            </w:r>
+          </w:p>
+        </w:tc>
+        <w:tc>
+          <w:tcPr>
+            <w:tcW w:type="dxa" w:w="2340"/>
+          </w:tcPr>
+          <w:p>
+            <w:r>
+              <w:t>Yes</w:t>
+            </w:r>
+          </w:p>
+        </w:tc>
+        <w:tc>
+          <w:tcPr>
+            <w:tcW w:type="dxa" w:w="2340"/>
+          </w:tcPr>
+          <w:p>
+            <w:r>
+              <w:t>Yes</w:t>
+            </w:r>
+          </w:p>
+        </w:tc>
+      </w:tr>
+      <w:tr>
+        <w:tc>
+          <w:tcPr>
+            <w:tcW w:type="dxa" w:w="2340"/>
+          </w:tcPr>
+          <w:p>
+            <w:r>
+              <w:t>A4</w:t>
+            </w:r>
+          </w:p>
+        </w:tc>
+        <w:tc>
+          <w:tcPr>
+            <w:tcW w:type="dxa" w:w="2340"/>
+          </w:tcPr>
+          <w:p>
+            <w:r>
+              <w:t>Admin viewer tools on matrix</w:t>
+            </w:r>
+          </w:p>
+        </w:tc>
+        <w:tc>
+          <w:tcPr>
+            <w:tcW w:type="dxa" w:w="2340"/>
+          </w:tcPr>
+          <w:p>
+            <w:r>
+              <w:t>Yes</w:t>
+            </w:r>
+          </w:p>
+        </w:tc>
+        <w:tc>
+          <w:tcPr>
+            <w:tcW w:type="dxa" w:w="2340"/>
+          </w:tcPr>
+          <w:p>
+            <w:r>
+              <w:t>Yes</w:t>
+            </w:r>
+          </w:p>
+        </w:tc>
+      </w:tr>
+      <w:tr>
+        <w:tc>
+          <w:tcPr>
+            <w:tcW w:type="dxa" w:w="2340"/>
+          </w:tcPr>
+          <w:p>
+            <w:r>
+              <w:t>A5</w:t>
+            </w:r>
+          </w:p>
+        </w:tc>
+        <w:tc>
+          <w:tcPr>
+            <w:tcW w:type="dxa" w:w="2340"/>
+          </w:tcPr>
+          <w:p>
+            <w:r>
+              <w:t>Open matrix without normal READ/UPDATE</w:t>
+            </w:r>
+          </w:p>
+        </w:tc>
+        <w:tc>
+          <w:tcPr>
+            <w:tcW w:type="dxa" w:w="2340"/>
+          </w:tcPr>
+          <w:p>
+            <w:r>
+              <w:t>Yes</w:t>
+            </w:r>
+          </w:p>
+        </w:tc>
+        <w:tc>
+          <w:tcPr>
+            <w:tcW w:type="dxa" w:w="2340"/>
+          </w:tcPr>
+          <w:p>
+            <w:r>
+              <w:t>Yes</w:t>
+            </w:r>
+          </w:p>
+        </w:tc>
+      </w:tr>
+      <w:tr>
+        <w:tc>
+          <w:tcPr>
+            <w:tcW w:type="dxa" w:w="2340"/>
+          </w:tcPr>
+          <w:p>
+            <w:r>
+              <w:t>A6</w:t>
+            </w:r>
+          </w:p>
+        </w:tc>
+        <w:tc>
+          <w:tcPr>
+            <w:tcW w:type="dxa" w:w="2340"/>
+          </w:tcPr>
+          <w:p>
+            <w:r>
+              <w:t>Mark excuse flags / excuse notes</w:t>
+            </w:r>
+          </w:p>
+        </w:tc>
+        <w:tc>
+          <w:tcPr>
+            <w:tcW w:type="dxa" w:w="2340"/>
+          </w:tcPr>
+          <w:p>
+            <w:r>
+              <w:t>N/A — scope at ORGANIZATION UPDATE</w:t>
+            </w:r>
+          </w:p>
+        </w:tc>
+        <w:tc>
+          <w:tcPr>
+            <w:tcW w:type="dxa" w:w="2340"/>
+          </w:tcPr>
+          <w:p>
+            <w:r>
+              <w:t>No</w:t>
+            </w:r>
+          </w:p>
+        </w:tc>
+      </w:tr>
+      <w:tr>
+        <w:tc>
+          <w:tcPr>
+            <w:tcW w:type="dxa" w:w="2340"/>
+          </w:tcPr>
+          <w:p>
+            <w:r>
+              <w:t>A7</w:t>
+            </w:r>
+          </w:p>
+        </w:tc>
+        <w:tc>
+          <w:tcPr>
+            <w:tcW w:type="dxa" w:w="2340"/>
+          </w:tcPr>
+          <w:p>
+            <w:r>
+              <w:t>Bypass enrollment window</w:t>
+            </w:r>
+          </w:p>
+        </w:tc>
+        <w:tc>
+          <w:tcPr>
+            <w:tcW w:type="dxa" w:w="2340"/>
+          </w:tcPr>
+          <w:p>
+            <w:r>
+              <w:t>No</w:t>
+            </w:r>
+          </w:p>
+        </w:tc>
+        <w:tc>
+          <w:tcPr>
+            <w:tcW w:type="dxa" w:w="2340"/>
+          </w:tcPr>
+          <w:p>
+            <w:r>
+              <w:t>Not attendance admin override</w:t>
+            </w:r>
+          </w:p>
+        </w:tc>
+      </w:tr>
+      <w:tr>
+        <w:tc>
+          <w:tcPr>
+            <w:tcW w:type="dxa" w:w="2340"/>
+          </w:tcPr>
+          <w:p>
+            <w:r>
+              <w:t>A8</w:t>
+            </w:r>
+          </w:p>
+        </w:tc>
+        <w:tc>
+          <w:tcPr>
+            <w:tcW w:type="dxa" w:w="2340"/>
+          </w:tcPr>
+          <w:p>
+            <w:r>
+              <w:t>Bypass makeup-required original session</w:t>
+            </w:r>
+          </w:p>
+        </w:tc>
+        <w:tc>
+          <w:tcPr>
+            <w:tcW w:type="dxa" w:w="2340"/>
+          </w:tcPr>
+          <w:p>
+            <w:r>
+              <w:t>No</w:t>
+            </w:r>
+          </w:p>
+        </w:tc>
+        <w:tc>
+          <w:tcPr>
+            <w:tcW w:type="dxa" w:w="2340"/>
+          </w:tcPr>
+          <w:p>
+            <w:r>
+              <w:t>Not attendance admin override</w:t>
+            </w:r>
+          </w:p>
+        </w:tc>
+      </w:tr>
+      <w:tr>
+        <w:tc>
+          <w:tcPr>
+            <w:tcW w:type="dxa" w:w="2340"/>
+          </w:tcPr>
+          <w:p>
+            <w:r>
+              <w:t>A9</w:t>
+            </w:r>
+          </w:p>
+        </w:tc>
+        <w:tc>
+          <w:tcPr>
+            <w:tcW w:type="dxa" w:w="2340"/>
+          </w:tcPr>
+          <w:p>
+            <w:r>
+              <w:t>Bypass rolling enrollment on-hold / office-exempt N/A (change away from N/A)</w:t>
+            </w:r>
+          </w:p>
+        </w:tc>
+        <w:tc>
+          <w:tcPr>
+            <w:tcW w:type="dxa" w:w="2340"/>
+          </w:tcPr>
+          <w:p>
+            <w:r>
+              <w:t>Yes</w:t>
+            </w:r>
+          </w:p>
+        </w:tc>
+        <w:tc>
+          <w:tcPr>
+            <w:tcW w:type="dxa" w:w="2340"/>
+          </w:tcPr>
+          <w:p>
+            <w:r>
+              <w:t>Yes</w:t>
+            </w:r>
+          </w:p>
+        </w:tc>
+      </w:tr>
+      <w:tr>
+        <w:tc>
+          <w:tcPr>
+            <w:tcW w:type="dxa" w:w="2340"/>
+          </w:tcPr>
+          <w:p>
+            <w:r>
+              <w:t>A10</w:t>
+            </w:r>
+          </w:p>
+        </w:tc>
+        <w:tc>
+          <w:tcPr>
+            <w:tcW w:type="dxa" w:w="2340"/>
+          </w:tcPr>
+          <w:p>
+            <w:r>
+              <w:t>Bypass rolling enrollment capacity</w:t>
+            </w:r>
+          </w:p>
+        </w:tc>
+        <w:tc>
+          <w:tcPr>
+            <w:tcW w:type="dxa" w:w="2340"/>
+          </w:tcPr>
+          <w:p>
+            <w:r>
+              <w:t>No</w:t>
+            </w:r>
+          </w:p>
+        </w:tc>
+        <w:tc>
+          <w:tcPr>
+            <w:tcW w:type="dxa" w:w="2340"/>
+          </w:tcPr>
+          <w:p>
+            <w:r>
+              <w:t>Not attendance admin override</w:t>
+            </w:r>
+          </w:p>
+        </w:tc>
+      </w:tr>
+      <w:tr>
+        <w:tc>
+          <w:tcPr>
+            <w:tcW w:type="dxa" w:w="2340"/>
+          </w:tcPr>
+          <w:p>
+            <w:r>
+              <w:t>A11</w:t>
+            </w:r>
+          </w:p>
+        </w:tc>
+        <w:tc>
+          <w:tcPr>
+            <w:tcW w:type="dxa" w:w="2340"/>
+          </w:tcPr>
+          <w:p>
+            <w:r>
+              <w:t>Lock / unlock session metadata</w:t>
+            </w:r>
+          </w:p>
+        </w:tc>
+        <w:tc>
+          <w:tcPr>
+            <w:tcW w:type="dxa" w:w="2340"/>
+          </w:tcPr>
+          <w:p>
+            <w:r>
+              <w:t>No (class/session admin)</w:t>
+            </w:r>
+          </w:p>
+        </w:tc>
+        <w:tc>
+          <w:tcPr>
+            <w:tcW w:type="dxa" w:w="2340"/>
+          </w:tcPr>
+          <w:p>
+            <w:r>
+              <w:t>Not attendance admin override</w:t>
+            </w:r>
+          </w:p>
+        </w:tc>
+      </w:tr>
+      <w:tr>
+        <w:tc>
+          <w:tcPr>
+            <w:tcW w:type="dxa" w:w="2340"/>
+          </w:tcPr>
+          <w:p>
+            <w:r>
+              <w:t>A12</w:t>
+            </w:r>
+          </w:p>
+        </w:tc>
+        <w:tc>
+          <w:tcPr>
+            <w:tcW w:type="dxa" w:w="2340"/>
+          </w:tcPr>
+          <w:p>
+            <w:r>
+              <w:t>Full field visibility regardless of scope</w:t>
+            </w:r>
+          </w:p>
+        </w:tc>
+        <w:tc>
+          <w:tcPr>
+            <w:tcW w:type="dxa" w:w="2340"/>
+          </w:tcPr>
+          <w:p>
+            <w:r>
+              <w:t>Optional bypass</w:t>
+            </w:r>
+          </w:p>
+        </w:tc>
+        <w:tc>
+          <w:tcPr>
+            <w:tcW w:type="dxa" w:w="2340"/>
+          </w:tcPr>
+          <w:p>
+            <w:r>
+              <w:t>Note only</w:t>
+            </w:r>
+          </w:p>
+        </w:tc>
+      </w:tr>
+    </w:tbl>
+    <w:p/>
+    <w:p/>
+    <w:p>
+      <w:pPr>
+        <w:pStyle w:val="Heading2"/>
+      </w:pPr>
+      <w:r>
+        <w:t>SCHOOL_ATTENDANCE_REPORT</w:t>
+      </w:r>
+    </w:p>
+    <w:p>
+      <w:pPr/>
+      <w:r>
+        <w:t>Separate section; report routes use `SCHOOL_ATTENDANCE_REPORT` operations. Also considers `SCHOOL_CLASSES` and `SCHOOL_STUDENTS` for data scope.</w:t>
+      </w:r>
+    </w:p>
+    <w:p>
+      <w:pPr>
+        <w:pStyle w:val="Heading3"/>
+      </w:pPr>
+      <w:r>
+        <w:t>READ</w:t>
+      </w:r>
+    </w:p>
+    <w:tbl>
+      <w:tblPr>
+        <w:tblStyle w:val="TableGrid"/>
+        <w:tblW w:type="auto" w:w="0"/>
+        <w:tblLook w:firstColumn="1" w:firstRow="1" w:lastColumn="0" w:lastRow="0" w:noHBand="0" w:noVBand="1" w:val="04A0"/>
+      </w:tblPr>
+      <w:tblGrid>
+        <w:gridCol w:w="3120"/>
+        <w:gridCol w:w="3120"/>
+        <w:gridCol w:w="3120"/>
+      </w:tblGrid>
+      <w:tr>
+        <w:tc>
+          <w:tcPr>
+            <w:tcW w:type="dxa" w:w="3120"/>
+          </w:tcPr>
+          <w:p>
+            <w:r>
+              <w:rPr>
+                <w:b/>
+              </w:rPr>
+              <w:t>Operation</w:t>
+            </w:r>
+          </w:p>
+        </w:tc>
+        <w:tc>
+          <w:tcPr>
+            <w:tcW w:type="dxa" w:w="3120"/>
+          </w:tcPr>
+          <w:p>
+            <w:r>
+              <w:rPr>
+                <w:b/>
+              </w:rPr>
+              <w:t>Scope</w:t>
+            </w:r>
+          </w:p>
+        </w:tc>
+        <w:tc>
+          <w:tcPr>
+            <w:tcW w:type="dxa" w:w="3120"/>
+          </w:tcPr>
+          <w:p>
+            <w:r>
+              <w:rPr>
+                <w:b/>
+              </w:rPr>
+              <w:t>What user can do and see</w:t>
+            </w:r>
+          </w:p>
+        </w:tc>
+      </w:tr>
+      <w:tr>
+        <w:tc>
+          <w:tcPr>
+            <w:tcW w:type="dxa" w:w="3120"/>
+          </w:tcPr>
+          <w:p>
+            <w:r>
+              <w:t>READ</w:t>
+            </w:r>
+          </w:p>
+        </w:tc>
+        <w:tc>
+          <w:tcPr>
+            <w:tcW w:type="dxa" w:w="3120"/>
+          </w:tcPr>
+          <w:p>
+            <w:r>
+              <w:t>USER</w:t>
+            </w:r>
+          </w:p>
+        </w:tc>
+        <w:tc>
+          <w:tcPr>
+            <w:tcW w:type="dxa" w:w="3120"/>
+          </w:tcPr>
+          <w:p>
+            <w:r>
+              <w:t>No Access.</w:t>
+            </w:r>
+          </w:p>
+        </w:tc>
+      </w:tr>
+      <w:tr>
+        <w:tc>
+          <w:tcPr>
+            <w:tcW w:type="dxa" w:w="3120"/>
+          </w:tcPr>
+          <w:p>
+            <w:r>
+              <w:t>READ</w:t>
+            </w:r>
+          </w:p>
+        </w:tc>
+        <w:tc>
+          <w:tcPr>
+            <w:tcW w:type="dxa" w:w="3120"/>
+          </w:tcPr>
+          <w:p>
+            <w:r>
+              <w:t>OWNER / DEPARTMENT / DIVISION</w:t>
+            </w:r>
+          </w:p>
+        </w:tc>
+        <w:tc>
+          <w:tcPr>
+            <w:tcW w:type="dxa" w:w="3120"/>
+          </w:tcPr>
+          <w:p>
+            <w:r>
+              <w:t>Open Student Attendance Report page only; no field visibility unless READ_ALL.</w:t>
+            </w:r>
+          </w:p>
+        </w:tc>
+      </w:tr>
+      <w:tr>
+        <w:tc>
+          <w:tcPr>
+            <w:tcW w:type="dxa" w:w="3120"/>
+          </w:tcPr>
+          <w:p>
+            <w:r>
+              <w:t>READ</w:t>
+            </w:r>
+          </w:p>
+        </w:tc>
+        <w:tc>
+          <w:tcPr>
+            <w:tcW w:type="dxa" w:w="3120"/>
+          </w:tcPr>
+          <w:p>
+            <w:r>
+              <w:t>ORGANIZATION</w:t>
+            </w:r>
+          </w:p>
+        </w:tc>
+        <w:tc>
+          <w:tcPr>
+            <w:tcW w:type="dxa" w:w="3120"/>
+          </w:tcPr>
+          <w:p>
+            <w:r>
+              <w:t>Same as above.</w:t>
+            </w:r>
+          </w:p>
+        </w:tc>
+      </w:tr>
+      <w:tr>
+        <w:tc>
+          <w:tcPr>
+            <w:tcW w:type="dxa" w:w="3120"/>
+          </w:tcPr>
+          <w:p>
+            <w:r>
+              <w:t>READ</w:t>
+            </w:r>
+          </w:p>
+        </w:tc>
+        <w:tc>
+          <w:tcPr>
+            <w:tcW w:type="dxa" w:w="3120"/>
+          </w:tcPr>
+          <w:p>
+            <w:r>
+              <w:t>ADMIN</w:t>
+            </w:r>
+          </w:p>
+        </w:tc>
+        <w:tc>
+          <w:tcPr>
+            <w:tcW w:type="dxa" w:w="3120"/>
+          </w:tcPr>
+          <w:p>
+            <w:r>
+              <w:t>Open report page only; no additional READ extras (Family B).</w:t>
+            </w:r>
+          </w:p>
+        </w:tc>
+      </w:tr>
+    </w:tbl>
+    <w:p/>
+    <w:p>
+      <w:pPr>
+        <w:pStyle w:val="Heading3"/>
+      </w:pPr>
+      <w:r>
+        <w:t>READ_ALL</w:t>
+      </w:r>
+    </w:p>
+    <w:tbl>
+      <w:tblPr>
+        <w:tblStyle w:val="TableGrid"/>
+        <w:tblW w:type="auto" w:w="0"/>
+        <w:tblLook w:firstColumn="1" w:firstRow="1" w:lastColumn="0" w:lastRow="0" w:noHBand="0" w:noVBand="1" w:val="04A0"/>
+      </w:tblPr>
+      <w:tblGrid>
+        <w:gridCol w:w="3120"/>
+        <w:gridCol w:w="3120"/>
+        <w:gridCol w:w="3120"/>
+      </w:tblGrid>
+      <w:tr>
+        <w:tc>
+          <w:tcPr>
+            <w:tcW w:type="dxa" w:w="3120"/>
+          </w:tcPr>
+          <w:p>
+            <w:r>
+              <w:rPr>
+                <w:b/>
+              </w:rPr>
+              <w:t>Operation</w:t>
+            </w:r>
+          </w:p>
+        </w:tc>
+        <w:tc>
+          <w:tcPr>
+            <w:tcW w:type="dxa" w:w="3120"/>
+          </w:tcPr>
+          <w:p>
+            <w:r>
+              <w:rPr>
+                <w:b/>
+              </w:rPr>
+              <w:t>Scope</w:t>
+            </w:r>
+          </w:p>
+        </w:tc>
+        <w:tc>
+          <w:tcPr>
+            <w:tcW w:type="dxa" w:w="3120"/>
+          </w:tcPr>
+          <w:p>
+            <w:r>
+              <w:rPr>
+                <w:b/>
+              </w:rPr>
+              <w:t>What user can do and see</w:t>
+            </w:r>
+          </w:p>
+        </w:tc>
+      </w:tr>
+      <w:tr>
+        <w:tc>
+          <w:tcPr>
+            <w:tcW w:type="dxa" w:w="3120"/>
+          </w:tcPr>
+          <w:p>
+            <w:r>
+              <w:t>READ_ALL</w:t>
+            </w:r>
+          </w:p>
+        </w:tc>
+        <w:tc>
+          <w:tcPr>
+            <w:tcW w:type="dxa" w:w="3120"/>
+          </w:tcPr>
+          <w:p>
+            <w:r>
+              <w:t>USER / OWNER / DEPARTMENT / DIVISION</w:t>
+            </w:r>
+          </w:p>
+        </w:tc>
+        <w:tc>
+          <w:tcPr>
+            <w:tcW w:type="dxa" w:w="3120"/>
+          </w:tcPr>
+          <w:p>
+            <w:r>
+              <w:t>No Access.</w:t>
+            </w:r>
+          </w:p>
+        </w:tc>
+      </w:tr>
+      <w:tr>
+        <w:tc>
+          <w:tcPr>
+            <w:tcW w:type="dxa" w:w="3120"/>
+          </w:tcPr>
+          <w:p>
+            <w:r>
+              <w:t>READ_ALL</w:t>
+            </w:r>
+          </w:p>
+        </w:tc>
+        <w:tc>
+          <w:tcPr>
+            <w:tcW w:type="dxa" w:w="3120"/>
+          </w:tcPr>
+          <w:p>
+            <w:r>
+              <w:t>ORGANIZATION</w:t>
+            </w:r>
+          </w:p>
+        </w:tc>
+        <w:tc>
+          <w:tcPr>
+            <w:tcW w:type="dxa" w:w="3120"/>
+          </w:tcPr>
+          <w:p>
+            <w:r>
+              <w:t>Access page for generating reports (subject to `SCHOOL_CLASSES` / `SCHOOL_STUDENTS`).</w:t>
+            </w:r>
+          </w:p>
+        </w:tc>
+      </w:tr>
+      <w:tr>
+        <w:tc>
+          <w:tcPr>
+            <w:tcW w:type="dxa" w:w="3120"/>
+          </w:tcPr>
+          <w:p>
+            <w:r>
+              <w:t>READ_ALL</w:t>
+            </w:r>
+          </w:p>
+        </w:tc>
+        <w:tc>
+          <w:tcPr>
+            <w:tcW w:type="dxa" w:w="3120"/>
+          </w:tcPr>
+          <w:p>
+            <w:r>
+              <w:t>ADMIN</w:t>
+            </w:r>
+          </w:p>
+        </w:tc>
+        <w:tc>
+          <w:tcPr>
+            <w:tcW w:type="dxa" w:w="3120"/>
+          </w:tcPr>
+          <w:p>
+            <w:r>
+              <w:t>No additional READ_ALL extras beyond ORGANIZATION.</w:t>
+            </w:r>
+          </w:p>
+        </w:tc>
+      </w:tr>
+    </w:tbl>
+    <w:p/>
+    <w:p>
+      <w:pPr>
+        <w:pStyle w:val="Heading3"/>
+      </w:pPr>
+      <w:r>
+        <w:t>EXPORT</w:t>
+      </w:r>
+    </w:p>
+    <w:tbl>
+      <w:tblPr>
+        <w:tblStyle w:val="TableGrid"/>
+        <w:tblW w:type="auto" w:w="0"/>
+        <w:tblLook w:firstColumn="1" w:firstRow="1" w:lastColumn="0" w:lastRow="0" w:noHBand="0" w:noVBand="1" w:val="04A0"/>
+      </w:tblPr>
+      <w:tblGrid>
+        <w:gridCol w:w="3120"/>
+        <w:gridCol w:w="3120"/>
+        <w:gridCol w:w="3120"/>
+      </w:tblGrid>
+      <w:tr>
+        <w:tc>
+          <w:tcPr>
+            <w:tcW w:type="dxa" w:w="3120"/>
+          </w:tcPr>
+          <w:p>
+            <w:r>
+              <w:rPr>
+                <w:b/>
+              </w:rPr>
+              <w:t>Operation</w:t>
+            </w:r>
+          </w:p>
+        </w:tc>
+        <w:tc>
+          <w:tcPr>
+            <w:tcW w:type="dxa" w:w="3120"/>
+          </w:tcPr>
+          <w:p>
+            <w:r>
+              <w:rPr>
+                <w:b/>
+              </w:rPr>
+              <w:t>Scope</w:t>
+            </w:r>
+          </w:p>
+        </w:tc>
+        <w:tc>
+          <w:tcPr>
+            <w:tcW w:type="dxa" w:w="3120"/>
+          </w:tcPr>
+          <w:p>
+            <w:r>
+              <w:rPr>
+                <w:b/>
+              </w:rPr>
+              <w:t>What user can do and see</w:t>
+            </w:r>
+          </w:p>
+        </w:tc>
+      </w:tr>
+      <w:tr>
+        <w:tc>
+          <w:tcPr>
+            <w:tcW w:type="dxa" w:w="3120"/>
+          </w:tcPr>
+          <w:p>
+            <w:r>
+              <w:t>EXPORT</w:t>
+            </w:r>
+          </w:p>
+        </w:tc>
+        <w:tc>
+          <w:tcPr>
+            <w:tcW w:type="dxa" w:w="3120"/>
+          </w:tcPr>
+          <w:p>
+            <w:r>
+              <w:t>USER / OWNER / DEPARTMENT / DIVISION</w:t>
+            </w:r>
+          </w:p>
+        </w:tc>
+        <w:tc>
+          <w:tcPr>
+            <w:tcW w:type="dxa" w:w="3120"/>
+          </w:tcPr>
+          <w:p>
+            <w:r>
+              <w:t>No Access.</w:t>
+            </w:r>
+          </w:p>
+        </w:tc>
+      </w:tr>
+      <w:tr>
+        <w:tc>
+          <w:tcPr>
+            <w:tcW w:type="dxa" w:w="3120"/>
+          </w:tcPr>
+          <w:p>
+            <w:r>
+              <w:t>EXPORT</w:t>
+            </w:r>
+          </w:p>
+        </w:tc>
+        <w:tc>
+          <w:tcPr>
+            <w:tcW w:type="dxa" w:w="3120"/>
+          </w:tcPr>
+          <w:p>
+            <w:r>
+              <w:t>ORGANIZATION</w:t>
+            </w:r>
+          </w:p>
+        </w:tc>
+        <w:tc>
+          <w:tcPr>
+            <w:tcW w:type="dxa" w:w="3120"/>
+          </w:tcPr>
+          <w:p>
+            <w:r>
+              <w:t>Export reports in available formats.</w:t>
+            </w:r>
+          </w:p>
+        </w:tc>
+      </w:tr>
+      <w:tr>
+        <w:tc>
+          <w:tcPr>
+            <w:tcW w:type="dxa" w:w="3120"/>
+          </w:tcPr>
+          <w:p>
+            <w:r>
+              <w:t>EXPORT</w:t>
+            </w:r>
+          </w:p>
+        </w:tc>
+        <w:tc>
+          <w:tcPr>
+            <w:tcW w:type="dxa" w:w="3120"/>
+          </w:tcPr>
+          <w:p>
+            <w:r>
+              <w:t>ADMIN</w:t>
+            </w:r>
+          </w:p>
+        </w:tc>
+        <w:tc>
+          <w:tcPr>
+            <w:tcW w:type="dxa" w:w="3120"/>
+          </w:tcPr>
+          <w:p>
+            <w:r>
+              <w:t>No additional EXPORT extras beyond ORGANIZATION.</w:t>
+            </w:r>
+          </w:p>
+        </w:tc>
+      </w:tr>
+    </w:tbl>
+    <w:p/>
+    <w:p/>
+    <w:p>
+      <w:pPr>
+        <w:pStyle w:val="Heading2"/>
+      </w:pPr>
+      <w:r>
+        <w:t>Implementation references</w:t>
+      </w:r>
+    </w:p>
+    <w:tbl>
+      <w:tblPr>
+        <w:tblStyle w:val="TableGrid"/>
+        <w:tblW w:type="auto" w:w="0"/>
+        <w:tblLook w:firstColumn="1" w:firstRow="1" w:lastColumn="0" w:lastRow="0" w:noHBand="0" w:noVBand="1" w:val="04A0"/>
+      </w:tblPr>
+      <w:tblGrid>
+        <w:gridCol w:w="4680"/>
+        <w:gridCol w:w="4680"/>
+      </w:tblGrid>
+      <w:tr>
+        <w:tc>
+          <w:tcPr>
+            <w:tcW w:type="dxa" w:w="4680"/>
+          </w:tcPr>
+          <w:p>
+            <w:r>
+              <w:rPr>
+                <w:b/>
+              </w:rPr>
+              <w:t>Concern</w:t>
+            </w:r>
+          </w:p>
+        </w:tc>
+        <w:tc>
+          <w:tcPr>
+            <w:tcW w:type="dxa" w:w="4680"/>
+          </w:tcPr>
+          <w:p>
+            <w:r>
+              <w:rPr>
+                <w:b/>
+              </w:rPr>
+              <w:t>Location</w:t>
+            </w:r>
+          </w:p>
+        </w:tc>
+      </w:tr>
+      <w:tr>
+        <w:tc>
+          <w:tcPr>
+            <w:tcW w:type="dxa" w:w="4680"/>
+          </w:tcPr>
+          <w:p>
+            <w:r>
+              <w:t>Routes</w:t>
+            </w:r>
+          </w:p>
+        </w:tc>
+        <w:tc>
+          <w:tcPr>
+            <w:tcW w:type="dxa" w:w="4680"/>
+          </w:tcPr>
+          <w:p>
+            <w:r>
+              <w:t>`packages/school/MVC/routes/attendanceRoutes.js`</w:t>
+            </w:r>
+          </w:p>
+        </w:tc>
+      </w:tr>
+      <w:tr>
+        <w:tc>
+          <w:tcPr>
+            <w:tcW w:type="dxa" w:w="4680"/>
+          </w:tcPr>
+          <w:p>
+            <w:r>
+              <w:t>Controller</w:t>
+            </w:r>
+          </w:p>
+        </w:tc>
+        <w:tc>
+          <w:tcPr>
+            <w:tcW w:type="dxa" w:w="4680"/>
+          </w:tcPr>
+          <w:p>
+            <w:r>
+              <w:t>`packages/school/MVC/controllers/school/attendanceController.js`</w:t>
+            </w:r>
+          </w:p>
+        </w:tc>
+      </w:tr>
+      <w:tr>
+        <w:tc>
+          <w:tcPr>
+            <w:tcW w:type="dxa" w:w="4680"/>
+          </w:tcPr>
+          <w:p>
+            <w:r>
+              <w:t>Matrix access</w:t>
+            </w:r>
+          </w:p>
+        </w:tc>
+        <w:tc>
+          <w:tcPr>
+            <w:tcW w:type="dxa" w:w="4680"/>
+          </w:tcPr>
+          <w:p>
+            <w:r>
+              <w:t>`packages/school/MVC/services/school/attendanceMatrixAccessService.js`</w:t>
+            </w:r>
+          </w:p>
+        </w:tc>
+      </w:tr>
+      <w:tr>
+        <w:tc>
+          <w:tcPr>
+            <w:tcW w:type="dxa" w:w="4680"/>
+          </w:tcPr>
+          <w:p>
+            <w:r>
+              <w:t>Admin checks</w:t>
+            </w:r>
+          </w:p>
+        </w:tc>
+        <w:tc>
+          <w:tcPr>
+            <w:tcW w:type="dxa" w:w="4680"/>
+          </w:tcPr>
+          <w:p>
+            <w:r>
+              <w:t>`packages/school/MVC/services/school/schoolAdminAccessService.js`</w:t>
+            </w:r>
+          </w:p>
+        </w:tc>
+      </w:tr>
+      <w:tr>
+        <w:tc>
+          <w:tcPr>
+            <w:tcW w:type="dxa" w:w="4680"/>
+          </w:tcPr>
+          <w:p>
+            <w:r>
+              <w:t>Manage Session</w:t>
+            </w:r>
+          </w:p>
+        </w:tc>
+        <w:tc>
+          <w:tcPr>
+            <w:tcW w:type="dxa" w:w="4680"/>
+          </w:tcPr>
+          <w:p>
+            <w:r>
+              <w:t>`packages/school/MVC/controllers/school/classController.js`</w:t>
+            </w:r>
+          </w:p>
+        </w:tc>
+      </w:tr>
+      <w:tr>
+        <w:tc>
+          <w:tcPr>
+            <w:tcW w:type="dxa" w:w="4680"/>
+          </w:tcPr>
+          <w:p>
+            <w:r>
+              <w:t>Section catalog</w:t>
+            </w:r>
+          </w:p>
+        </w:tc>
+        <w:tc>
+          <w:tcPr>
+            <w:tcW w:type="dxa" w:w="4680"/>
+          </w:tcPr>
+          <w:p>
+            <w:r>
+              <w:t>MongoDB `sections` collection (`SCHOOL_ATTENDANCES`)</w:t>
+            </w:r>
+          </w:p>
+        </w:tc>
+      </w:tr>
+    </w:tbl>
+    <w:p/>
+    <w:p/>
+    <w:p>
+      <w:pPr>
+        <w:pStyle w:val="Heading2"/>
+      </w:pPr>
+      <w:r>
+        <w:t>Implementation checklist (apply to app)</w:t>
+      </w:r>
+    </w:p>
+    <w:p>
+      <w:pPr/>
+      <w:r>
+        <w:t>Target changes to align runtime with this document:</w:t>
+      </w:r>
+    </w:p>
+    <w:p>
+      <w:pPr/>
+      <w:r>
+        <w:t xml:space="preserve">1. Gate Attendance Matrix page and read APIs on </w:t>
+      </w:r>
+      <w:r>
+        <w:rPr>
+          <w:b/>
+        </w:rPr>
+        <w:t>READ</w:t>
+      </w:r>
+      <w:r>
+        <w:t xml:space="preserve"> (not UPDATE-only). 2. Gate mutations on </w:t>
+      </w:r>
+      <w:r>
+        <w:rPr>
+          <w:b/>
+        </w:rPr>
+        <w:t>UPDATE</w:t>
+      </w:r>
+      <w:r>
+        <w:t xml:space="preserve">; gate attendance file uploads on </w:t>
+      </w:r>
+      <w:r>
+        <w:rPr>
+          <w:b/>
+        </w:rPr>
+        <w:t>SCHOOL_ATTENDANCES</w:t>
+      </w:r>
+      <w:r>
+        <w:t xml:space="preserve"> UPLOAD only. 3. Gate Excel export on </w:t>
+      </w:r>
+      <w:r>
+        <w:rPr>
+          <w:b/>
+        </w:rPr>
+        <w:t>EXPORT</w:t>
+      </w:r>
+      <w:r>
+        <w:t xml:space="preserve">; print on </w:t>
+      </w:r>
+      <w:r>
+        <w:rPr>
+          <w:b/>
+        </w:rPr>
+        <w:t>PRINT</w:t>
+      </w:r>
+      <w:r>
+        <w:t>. 4. Rollups API: READ to call; display only for READ_ALL with DEPT/DIV, ORG, or ADMIN (not USER/OWNER). 5. Manage Session: matrix link on READ; roster view READ_ALL; edit UPDATE; promote from `SCHOOL_SESSIONS` where specified. 6. `userCanOpenAttendanceMatrix`: accept READ grant, not UPDATE-only. 7. UI flags: split `canEdit`, `canUpload`, `canExport`, `canPrint`, rollups visibility per scope rows above. 8. Add/update tests in `test/attendance-*` and `packages/school/test/`.</w:t>
+      </w:r>
+    </w:p>
     <w:sectPr>
       <w:headerReference w:type="default" r:id="rId8"/>
       <w:footerReference w:type="default" r:id="rId9"/>
-      <w:pgSz w:w="15840" w:h="12240" w:orient="landscape"/>
-      <w:pgMar w:top="1440" w:right="1037" w:bottom="1440" w:left="936" w:header="461" w:footer="461" w:gutter="0"/>
+      <w:pgSz w:w="12240" w:h="15840"/>
+      <w:pgMar w:top="1037" w:right="1440" w:bottom="936" w:left="1440" w:header="461" w:footer="461" w:gutter="0"/>
       <w:cols w:space="720"/>
       <w:docGrid w:linePitch="360"/>
     </w:sectPr>
@@ -5845,118 +4164,6 @@
     </w:lvl>
   </w:abstractNum>
   <w:abstractNum w:abstractNumId="10" w15:restartNumberingAfterBreak="0">
-    <w:nsid w:val="2DFF5657"/>
-    <w:multiLevelType w:val="hybridMultilevel"/>
-    <w:tmpl w:val="E9A6087A"/>
-    <w:lvl w:ilvl="0" w:tplc="932801BC">
-      <w:numFmt w:val="bullet"/>
-      <w:lvlText w:val="-"/>
-      <w:lvlJc w:val="left"/>
-      <w:pPr>
-        <w:ind w:left="405" w:hanging="360"/>
-      </w:pPr>
-      <w:rPr>
-        <w:rFonts w:ascii="Calibri" w:eastAsiaTheme="minorEastAsia" w:hAnsi="Calibri" w:cs="Calibri" w:hint="default"/>
-      </w:rPr>
-    </w:lvl>
-    <w:lvl w:ilvl="1" w:tplc="04090003" w:tentative="1">
-      <w:start w:val="1"/>
-      <w:numFmt w:val="bullet"/>
-      <w:lvlText w:val="o"/>
-      <w:lvlJc w:val="left"/>
-      <w:pPr>
-        <w:ind w:left="1125" w:hanging="360"/>
-      </w:pPr>
-      <w:rPr>
-        <w:rFonts w:ascii="Courier New" w:hAnsi="Courier New" w:cs="Courier New" w:hint="default"/>
-      </w:rPr>
-    </w:lvl>
-    <w:lvl w:ilvl="2" w:tplc="04090005" w:tentative="1">
-      <w:start w:val="1"/>
-      <w:numFmt w:val="bullet"/>
-      <w:lvlText w:val=""/>
-      <w:lvlJc w:val="left"/>
-      <w:pPr>
-        <w:ind w:left="1845" w:hanging="360"/>
-      </w:pPr>
-      <w:rPr>
-        <w:rFonts w:ascii="Wingdings" w:hAnsi="Wingdings" w:hint="default"/>
-      </w:rPr>
-    </w:lvl>
-    <w:lvl w:ilvl="3" w:tplc="04090001" w:tentative="1">
-      <w:start w:val="1"/>
-      <w:numFmt w:val="bullet"/>
-      <w:lvlText w:val=""/>
-      <w:lvlJc w:val="left"/>
-      <w:pPr>
-        <w:ind w:left="2565" w:hanging="360"/>
-      </w:pPr>
-      <w:rPr>
-        <w:rFonts w:ascii="Symbol" w:hAnsi="Symbol" w:hint="default"/>
-      </w:rPr>
-    </w:lvl>
-    <w:lvl w:ilvl="4" w:tplc="04090003" w:tentative="1">
-      <w:start w:val="1"/>
-      <w:numFmt w:val="bullet"/>
-      <w:lvlText w:val="o"/>
-      <w:lvlJc w:val="left"/>
-      <w:pPr>
-        <w:ind w:left="3285" w:hanging="360"/>
-      </w:pPr>
-      <w:rPr>
-        <w:rFonts w:ascii="Courier New" w:hAnsi="Courier New" w:cs="Courier New" w:hint="default"/>
-      </w:rPr>
-    </w:lvl>
-    <w:lvl w:ilvl="5" w:tplc="04090005" w:tentative="1">
-      <w:start w:val="1"/>
-      <w:numFmt w:val="bullet"/>
-      <w:lvlText w:val=""/>
-      <w:lvlJc w:val="left"/>
-      <w:pPr>
-        <w:ind w:left="4005" w:hanging="360"/>
-      </w:pPr>
-      <w:rPr>
-        <w:rFonts w:ascii="Wingdings" w:hAnsi="Wingdings" w:hint="default"/>
-      </w:rPr>
-    </w:lvl>
-    <w:lvl w:ilvl="6" w:tplc="04090001" w:tentative="1">
-      <w:start w:val="1"/>
-      <w:numFmt w:val="bullet"/>
-      <w:lvlText w:val=""/>
-      <w:lvlJc w:val="left"/>
-      <w:pPr>
-        <w:ind w:left="4725" w:hanging="360"/>
-      </w:pPr>
-      <w:rPr>
-        <w:rFonts w:ascii="Symbol" w:hAnsi="Symbol" w:hint="default"/>
-      </w:rPr>
-    </w:lvl>
-    <w:lvl w:ilvl="7" w:tplc="04090003" w:tentative="1">
-      <w:start w:val="1"/>
-      <w:numFmt w:val="bullet"/>
-      <w:lvlText w:val="o"/>
-      <w:lvlJc w:val="left"/>
-      <w:pPr>
-        <w:ind w:left="5445" w:hanging="360"/>
-      </w:pPr>
-      <w:rPr>
-        <w:rFonts w:ascii="Courier New" w:hAnsi="Courier New" w:cs="Courier New" w:hint="default"/>
-      </w:rPr>
-    </w:lvl>
-    <w:lvl w:ilvl="8" w:tplc="04090005" w:tentative="1">
-      <w:start w:val="1"/>
-      <w:numFmt w:val="bullet"/>
-      <w:lvlText w:val=""/>
-      <w:lvlJc w:val="left"/>
-      <w:pPr>
-        <w:ind w:left="6165" w:hanging="360"/>
-      </w:pPr>
-      <w:rPr>
-        <w:rFonts w:ascii="Wingdings" w:hAnsi="Wingdings" w:hint="default"/>
-      </w:rPr>
-    </w:lvl>
-  </w:abstractNum>
-  <w:abstractNum w:abstractNumId="11" w15:restartNumberingAfterBreak="0">
     <w:nsid w:val="3FB95A71"/>
     <w:multiLevelType w:val="hybridMultilevel"/>
     <w:tmpl w:val="699C1E18"/>
@@ -6069,120 +4276,7 @@
       </w:rPr>
     </w:lvl>
   </w:abstractNum>
-  <w:abstractNum w:abstractNumId="12" w15:restartNumberingAfterBreak="0">
-    <w:nsid w:val="480539AC"/>
-    <w:multiLevelType w:val="hybridMultilevel"/>
-    <w:tmpl w:val="5336CE20"/>
-    <w:lvl w:ilvl="0" w:tplc="04090001">
-      <w:start w:val="1"/>
-      <w:numFmt w:val="bullet"/>
-      <w:lvlText w:val=""/>
-      <w:lvlJc w:val="left"/>
-      <w:pPr>
-        <w:ind w:left="720" w:hanging="360"/>
-      </w:pPr>
-      <w:rPr>
-        <w:rFonts w:ascii="Symbol" w:hAnsi="Symbol" w:hint="default"/>
-      </w:rPr>
-    </w:lvl>
-    <w:lvl w:ilvl="1" w:tplc="04090003" w:tentative="1">
-      <w:start w:val="1"/>
-      <w:numFmt w:val="bullet"/>
-      <w:lvlText w:val="o"/>
-      <w:lvlJc w:val="left"/>
-      <w:pPr>
-        <w:ind w:left="1440" w:hanging="360"/>
-      </w:pPr>
-      <w:rPr>
-        <w:rFonts w:ascii="Courier New" w:hAnsi="Courier New" w:cs="Courier New" w:hint="default"/>
-      </w:rPr>
-    </w:lvl>
-    <w:lvl w:ilvl="2" w:tplc="04090005" w:tentative="1">
-      <w:start w:val="1"/>
-      <w:numFmt w:val="bullet"/>
-      <w:lvlText w:val=""/>
-      <w:lvlJc w:val="left"/>
-      <w:pPr>
-        <w:ind w:left="2160" w:hanging="360"/>
-      </w:pPr>
-      <w:rPr>
-        <w:rFonts w:ascii="Wingdings" w:hAnsi="Wingdings" w:hint="default"/>
-      </w:rPr>
-    </w:lvl>
-    <w:lvl w:ilvl="3" w:tplc="04090001" w:tentative="1">
-      <w:start w:val="1"/>
-      <w:numFmt w:val="bullet"/>
-      <w:lvlText w:val=""/>
-      <w:lvlJc w:val="left"/>
-      <w:pPr>
-        <w:ind w:left="2880" w:hanging="360"/>
-      </w:pPr>
-      <w:rPr>
-        <w:rFonts w:ascii="Symbol" w:hAnsi="Symbol" w:hint="default"/>
-      </w:rPr>
-    </w:lvl>
-    <w:lvl w:ilvl="4" w:tplc="04090003" w:tentative="1">
-      <w:start w:val="1"/>
-      <w:numFmt w:val="bullet"/>
-      <w:lvlText w:val="o"/>
-      <w:lvlJc w:val="left"/>
-      <w:pPr>
-        <w:ind w:left="3600" w:hanging="360"/>
-      </w:pPr>
-      <w:rPr>
-        <w:rFonts w:ascii="Courier New" w:hAnsi="Courier New" w:cs="Courier New" w:hint="default"/>
-      </w:rPr>
-    </w:lvl>
-    <w:lvl w:ilvl="5" w:tplc="04090005" w:tentative="1">
-      <w:start w:val="1"/>
-      <w:numFmt w:val="bullet"/>
-      <w:lvlText w:val=""/>
-      <w:lvlJc w:val="left"/>
-      <w:pPr>
-        <w:ind w:left="4320" w:hanging="360"/>
-      </w:pPr>
-      <w:rPr>
-        <w:rFonts w:ascii="Wingdings" w:hAnsi="Wingdings" w:hint="default"/>
-      </w:rPr>
-    </w:lvl>
-    <w:lvl w:ilvl="6" w:tplc="04090001" w:tentative="1">
-      <w:start w:val="1"/>
-      <w:numFmt w:val="bullet"/>
-      <w:lvlText w:val=""/>
-      <w:lvlJc w:val="left"/>
-      <w:pPr>
-        <w:ind w:left="5040" w:hanging="360"/>
-      </w:pPr>
-      <w:rPr>
-        <w:rFonts w:ascii="Symbol" w:hAnsi="Symbol" w:hint="default"/>
-      </w:rPr>
-    </w:lvl>
-    <w:lvl w:ilvl="7" w:tplc="04090003" w:tentative="1">
-      <w:start w:val="1"/>
-      <w:numFmt w:val="bullet"/>
-      <w:lvlText w:val="o"/>
-      <w:lvlJc w:val="left"/>
-      <w:pPr>
-        <w:ind w:left="5760" w:hanging="360"/>
-      </w:pPr>
-      <w:rPr>
-        <w:rFonts w:ascii="Courier New" w:hAnsi="Courier New" w:cs="Courier New" w:hint="default"/>
-      </w:rPr>
-    </w:lvl>
-    <w:lvl w:ilvl="8" w:tplc="04090005" w:tentative="1">
-      <w:start w:val="1"/>
-      <w:numFmt w:val="bullet"/>
-      <w:lvlText w:val=""/>
-      <w:lvlJc w:val="left"/>
-      <w:pPr>
-        <w:ind w:left="6480" w:hanging="360"/>
-      </w:pPr>
-      <w:rPr>
-        <w:rFonts w:ascii="Wingdings" w:hAnsi="Wingdings" w:hint="default"/>
-      </w:rPr>
-    </w:lvl>
-  </w:abstractNum>
-  <w:abstractNum w:abstractNumId="13" w15:restartNumberingAfterBreak="0">
+  <w:abstractNum w:abstractNumId="11" w15:restartNumberingAfterBreak="0">
     <w:nsid w:val="4F1051BA"/>
     <w:multiLevelType w:val="hybridMultilevel"/>
     <w:tmpl w:val="4E78DDB4"/>
@@ -6296,7 +4390,7 @@
       </w:rPr>
     </w:lvl>
   </w:abstractNum>
-  <w:abstractNum w:abstractNumId="14" w15:restartNumberingAfterBreak="0">
+  <w:abstractNum w:abstractNumId="12" w15:restartNumberingAfterBreak="0">
     <w:nsid w:val="66D428E4"/>
     <w:multiLevelType w:val="hybridMultilevel"/>
     <w:tmpl w:val="B256056E"/>
@@ -6437,22 +4531,16 @@
     <w:abstractNumId w:val="0"/>
   </w:num>
   <w:num w:numId="10" w16cid:durableId="1060789547">
-    <w:abstractNumId w:val="11"/>
+    <w:abstractNumId w:val="10"/>
   </w:num>
   <w:num w:numId="11" w16cid:durableId="558445870">
-    <w:abstractNumId w:val="14"/>
+    <w:abstractNumId w:val="12"/>
   </w:num>
   <w:num w:numId="12" w16cid:durableId="1564019629">
-    <w:abstractNumId w:val="13"/>
+    <w:abstractNumId w:val="11"/>
   </w:num>
   <w:num w:numId="13" w16cid:durableId="178353797">
     <w:abstractNumId w:val="9"/>
-  </w:num>
-  <w:num w:numId="14" w16cid:durableId="680475543">
-    <w:abstractNumId w:val="10"/>
-  </w:num>
-  <w:num w:numId="15" w16cid:durableId="1930187526">
-    <w:abstractNumId w:val="12"/>
   </w:num>
 </w:numbering>
 </file>
@@ -6846,7 +4934,7 @@
   <w:style w:type="paragraph" w:default="1" w:styleId="Normal">
     <w:name w:val="Normal"/>
     <w:qFormat/>
-    <w:rsid w:val="00791EBF"/>
+    <w:rsid w:val="004E505B"/>
     <w:pPr>
       <w:spacing w:after="120" w:line="300" w:lineRule="auto"/>
     </w:pPr>
@@ -17833,24 +15921,6 @@
         <w:shd w:val="clear" w:color="auto" w:fill="FBCAA2" w:themeFill="accent6" w:themeFillTint="7F"/>
       </w:tcPr>
     </w:tblStylePr>
-  </w:style>
-  <w:style w:type="paragraph" w:customStyle="1" w:styleId="ui-markdownparagraph">
-    <w:name w:val="ui-markdown__paragraph"/>
-    <w:basedOn w:val="Normal"/>
-    <w:rsid w:val="00CF0D6F"/>
-    <w:pPr>
-      <w:spacing w:before="100" w:beforeAutospacing="1" w:after="100" w:afterAutospacing="1" w:line="240" w:lineRule="auto"/>
-    </w:pPr>
-    <w:rPr>
-      <w:rFonts w:ascii="Times New Roman" w:eastAsia="Times New Roman" w:hAnsi="Times New Roman" w:cs="Times New Roman"/>
-      <w:sz w:val="24"/>
-      <w:szCs w:val="24"/>
-    </w:rPr>
-  </w:style>
-  <w:style w:type="character" w:customStyle="1" w:styleId="font-semibold">
-    <w:name w:val="font-semibold"/>
-    <w:basedOn w:val="DefaultParagraphFont"/>
-    <w:rsid w:val="00CF0D6F"/>
   </w:style>
 </w:styles>
 </file>

--- a/docs/design_docs/attendance-operation-scope-capabilities-2026-09-06.docx
+++ b/docs/design_docs/attendance-operation-scope-capabilities-2026-09-06.docx
@@ -11,7 +11,6 @@
       </w:r>
     </w:p>
     <w:p>
-      <w:pPr/>
       <w:r>
         <w:t>Access Profile reference | 6 September 2026</w:t>
       </w:r>
@@ -25,7 +24,6 @@
       </w:r>
     </w:p>
     <w:p>
-      <w:pPr/>
       <w:r>
         <w:t>Consult this document when:</w:t>
       </w:r>
@@ -55,7 +53,6 @@
       </w:r>
     </w:p>
     <w:p>
-      <w:pPr/>
       <w:r>
         <w:rPr>
           <w:b/>
@@ -64,7 +61,6 @@
       </w:r>
     </w:p>
     <w:p>
-      <w:pPr/>
       <w:r>
         <w:t xml:space="preserve">1. This doc defines </w:t>
       </w:r>
@@ -142,7 +138,6 @@
       </w:r>
     </w:p>
     <w:p>
-      <w:pPr/>
       <w:r>
         <w:rPr>
           <w:b/>
@@ -167,7 +162,6 @@
       </w:r>
     </w:p>
     <w:p>
-      <w:pPr/>
       <w:r>
         <w:rPr>
           <w:b/>
@@ -188,7 +182,6 @@
       </w:r>
     </w:p>
     <w:p>
-      <w:pPr/>
       <w:r>
         <w:t xml:space="preserve">This document defines </w:t>
       </w:r>
@@ -203,7 +196,6 @@
       </w:r>
     </w:p>
     <w:p>
-      <w:pPr/>
       <w:r>
         <w:t xml:space="preserve">Attendance data lives on </w:t>
       </w:r>
@@ -236,7 +228,6 @@
       </w:r>
     </w:p>
     <w:p>
-      <w:pPr/>
       <w:r>
         <w:t>When reading this matrix, assume the user is already viewing an attendance context they are allowed to open under those other sections.</w:t>
       </w:r>
@@ -246,14 +237,15 @@
         <w:pStyle w:val="Heading3"/>
       </w:pPr>
       <w:r>
+        <w:lastRenderedPageBreak/>
         <w:t>What this document answers</w:t>
       </w:r>
     </w:p>
     <w:tbl>
       <w:tblPr>
         <w:tblStyle w:val="TableGrid"/>
-        <w:tblW w:type="auto" w:w="0"/>
-        <w:tblLook w:firstColumn="1" w:firstRow="1" w:lastColumn="0" w:lastRow="0" w:noHBand="0" w:noVBand="1" w:val="04A0"/>
+        <w:tblW w:w="0" w:type="auto"/>
+        <w:tblLook w:val="04A0" w:firstRow="1" w:lastRow="0" w:firstColumn="1" w:lastColumn="0" w:noHBand="0" w:noVBand="1"/>
       </w:tblPr>
       <w:tblGrid>
         <w:gridCol w:w="3120"/>
@@ -263,7 +255,7 @@
       <w:tr>
         <w:tc>
           <w:tcPr>
-            <w:tcW w:type="dxa" w:w="3120"/>
+            <w:tcW w:w="3120" w:type="dxa"/>
           </w:tcPr>
           <w:p>
             <w:r>
@@ -276,7 +268,7 @@
         </w:tc>
         <w:tc>
           <w:tcPr>
-            <w:tcW w:type="dxa" w:w="3120"/>
+            <w:tcW w:w="3120" w:type="dxa"/>
           </w:tcPr>
           <w:p>
             <w:r>
@@ -289,7 +281,7 @@
         </w:tc>
         <w:tc>
           <w:tcPr>
-            <w:tcW w:type="dxa" w:w="3120"/>
+            <w:tcW w:w="3120" w:type="dxa"/>
           </w:tcPr>
           <w:p>
             <w:r>
@@ -304,7 +296,7 @@
       <w:tr>
         <w:tc>
           <w:tcPr>
-            <w:tcW w:type="dxa" w:w="3120"/>
+            <w:tcW w:w="3120" w:type="dxa"/>
           </w:tcPr>
           <w:p>
             <w:r>
@@ -314,7 +306,7 @@
         </w:tc>
         <w:tc>
           <w:tcPr>
-            <w:tcW w:type="dxa" w:w="3120"/>
+            <w:tcW w:w="3120" w:type="dxa"/>
           </w:tcPr>
           <w:p>
             <w:r>
@@ -324,7 +316,7 @@
         </w:tc>
         <w:tc>
           <w:tcPr>
-            <w:tcW w:type="dxa" w:w="3120"/>
+            <w:tcW w:w="3120" w:type="dxa"/>
           </w:tcPr>
           <w:p>
             <w:r>
@@ -336,7 +328,7 @@
       <w:tr>
         <w:tc>
           <w:tcPr>
-            <w:tcW w:type="dxa" w:w="3120"/>
+            <w:tcW w:w="3120" w:type="dxa"/>
           </w:tcPr>
           <w:p>
             <w:r>
@@ -346,7 +338,7 @@
         </w:tc>
         <w:tc>
           <w:tcPr>
-            <w:tcW w:type="dxa" w:w="3120"/>
+            <w:tcW w:w="3120" w:type="dxa"/>
           </w:tcPr>
           <w:p>
             <w:r>
@@ -356,7 +348,7 @@
         </w:tc>
         <w:tc>
           <w:tcPr>
-            <w:tcW w:type="dxa" w:w="3120"/>
+            <w:tcW w:w="3120" w:type="dxa"/>
           </w:tcPr>
           <w:p>
             <w:r>
@@ -368,7 +360,7 @@
       <w:tr>
         <w:tc>
           <w:tcPr>
-            <w:tcW w:type="dxa" w:w="3120"/>
+            <w:tcW w:w="3120" w:type="dxa"/>
           </w:tcPr>
           <w:p>
             <w:r>
@@ -378,7 +370,7 @@
         </w:tc>
         <w:tc>
           <w:tcPr>
-            <w:tcW w:type="dxa" w:w="3120"/>
+            <w:tcW w:w="3120" w:type="dxa"/>
           </w:tcPr>
           <w:p>
             <w:r>
@@ -388,7 +380,7 @@
         </w:tc>
         <w:tc>
           <w:tcPr>
-            <w:tcW w:type="dxa" w:w="3120"/>
+            <w:tcW w:w="3120" w:type="dxa"/>
           </w:tcPr>
           <w:p>
             <w:r>
@@ -400,7 +392,7 @@
       <w:tr>
         <w:tc>
           <w:tcPr>
-            <w:tcW w:type="dxa" w:w="3120"/>
+            <w:tcW w:w="3120" w:type="dxa"/>
           </w:tcPr>
           <w:p>
             <w:r>
@@ -410,7 +402,7 @@
         </w:tc>
         <w:tc>
           <w:tcPr>
-            <w:tcW w:type="dxa" w:w="3120"/>
+            <w:tcW w:w="3120" w:type="dxa"/>
           </w:tcPr>
           <w:p>
             <w:r>
@@ -420,7 +412,7 @@
         </w:tc>
         <w:tc>
           <w:tcPr>
-            <w:tcW w:type="dxa" w:w="3120"/>
+            <w:tcW w:w="3120" w:type="dxa"/>
           </w:tcPr>
           <w:p>
             <w:r>
@@ -432,7 +424,7 @@
       <w:tr>
         <w:tc>
           <w:tcPr>
-            <w:tcW w:type="dxa" w:w="3120"/>
+            <w:tcW w:w="3120" w:type="dxa"/>
           </w:tcPr>
           <w:p>
             <w:r>
@@ -442,7 +434,7 @@
         </w:tc>
         <w:tc>
           <w:tcPr>
-            <w:tcW w:type="dxa" w:w="3120"/>
+            <w:tcW w:w="3120" w:type="dxa"/>
           </w:tcPr>
           <w:p>
             <w:r>
@@ -452,7 +444,7 @@
         </w:tc>
         <w:tc>
           <w:tcPr>
-            <w:tcW w:type="dxa" w:w="3120"/>
+            <w:tcW w:w="3120" w:type="dxa"/>
           </w:tcPr>
           <w:p>
             <w:r>
@@ -472,13 +464,11 @@
       </w:r>
     </w:p>
     <w:p>
-      <w:pPr/>
       <w:r>
         <w:t>Each row answers: *Given an attendance context the user can already open, what attendance information and actions are permitted?*</w:t>
       </w:r>
     </w:p>
     <w:p>
-      <w:pPr/>
       <w:r>
         <w:t xml:space="preserve">It does </w:t>
       </w:r>
@@ -493,7 +483,6 @@
       </w:r>
     </w:p>
     <w:p>
-      <w:pPr/>
       <w:r>
         <w:rPr>
           <w:b/>
@@ -514,7 +503,6 @@
       </w:r>
     </w:p>
     <w:p>
-      <w:pPr/>
       <w:r>
         <w:rPr>
           <w:b/>
@@ -537,8 +525,8 @@
     <w:tbl>
       <w:tblPr>
         <w:tblStyle w:val="TableGrid"/>
-        <w:tblW w:type="auto" w:w="0"/>
-        <w:tblLook w:firstColumn="1" w:firstRow="1" w:lastColumn="0" w:lastRow="0" w:noHBand="0" w:noVBand="1" w:val="04A0"/>
+        <w:tblW w:w="0" w:type="auto"/>
+        <w:tblLook w:val="04A0" w:firstRow="1" w:lastRow="0" w:firstColumn="1" w:lastColumn="0" w:noHBand="0" w:noVBand="1"/>
       </w:tblPr>
       <w:tblGrid>
         <w:gridCol w:w="4680"/>
@@ -547,7 +535,7 @@
       <w:tr>
         <w:tc>
           <w:tcPr>
-            <w:tcW w:type="dxa" w:w="4680"/>
+            <w:tcW w:w="4680" w:type="dxa"/>
           </w:tcPr>
           <w:p>
             <w:r>
@@ -560,7 +548,7 @@
         </w:tc>
         <w:tc>
           <w:tcPr>
-            <w:tcW w:type="dxa" w:w="4680"/>
+            <w:tcW w:w="4680" w:type="dxa"/>
           </w:tcPr>
           <w:p>
             <w:r>
@@ -575,7 +563,7 @@
       <w:tr>
         <w:tc>
           <w:tcPr>
-            <w:tcW w:type="dxa" w:w="4680"/>
+            <w:tcW w:w="4680" w:type="dxa"/>
           </w:tcPr>
           <w:p>
             <w:r>
@@ -585,7 +573,7 @@
         </w:tc>
         <w:tc>
           <w:tcPr>
-            <w:tcW w:type="dxa" w:w="4680"/>
+            <w:tcW w:w="4680" w:type="dxa"/>
           </w:tcPr>
           <w:p>
             <w:r>
@@ -597,17 +585,18 @@
       <w:tr>
         <w:tc>
           <w:tcPr>
-            <w:tcW w:type="dxa" w:w="4680"/>
-          </w:tcPr>
-          <w:p>
-            <w:r>
+            <w:tcW w:w="4680" w:type="dxa"/>
+          </w:tcPr>
+          <w:p>
+            <w:r>
+              <w:lastRenderedPageBreak/>
               <w:t>**Manage Session — attendance panel**</w:t>
             </w:r>
           </w:p>
         </w:tc>
         <w:tc>
           <w:tcPr>
-            <w:tcW w:type="dxa" w:w="4680"/>
+            <w:tcW w:w="4680" w:type="dxa"/>
           </w:tcPr>
           <w:p>
             <w:r>
@@ -628,7 +617,6 @@
       </w:r>
     </w:p>
     <w:p>
-      <w:pPr/>
       <w:r>
         <w:t>See [admin-access-types-reference-2026-09-05.md](admin-access-types-reference-2026-09-05.md) for bypass admin types (Family A).</w:t>
       </w:r>
@@ -636,8 +624,8 @@
     <w:tbl>
       <w:tblPr>
         <w:tblStyle w:val="TableGrid"/>
-        <w:tblW w:type="auto" w:w="0"/>
-        <w:tblLook w:firstColumn="1" w:firstRow="1" w:lastColumn="0" w:lastRow="0" w:noHBand="0" w:noVBand="1" w:val="04A0"/>
+        <w:tblW w:w="0" w:type="auto"/>
+        <w:tblLook w:val="04A0" w:firstRow="1" w:lastRow="0" w:firstColumn="1" w:lastColumn="0" w:noHBand="0" w:noVBand="1"/>
       </w:tblPr>
       <w:tblGrid>
         <w:gridCol w:w="4680"/>
@@ -646,7 +634,7 @@
       <w:tr>
         <w:tc>
           <w:tcPr>
-            <w:tcW w:type="dxa" w:w="4680"/>
+            <w:tcW w:w="4680" w:type="dxa"/>
           </w:tcPr>
           <w:p>
             <w:r>
@@ -659,7 +647,7 @@
         </w:tc>
         <w:tc>
           <w:tcPr>
-            <w:tcW w:type="dxa" w:w="4680"/>
+            <w:tcW w:w="4680" w:type="dxa"/>
           </w:tcPr>
           <w:p>
             <w:r>
@@ -674,7 +662,7 @@
       <w:tr>
         <w:tc>
           <w:tcPr>
-            <w:tcW w:type="dxa" w:w="4680"/>
+            <w:tcW w:w="4680" w:type="dxa"/>
           </w:tcPr>
           <w:p>
             <w:r>
@@ -684,7 +672,7 @@
         </w:tc>
         <w:tc>
           <w:tcPr>
-            <w:tcW w:type="dxa" w:w="4680"/>
+            <w:tcW w:w="4680" w:type="dxa"/>
           </w:tcPr>
           <w:p>
             <w:r>
@@ -696,7 +684,7 @@
       <w:tr>
         <w:tc>
           <w:tcPr>
-            <w:tcW w:type="dxa" w:w="4680"/>
+            <w:tcW w:w="4680" w:type="dxa"/>
           </w:tcPr>
           <w:p>
             <w:r>
@@ -706,7 +694,7 @@
         </w:tc>
         <w:tc>
           <w:tcPr>
-            <w:tcW w:type="dxa" w:w="4680"/>
+            <w:tcW w:w="4680" w:type="dxa"/>
           </w:tcPr>
           <w:p>
             <w:r>
@@ -737,8 +725,8 @@
     <w:tbl>
       <w:tblPr>
         <w:tblStyle w:val="TableGrid"/>
-        <w:tblW w:type="auto" w:w="0"/>
-        <w:tblLook w:firstColumn="1" w:firstRow="1" w:lastColumn="0" w:lastRow="0" w:noHBand="0" w:noVBand="1" w:val="04A0"/>
+        <w:tblW w:w="0" w:type="auto"/>
+        <w:tblLook w:val="04A0" w:firstRow="1" w:lastRow="0" w:firstColumn="1" w:lastColumn="0" w:noHBand="0" w:noVBand="1"/>
       </w:tblPr>
       <w:tblGrid>
         <w:gridCol w:w="3120"/>
@@ -748,7 +736,7 @@
       <w:tr>
         <w:tc>
           <w:tcPr>
-            <w:tcW w:type="dxa" w:w="3120"/>
+            <w:tcW w:w="3120" w:type="dxa"/>
           </w:tcPr>
           <w:p>
             <w:r>
@@ -761,7 +749,7 @@
         </w:tc>
         <w:tc>
           <w:tcPr>
-            <w:tcW w:type="dxa" w:w="3120"/>
+            <w:tcW w:w="3120" w:type="dxa"/>
           </w:tcPr>
           <w:p>
             <w:r>
@@ -774,7 +762,7 @@
         </w:tc>
         <w:tc>
           <w:tcPr>
-            <w:tcW w:type="dxa" w:w="3120"/>
+            <w:tcW w:w="3120" w:type="dxa"/>
           </w:tcPr>
           <w:p>
             <w:r>
@@ -789,7 +777,7 @@
       <w:tr>
         <w:tc>
           <w:tcPr>
-            <w:tcW w:type="dxa" w:w="3120"/>
+            <w:tcW w:w="3120" w:type="dxa"/>
           </w:tcPr>
           <w:p>
             <w:r>
@@ -799,7 +787,7 @@
         </w:tc>
         <w:tc>
           <w:tcPr>
-            <w:tcW w:type="dxa" w:w="3120"/>
+            <w:tcW w:w="3120" w:type="dxa"/>
           </w:tcPr>
           <w:p>
             <w:r>
@@ -809,7 +797,7 @@
         </w:tc>
         <w:tc>
           <w:tcPr>
-            <w:tcW w:type="dxa" w:w="3120"/>
+            <w:tcW w:w="3120" w:type="dxa"/>
           </w:tcPr>
           <w:p>
             <w:r>
@@ -821,7 +809,7 @@
       <w:tr>
         <w:tc>
           <w:tcPr>
-            <w:tcW w:type="dxa" w:w="3120"/>
+            <w:tcW w:w="3120" w:type="dxa"/>
           </w:tcPr>
           <w:p>
             <w:r>
@@ -831,7 +819,7 @@
         </w:tc>
         <w:tc>
           <w:tcPr>
-            <w:tcW w:type="dxa" w:w="3120"/>
+            <w:tcW w:w="3120" w:type="dxa"/>
           </w:tcPr>
           <w:p>
             <w:r>
@@ -841,7 +829,7 @@
         </w:tc>
         <w:tc>
           <w:tcPr>
-            <w:tcW w:type="dxa" w:w="3120"/>
+            <w:tcW w:w="3120" w:type="dxa"/>
           </w:tcPr>
           <w:p>
             <w:r>
@@ -853,7 +841,7 @@
       <w:tr>
         <w:tc>
           <w:tcPr>
-            <w:tcW w:type="dxa" w:w="3120"/>
+            <w:tcW w:w="3120" w:type="dxa"/>
           </w:tcPr>
           <w:p>
             <w:r>
@@ -863,7 +851,7 @@
         </w:tc>
         <w:tc>
           <w:tcPr>
-            <w:tcW w:type="dxa" w:w="3120"/>
+            <w:tcW w:w="3120" w:type="dxa"/>
           </w:tcPr>
           <w:p>
             <w:r>
@@ -873,7 +861,7 @@
         </w:tc>
         <w:tc>
           <w:tcPr>
-            <w:tcW w:type="dxa" w:w="3120"/>
+            <w:tcW w:w="3120" w:type="dxa"/>
           </w:tcPr>
           <w:p>
             <w:r>
@@ -885,7 +873,7 @@
       <w:tr>
         <w:tc>
           <w:tcPr>
-            <w:tcW w:type="dxa" w:w="3120"/>
+            <w:tcW w:w="3120" w:type="dxa"/>
           </w:tcPr>
           <w:p>
             <w:r>
@@ -895,7 +883,7 @@
         </w:tc>
         <w:tc>
           <w:tcPr>
-            <w:tcW w:type="dxa" w:w="3120"/>
+            <w:tcW w:w="3120" w:type="dxa"/>
           </w:tcPr>
           <w:p>
             <w:r>
@@ -905,7 +893,7 @@
         </w:tc>
         <w:tc>
           <w:tcPr>
-            <w:tcW w:type="dxa" w:w="3120"/>
+            <w:tcW w:w="3120" w:type="dxa"/>
           </w:tcPr>
           <w:p>
             <w:r>
@@ -917,7 +905,6 @@
     </w:tbl>
     <w:p/>
     <w:p>
-      <w:pPr/>
       <w:r>
         <w:rPr>
           <w:b/>
@@ -933,14 +920,15 @@
         <w:pStyle w:val="Heading3"/>
       </w:pPr>
       <w:r>
+        <w:lastRenderedPageBreak/>
         <w:t>READ_ALL</w:t>
       </w:r>
     </w:p>
     <w:tbl>
       <w:tblPr>
         <w:tblStyle w:val="TableGrid"/>
-        <w:tblW w:type="auto" w:w="0"/>
-        <w:tblLook w:firstColumn="1" w:firstRow="1" w:lastColumn="0" w:lastRow="0" w:noHBand="0" w:noVBand="1" w:val="04A0"/>
+        <w:tblW w:w="0" w:type="auto"/>
+        <w:tblLook w:val="04A0" w:firstRow="1" w:lastRow="0" w:firstColumn="1" w:lastColumn="0" w:noHBand="0" w:noVBand="1"/>
       </w:tblPr>
       <w:tblGrid>
         <w:gridCol w:w="3120"/>
@@ -950,7 +938,7 @@
       <w:tr>
         <w:tc>
           <w:tcPr>
-            <w:tcW w:type="dxa" w:w="3120"/>
+            <w:tcW w:w="3120" w:type="dxa"/>
           </w:tcPr>
           <w:p>
             <w:r>
@@ -963,7 +951,7 @@
         </w:tc>
         <w:tc>
           <w:tcPr>
-            <w:tcW w:type="dxa" w:w="3120"/>
+            <w:tcW w:w="3120" w:type="dxa"/>
           </w:tcPr>
           <w:p>
             <w:r>
@@ -976,7 +964,7 @@
         </w:tc>
         <w:tc>
           <w:tcPr>
-            <w:tcW w:type="dxa" w:w="3120"/>
+            <w:tcW w:w="3120" w:type="dxa"/>
           </w:tcPr>
           <w:p>
             <w:r>
@@ -991,7 +979,7 @@
       <w:tr>
         <w:tc>
           <w:tcPr>
-            <w:tcW w:type="dxa" w:w="3120"/>
+            <w:tcW w:w="3120" w:type="dxa"/>
           </w:tcPr>
           <w:p>
             <w:r>
@@ -1001,7 +989,7 @@
         </w:tc>
         <w:tc>
           <w:tcPr>
-            <w:tcW w:type="dxa" w:w="3120"/>
+            <w:tcW w:w="3120" w:type="dxa"/>
           </w:tcPr>
           <w:p>
             <w:r>
@@ -1011,7 +999,7 @@
         </w:tc>
         <w:tc>
           <w:tcPr>
-            <w:tcW w:type="dxa" w:w="3120"/>
+            <w:tcW w:w="3120" w:type="dxa"/>
           </w:tcPr>
           <w:p>
             <w:r>
@@ -1023,7 +1011,7 @@
       <w:tr>
         <w:tc>
           <w:tcPr>
-            <w:tcW w:type="dxa" w:w="3120"/>
+            <w:tcW w:w="3120" w:type="dxa"/>
           </w:tcPr>
           <w:p>
             <w:r>
@@ -1033,7 +1021,7 @@
         </w:tc>
         <w:tc>
           <w:tcPr>
-            <w:tcW w:type="dxa" w:w="3120"/>
+            <w:tcW w:w="3120" w:type="dxa"/>
           </w:tcPr>
           <w:p>
             <w:r>
@@ -1043,11 +1031,42 @@
         </w:tc>
         <w:tc>
           <w:tcPr>
-            <w:tcW w:type="dxa" w:w="3120"/>
-          </w:tcPr>
-          <w:p>
-            <w:r>
-              <w:t>**Matrix:** student names, statuses, late/early mins, student note. Date window: 3 months from today. **Manage Session:** same fields (view).</w:t>
+            <w:tcW w:w="3120" w:type="dxa"/>
+          </w:tcPr>
+          <w:p>
+            <w:r>
+              <w:t>**</w:t>
+            </w:r>
+            <w:proofErr w:type="gramStart"/>
+            <w:r>
+              <w:t>Matrix:*</w:t>
+            </w:r>
+            <w:proofErr w:type="gramEnd"/>
+            <w:r>
+              <w:t xml:space="preserve">* student names, statuses, late/early </w:t>
+            </w:r>
+            <w:proofErr w:type="gramStart"/>
+            <w:r>
+              <w:t>mins</w:t>
+            </w:r>
+            <w:proofErr w:type="gramEnd"/>
+            <w:r>
+              <w:t>,</w:t>
+            </w:r>
+            <w:r>
+              <w:t xml:space="preserve"> </w:t>
+            </w:r>
+            <w:r>
+              <w:t>excuse/reference note</w:t>
+            </w:r>
+            <w:r>
+              <w:t>,</w:t>
+            </w:r>
+            <w:r>
+              <w:br/>
+            </w:r>
+            <w:r>
+              <w:t>Date window: 3 months from today. **Manage Session:** same fields (view).</w:t>
             </w:r>
           </w:p>
         </w:tc>
@@ -1055,7 +1074,7 @@
       <w:tr>
         <w:tc>
           <w:tcPr>
-            <w:tcW w:type="dxa" w:w="3120"/>
+            <w:tcW w:w="3120" w:type="dxa"/>
           </w:tcPr>
           <w:p>
             <w:r>
@@ -1065,7 +1084,7 @@
         </w:tc>
         <w:tc>
           <w:tcPr>
-            <w:tcW w:type="dxa" w:w="3120"/>
+            <w:tcW w:w="3120" w:type="dxa"/>
           </w:tcPr>
           <w:p>
             <w:r>
@@ -1075,11 +1094,25 @@
         </w:tc>
         <w:tc>
           <w:tcPr>
-            <w:tcW w:type="dxa" w:w="3120"/>
-          </w:tcPr>
-          <w:p>
-            <w:r>
-              <w:t>**Matrix:** `+` excuse/reference notes, student notes, attached files, admin discussion, excuse marks, rollups. Date window: 1 year. **Manage Session:** `+` excuse notes, files, admin discussion.</w:t>
+            <w:tcW w:w="3120" w:type="dxa"/>
+          </w:tcPr>
+          <w:p>
+            <w:r>
+              <w:t>**</w:t>
+            </w:r>
+            <w:proofErr w:type="gramStart"/>
+            <w:r>
+              <w:t>Matrix:*</w:t>
+            </w:r>
+            <w:proofErr w:type="gramEnd"/>
+            <w:r>
+              <w:t xml:space="preserve">* `+` excuse/reference notes, student notes, attached files, admin discussion, excuse marks, rollups. </w:t>
+            </w:r>
+            <w:r>
+              <w:br/>
+            </w:r>
+            <w:r>
+              <w:t>Date window: 1 year. **Manage Session:** `+` excuse notes, files, admin discussion.</w:t>
             </w:r>
           </w:p>
         </w:tc>
@@ -1087,7 +1120,7 @@
       <w:tr>
         <w:tc>
           <w:tcPr>
-            <w:tcW w:type="dxa" w:w="3120"/>
+            <w:tcW w:w="3120" w:type="dxa"/>
           </w:tcPr>
           <w:p>
             <w:r>
@@ -1097,7 +1130,7 @@
         </w:tc>
         <w:tc>
           <w:tcPr>
-            <w:tcW w:type="dxa" w:w="3120"/>
+            <w:tcW w:w="3120" w:type="dxa"/>
           </w:tcPr>
           <w:p>
             <w:r>
@@ -1107,7 +1140,7 @@
         </w:tc>
         <w:tc>
           <w:tcPr>
-            <w:tcW w:type="dxa" w:w="3120"/>
+            <w:tcW w:w="3120" w:type="dxa"/>
           </w:tcPr>
           <w:p>
             <w:r>
@@ -1119,7 +1152,7 @@
       <w:tr>
         <w:tc>
           <w:tcPr>
-            <w:tcW w:type="dxa" w:w="3120"/>
+            <w:tcW w:w="3120" w:type="dxa"/>
           </w:tcPr>
           <w:p>
             <w:r>
@@ -1129,7 +1162,7 @@
         </w:tc>
         <w:tc>
           <w:tcPr>
-            <w:tcW w:type="dxa" w:w="3120"/>
+            <w:tcW w:w="3120" w:type="dxa"/>
           </w:tcPr>
           <w:p>
             <w:r>
@@ -1139,7 +1172,7 @@
         </w:tc>
         <w:tc>
           <w:tcPr>
-            <w:tcW w:type="dxa" w:w="3120"/>
+            <w:tcW w:w="3120" w:type="dxa"/>
           </w:tcPr>
           <w:p>
             <w:r>
@@ -1151,7 +1184,6 @@
     </w:tbl>
     <w:p/>
     <w:p>
-      <w:pPr/>
       <w:r>
         <w:rPr>
           <w:b/>
@@ -1217,14 +1249,15 @@
         <w:pStyle w:val="Heading3"/>
       </w:pPr>
       <w:r>
+        <w:lastRenderedPageBreak/>
         <w:t>UPDATE</w:t>
       </w:r>
     </w:p>
     <w:tbl>
       <w:tblPr>
         <w:tblStyle w:val="TableGrid"/>
-        <w:tblW w:type="auto" w:w="0"/>
-        <w:tblLook w:firstColumn="1" w:firstRow="1" w:lastColumn="0" w:lastRow="0" w:noHBand="0" w:noVBand="1" w:val="04A0"/>
+        <w:tblW w:w="0" w:type="auto"/>
+        <w:tblLook w:val="04A0" w:firstRow="1" w:lastRow="0" w:firstColumn="1" w:lastColumn="0" w:noHBand="0" w:noVBand="1"/>
       </w:tblPr>
       <w:tblGrid>
         <w:gridCol w:w="3120"/>
@@ -1234,7 +1267,7 @@
       <w:tr>
         <w:tc>
           <w:tcPr>
-            <w:tcW w:type="dxa" w:w="3120"/>
+            <w:tcW w:w="3120" w:type="dxa"/>
           </w:tcPr>
           <w:p>
             <w:r>
@@ -1247,7 +1280,7 @@
         </w:tc>
         <w:tc>
           <w:tcPr>
-            <w:tcW w:type="dxa" w:w="3120"/>
+            <w:tcW w:w="3120" w:type="dxa"/>
           </w:tcPr>
           <w:p>
             <w:r>
@@ -1260,7 +1293,7 @@
         </w:tc>
         <w:tc>
           <w:tcPr>
-            <w:tcW w:type="dxa" w:w="3120"/>
+            <w:tcW w:w="3120" w:type="dxa"/>
           </w:tcPr>
           <w:p>
             <w:r>
@@ -1275,7 +1308,7 @@
       <w:tr>
         <w:tc>
           <w:tcPr>
-            <w:tcW w:type="dxa" w:w="3120"/>
+            <w:tcW w:w="3120" w:type="dxa"/>
           </w:tcPr>
           <w:p>
             <w:r>
@@ -1285,7 +1318,7 @@
         </w:tc>
         <w:tc>
           <w:tcPr>
-            <w:tcW w:type="dxa" w:w="3120"/>
+            <w:tcW w:w="3120" w:type="dxa"/>
           </w:tcPr>
           <w:p>
             <w:r>
@@ -1295,7 +1328,7 @@
         </w:tc>
         <w:tc>
           <w:tcPr>
-            <w:tcW w:type="dxa" w:w="3120"/>
+            <w:tcW w:w="3120" w:type="dxa"/>
           </w:tcPr>
           <w:p>
             <w:r>
@@ -1307,7 +1340,7 @@
       <w:tr>
         <w:tc>
           <w:tcPr>
-            <w:tcW w:type="dxa" w:w="3120"/>
+            <w:tcW w:w="3120" w:type="dxa"/>
           </w:tcPr>
           <w:p>
             <w:r>
@@ -1317,7 +1350,7 @@
         </w:tc>
         <w:tc>
           <w:tcPr>
-            <w:tcW w:type="dxa" w:w="3120"/>
+            <w:tcW w:w="3120" w:type="dxa"/>
           </w:tcPr>
           <w:p>
             <w:r>
@@ -1327,7 +1360,7 @@
         </w:tc>
         <w:tc>
           <w:tcPr>
-            <w:tcW w:type="dxa" w:w="3120"/>
+            <w:tcW w:w="3120" w:type="dxa"/>
           </w:tcPr>
           <w:p>
             <w:r>
@@ -1339,7 +1372,7 @@
       <w:tr>
         <w:tc>
           <w:tcPr>
-            <w:tcW w:type="dxa" w:w="3120"/>
+            <w:tcW w:w="3120" w:type="dxa"/>
           </w:tcPr>
           <w:p>
             <w:r>
@@ -1349,7 +1382,7 @@
         </w:tc>
         <w:tc>
           <w:tcPr>
-            <w:tcW w:type="dxa" w:w="3120"/>
+            <w:tcW w:w="3120" w:type="dxa"/>
           </w:tcPr>
           <w:p>
             <w:r>
@@ -1359,11 +1392,19 @@
         </w:tc>
         <w:tc>
           <w:tcPr>
-            <w:tcW w:type="dxa" w:w="3120"/>
-          </w:tcPr>
-          <w:p>
-            <w:r>
-              <w:t>**Matrix:** `+` excuse notes, student note, files, admin discussion. **Manage Session:** same.</w:t>
+            <w:tcW w:w="3120" w:type="dxa"/>
+          </w:tcPr>
+          <w:p>
+            <w:r>
+              <w:t>**</w:t>
+            </w:r>
+            <w:proofErr w:type="gramStart"/>
+            <w:r>
+              <w:t>Matrix:*</w:t>
+            </w:r>
+            <w:proofErr w:type="gramEnd"/>
+            <w:r>
+              <w:t>* `+` excuse notes, files, admin discussion. **Manage Session:** same.</w:t>
             </w:r>
           </w:p>
         </w:tc>
@@ -1371,7 +1412,7 @@
       <w:tr>
         <w:tc>
           <w:tcPr>
-            <w:tcW w:type="dxa" w:w="3120"/>
+            <w:tcW w:w="3120" w:type="dxa"/>
           </w:tcPr>
           <w:p>
             <w:r>
@@ -1381,7 +1422,7 @@
         </w:tc>
         <w:tc>
           <w:tcPr>
-            <w:tcW w:type="dxa" w:w="3120"/>
+            <w:tcW w:w="3120" w:type="dxa"/>
           </w:tcPr>
           <w:p>
             <w:r>
@@ -1391,11 +1432,28 @@
         </w:tc>
         <w:tc>
           <w:tcPr>
-            <w:tcW w:type="dxa" w:w="3120"/>
-          </w:tcPr>
-          <w:p>
-            <w:r>
-              <w:t>**Matrix:** `+` excuse flags (Late/Early, Absent, ACF); edit after completed-session deadline. **Manage Session:** same.</w:t>
+            <w:tcW w:w="3120" w:type="dxa"/>
+          </w:tcPr>
+          <w:p>
+            <w:r>
+              <w:t>**</w:t>
+            </w:r>
+            <w:proofErr w:type="gramStart"/>
+            <w:r>
+              <w:t>Matrix:*</w:t>
+            </w:r>
+            <w:proofErr w:type="gramEnd"/>
+            <w:r>
+              <w:t xml:space="preserve">* `+` </w:t>
+            </w:r>
+            <w:r>
+              <w:t>student note,</w:t>
+            </w:r>
+            <w:r>
+              <w:t xml:space="preserve"> </w:t>
+            </w:r>
+            <w:r>
+              <w:t>excuse flags (Late/Early, Absent, ACF); edit after completed-session deadline. **Manage Session:** same.</w:t>
             </w:r>
           </w:p>
         </w:tc>
@@ -1403,7 +1461,7 @@
       <w:tr>
         <w:tc>
           <w:tcPr>
-            <w:tcW w:type="dxa" w:w="3120"/>
+            <w:tcW w:w="3120" w:type="dxa"/>
           </w:tcPr>
           <w:p>
             <w:r>
@@ -1413,7 +1471,7 @@
         </w:tc>
         <w:tc>
           <w:tcPr>
-            <w:tcW w:type="dxa" w:w="3120"/>
+            <w:tcW w:w="3120" w:type="dxa"/>
           </w:tcPr>
           <w:p>
             <w:r>
@@ -1423,7 +1481,7 @@
         </w:tc>
         <w:tc>
           <w:tcPr>
-            <w:tcW w:type="dxa" w:w="3120"/>
+            <w:tcW w:w="3120" w:type="dxa"/>
           </w:tcPr>
           <w:p>
             <w:r>
@@ -1435,7 +1493,6 @@
     </w:tbl>
     <w:p/>
     <w:p>
-      <w:pPr/>
       <w:r>
         <w:rPr>
           <w:b/>
@@ -1543,8 +1600,8 @@
     <w:tbl>
       <w:tblPr>
         <w:tblStyle w:val="TableGrid"/>
-        <w:tblW w:type="auto" w:w="0"/>
-        <w:tblLook w:firstColumn="1" w:firstRow="1" w:lastColumn="0" w:lastRow="0" w:noHBand="0" w:noVBand="1" w:val="04A0"/>
+        <w:tblW w:w="0" w:type="auto"/>
+        <w:tblLook w:val="04A0" w:firstRow="1" w:lastRow="0" w:firstColumn="1" w:lastColumn="0" w:noHBand="0" w:noVBand="1"/>
       </w:tblPr>
       <w:tblGrid>
         <w:gridCol w:w="3120"/>
@@ -1554,7 +1611,7 @@
       <w:tr>
         <w:tc>
           <w:tcPr>
-            <w:tcW w:type="dxa" w:w="3120"/>
+            <w:tcW w:w="3120" w:type="dxa"/>
           </w:tcPr>
           <w:p>
             <w:r>
@@ -1567,7 +1624,7 @@
         </w:tc>
         <w:tc>
           <w:tcPr>
-            <w:tcW w:type="dxa" w:w="3120"/>
+            <w:tcW w:w="3120" w:type="dxa"/>
           </w:tcPr>
           <w:p>
             <w:r>
@@ -1580,7 +1637,7 @@
         </w:tc>
         <w:tc>
           <w:tcPr>
-            <w:tcW w:type="dxa" w:w="3120"/>
+            <w:tcW w:w="3120" w:type="dxa"/>
           </w:tcPr>
           <w:p>
             <w:r>
@@ -1595,17 +1652,18 @@
       <w:tr>
         <w:tc>
           <w:tcPr>
-            <w:tcW w:type="dxa" w:w="3120"/>
-          </w:tcPr>
-          <w:p>
-            <w:r>
+            <w:tcW w:w="3120" w:type="dxa"/>
+          </w:tcPr>
+          <w:p>
+            <w:r>
+              <w:lastRenderedPageBreak/>
               <w:t>DELETE</w:t>
             </w:r>
           </w:p>
         </w:tc>
         <w:tc>
           <w:tcPr>
-            <w:tcW w:type="dxa" w:w="3120"/>
+            <w:tcW w:w="3120" w:type="dxa"/>
           </w:tcPr>
           <w:p>
             <w:r>
@@ -1615,7 +1673,7 @@
         </w:tc>
         <w:tc>
           <w:tcPr>
-            <w:tcW w:type="dxa" w:w="3120"/>
+            <w:tcW w:w="3120" w:type="dxa"/>
           </w:tcPr>
           <w:p>
             <w:r>
@@ -1627,7 +1685,7 @@
       <w:tr>
         <w:tc>
           <w:tcPr>
-            <w:tcW w:type="dxa" w:w="3120"/>
+            <w:tcW w:w="3120" w:type="dxa"/>
           </w:tcPr>
           <w:p>
             <w:r>
@@ -1637,7 +1695,7 @@
         </w:tc>
         <w:tc>
           <w:tcPr>
-            <w:tcW w:type="dxa" w:w="3120"/>
+            <w:tcW w:w="3120" w:type="dxa"/>
           </w:tcPr>
           <w:p>
             <w:r>
@@ -1647,7 +1705,7 @@
         </w:tc>
         <w:tc>
           <w:tcPr>
-            <w:tcW w:type="dxa" w:w="3120"/>
+            <w:tcW w:w="3120" w:type="dxa"/>
           </w:tcPr>
           <w:p>
             <w:r>
@@ -1669,8 +1727,8 @@
     <w:tbl>
       <w:tblPr>
         <w:tblStyle w:val="TableGrid"/>
-        <w:tblW w:type="auto" w:w="0"/>
-        <w:tblLook w:firstColumn="1" w:firstRow="1" w:lastColumn="0" w:lastRow="0" w:noHBand="0" w:noVBand="1" w:val="04A0"/>
+        <w:tblW w:w="0" w:type="auto"/>
+        <w:tblLook w:val="04A0" w:firstRow="1" w:lastRow="0" w:firstColumn="1" w:lastColumn="0" w:noHBand="0" w:noVBand="1"/>
       </w:tblPr>
       <w:tblGrid>
         <w:gridCol w:w="3120"/>
@@ -1680,7 +1738,7 @@
       <w:tr>
         <w:tc>
           <w:tcPr>
-            <w:tcW w:type="dxa" w:w="3120"/>
+            <w:tcW w:w="3120" w:type="dxa"/>
           </w:tcPr>
           <w:p>
             <w:r>
@@ -1693,7 +1751,7 @@
         </w:tc>
         <w:tc>
           <w:tcPr>
-            <w:tcW w:type="dxa" w:w="3120"/>
+            <w:tcW w:w="3120" w:type="dxa"/>
           </w:tcPr>
           <w:p>
             <w:r>
@@ -1706,7 +1764,7 @@
         </w:tc>
         <w:tc>
           <w:tcPr>
-            <w:tcW w:type="dxa" w:w="3120"/>
+            <w:tcW w:w="3120" w:type="dxa"/>
           </w:tcPr>
           <w:p>
             <w:r>
@@ -1721,7 +1779,7 @@
       <w:tr>
         <w:tc>
           <w:tcPr>
-            <w:tcW w:type="dxa" w:w="3120"/>
+            <w:tcW w:w="3120" w:type="dxa"/>
           </w:tcPr>
           <w:p>
             <w:r>
@@ -1731,7 +1789,7 @@
         </w:tc>
         <w:tc>
           <w:tcPr>
-            <w:tcW w:type="dxa" w:w="3120"/>
+            <w:tcW w:w="3120" w:type="dxa"/>
           </w:tcPr>
           <w:p>
             <w:r>
@@ -1741,7 +1799,7 @@
         </w:tc>
         <w:tc>
           <w:tcPr>
-            <w:tcW w:type="dxa" w:w="3120"/>
+            <w:tcW w:w="3120" w:type="dxa"/>
           </w:tcPr>
           <w:p>
             <w:r>
@@ -1753,7 +1811,7 @@
       <w:tr>
         <w:tc>
           <w:tcPr>
-            <w:tcW w:type="dxa" w:w="3120"/>
+            <w:tcW w:w="3120" w:type="dxa"/>
           </w:tcPr>
           <w:p>
             <w:r>
@@ -1763,7 +1821,7 @@
         </w:tc>
         <w:tc>
           <w:tcPr>
-            <w:tcW w:type="dxa" w:w="3120"/>
+            <w:tcW w:w="3120" w:type="dxa"/>
           </w:tcPr>
           <w:p>
             <w:r>
@@ -1773,7 +1831,7 @@
         </w:tc>
         <w:tc>
           <w:tcPr>
-            <w:tcW w:type="dxa" w:w="3120"/>
+            <w:tcW w:w="3120" w:type="dxa"/>
           </w:tcPr>
           <w:p>
             <w:r>
@@ -1795,8 +1853,8 @@
     <w:tbl>
       <w:tblPr>
         <w:tblStyle w:val="TableGrid"/>
-        <w:tblW w:type="auto" w:w="0"/>
-        <w:tblLook w:firstColumn="1" w:firstRow="1" w:lastColumn="0" w:lastRow="0" w:noHBand="0" w:noVBand="1" w:val="04A0"/>
+        <w:tblW w:w="0" w:type="auto"/>
+        <w:tblLook w:val="04A0" w:firstRow="1" w:lastRow="0" w:firstColumn="1" w:lastColumn="0" w:noHBand="0" w:noVBand="1"/>
       </w:tblPr>
       <w:tblGrid>
         <w:gridCol w:w="3120"/>
@@ -1806,7 +1864,7 @@
       <w:tr>
         <w:tc>
           <w:tcPr>
-            <w:tcW w:type="dxa" w:w="3120"/>
+            <w:tcW w:w="3120" w:type="dxa"/>
           </w:tcPr>
           <w:p>
             <w:r>
@@ -1819,7 +1877,7 @@
         </w:tc>
         <w:tc>
           <w:tcPr>
-            <w:tcW w:type="dxa" w:w="3120"/>
+            <w:tcW w:w="3120" w:type="dxa"/>
           </w:tcPr>
           <w:p>
             <w:r>
@@ -1832,7 +1890,7 @@
         </w:tc>
         <w:tc>
           <w:tcPr>
-            <w:tcW w:type="dxa" w:w="3120"/>
+            <w:tcW w:w="3120" w:type="dxa"/>
           </w:tcPr>
           <w:p>
             <w:r>
@@ -1847,7 +1905,7 @@
       <w:tr>
         <w:tc>
           <w:tcPr>
-            <w:tcW w:type="dxa" w:w="3120"/>
+            <w:tcW w:w="3120" w:type="dxa"/>
           </w:tcPr>
           <w:p>
             <w:r>
@@ -1857,7 +1915,7 @@
         </w:tc>
         <w:tc>
           <w:tcPr>
-            <w:tcW w:type="dxa" w:w="3120"/>
+            <w:tcW w:w="3120" w:type="dxa"/>
           </w:tcPr>
           <w:p>
             <w:r>
@@ -1867,7 +1925,7 @@
         </w:tc>
         <w:tc>
           <w:tcPr>
-            <w:tcW w:type="dxa" w:w="3120"/>
+            <w:tcW w:w="3120" w:type="dxa"/>
           </w:tcPr>
           <w:p>
             <w:r>
@@ -1879,7 +1937,7 @@
       <w:tr>
         <w:tc>
           <w:tcPr>
-            <w:tcW w:type="dxa" w:w="3120"/>
+            <w:tcW w:w="3120" w:type="dxa"/>
           </w:tcPr>
           <w:p>
             <w:r>
@@ -1889,7 +1947,7 @@
         </w:tc>
         <w:tc>
           <w:tcPr>
-            <w:tcW w:type="dxa" w:w="3120"/>
+            <w:tcW w:w="3120" w:type="dxa"/>
           </w:tcPr>
           <w:p>
             <w:r>
@@ -1899,7 +1957,7 @@
         </w:tc>
         <w:tc>
           <w:tcPr>
-            <w:tcW w:type="dxa" w:w="3120"/>
+            <w:tcW w:w="3120" w:type="dxa"/>
           </w:tcPr>
           <w:p>
             <w:r>
@@ -1911,7 +1969,7 @@
       <w:tr>
         <w:tc>
           <w:tcPr>
-            <w:tcW w:type="dxa" w:w="3120"/>
+            <w:tcW w:w="3120" w:type="dxa"/>
           </w:tcPr>
           <w:p>
             <w:r>
@@ -1921,7 +1979,7 @@
         </w:tc>
         <w:tc>
           <w:tcPr>
-            <w:tcW w:type="dxa" w:w="3120"/>
+            <w:tcW w:w="3120" w:type="dxa"/>
           </w:tcPr>
           <w:p>
             <w:r>
@@ -1931,7 +1989,7 @@
         </w:tc>
         <w:tc>
           <w:tcPr>
-            <w:tcW w:type="dxa" w:w="3120"/>
+            <w:tcW w:w="3120" w:type="dxa"/>
           </w:tcPr>
           <w:p>
             <w:r>
@@ -1953,8 +2011,8 @@
     <w:tbl>
       <w:tblPr>
         <w:tblStyle w:val="TableGrid"/>
-        <w:tblW w:type="auto" w:w="0"/>
-        <w:tblLook w:firstColumn="1" w:firstRow="1" w:lastColumn="0" w:lastRow="0" w:noHBand="0" w:noVBand="1" w:val="04A0"/>
+        <w:tblW w:w="0" w:type="auto"/>
+        <w:tblLook w:val="04A0" w:firstRow="1" w:lastRow="0" w:firstColumn="1" w:lastColumn="0" w:noHBand="0" w:noVBand="1"/>
       </w:tblPr>
       <w:tblGrid>
         <w:gridCol w:w="3120"/>
@@ -1964,7 +2022,7 @@
       <w:tr>
         <w:tc>
           <w:tcPr>
-            <w:tcW w:type="dxa" w:w="3120"/>
+            <w:tcW w:w="3120" w:type="dxa"/>
           </w:tcPr>
           <w:p>
             <w:r>
@@ -1977,7 +2035,7 @@
         </w:tc>
         <w:tc>
           <w:tcPr>
-            <w:tcW w:type="dxa" w:w="3120"/>
+            <w:tcW w:w="3120" w:type="dxa"/>
           </w:tcPr>
           <w:p>
             <w:r>
@@ -1990,7 +2048,7 @@
         </w:tc>
         <w:tc>
           <w:tcPr>
-            <w:tcW w:type="dxa" w:w="3120"/>
+            <w:tcW w:w="3120" w:type="dxa"/>
           </w:tcPr>
           <w:p>
             <w:r>
@@ -2005,7 +2063,7 @@
       <w:tr>
         <w:tc>
           <w:tcPr>
-            <w:tcW w:type="dxa" w:w="3120"/>
+            <w:tcW w:w="3120" w:type="dxa"/>
           </w:tcPr>
           <w:p>
             <w:r>
@@ -2015,7 +2073,7 @@
         </w:tc>
         <w:tc>
           <w:tcPr>
-            <w:tcW w:type="dxa" w:w="3120"/>
+            <w:tcW w:w="3120" w:type="dxa"/>
           </w:tcPr>
           <w:p>
             <w:r>
@@ -2025,7 +2083,7 @@
         </w:tc>
         <w:tc>
           <w:tcPr>
-            <w:tcW w:type="dxa" w:w="3120"/>
+            <w:tcW w:w="3120" w:type="dxa"/>
           </w:tcPr>
           <w:p>
             <w:r>
@@ -2037,7 +2095,7 @@
       <w:tr>
         <w:tc>
           <w:tcPr>
-            <w:tcW w:type="dxa" w:w="3120"/>
+            <w:tcW w:w="3120" w:type="dxa"/>
           </w:tcPr>
           <w:p>
             <w:r>
@@ -2047,7 +2105,7 @@
         </w:tc>
         <w:tc>
           <w:tcPr>
-            <w:tcW w:type="dxa" w:w="3120"/>
+            <w:tcW w:w="3120" w:type="dxa"/>
           </w:tcPr>
           <w:p>
             <w:r>
@@ -2057,7 +2115,7 @@
         </w:tc>
         <w:tc>
           <w:tcPr>
-            <w:tcW w:type="dxa" w:w="3120"/>
+            <w:tcW w:w="3120" w:type="dxa"/>
           </w:tcPr>
           <w:p>
             <w:r>
@@ -2069,7 +2127,7 @@
       <w:tr>
         <w:tc>
           <w:tcPr>
-            <w:tcW w:type="dxa" w:w="3120"/>
+            <w:tcW w:w="3120" w:type="dxa"/>
           </w:tcPr>
           <w:p>
             <w:r>
@@ -2079,7 +2137,7 @@
         </w:tc>
         <w:tc>
           <w:tcPr>
-            <w:tcW w:type="dxa" w:w="3120"/>
+            <w:tcW w:w="3120" w:type="dxa"/>
           </w:tcPr>
           <w:p>
             <w:r>
@@ -2089,7 +2147,7 @@
         </w:tc>
         <w:tc>
           <w:tcPr>
-            <w:tcW w:type="dxa" w:w="3120"/>
+            <w:tcW w:w="3120" w:type="dxa"/>
           </w:tcPr>
           <w:p>
             <w:r>
@@ -2111,8 +2169,8 @@
     <w:tbl>
       <w:tblPr>
         <w:tblStyle w:val="TableGrid"/>
-        <w:tblW w:type="auto" w:w="0"/>
-        <w:tblLook w:firstColumn="1" w:firstRow="1" w:lastColumn="0" w:lastRow="0" w:noHBand="0" w:noVBand="1" w:val="04A0"/>
+        <w:tblW w:w="0" w:type="auto"/>
+        <w:tblLook w:val="04A0" w:firstRow="1" w:lastRow="0" w:firstColumn="1" w:lastColumn="0" w:noHBand="0" w:noVBand="1"/>
       </w:tblPr>
       <w:tblGrid>
         <w:gridCol w:w="3120"/>
@@ -2122,7 +2180,7 @@
       <w:tr>
         <w:tc>
           <w:tcPr>
-            <w:tcW w:type="dxa" w:w="3120"/>
+            <w:tcW w:w="3120" w:type="dxa"/>
           </w:tcPr>
           <w:p>
             <w:r>
@@ -2135,7 +2193,7 @@
         </w:tc>
         <w:tc>
           <w:tcPr>
-            <w:tcW w:type="dxa" w:w="3120"/>
+            <w:tcW w:w="3120" w:type="dxa"/>
           </w:tcPr>
           <w:p>
             <w:r>
@@ -2148,7 +2206,7 @@
         </w:tc>
         <w:tc>
           <w:tcPr>
-            <w:tcW w:type="dxa" w:w="3120"/>
+            <w:tcW w:w="3120" w:type="dxa"/>
           </w:tcPr>
           <w:p>
             <w:r>
@@ -2163,17 +2221,18 @@
       <w:tr>
         <w:tc>
           <w:tcPr>
-            <w:tcW w:type="dxa" w:w="3120"/>
-          </w:tcPr>
-          <w:p>
-            <w:r>
+            <w:tcW w:w="3120" w:type="dxa"/>
+          </w:tcPr>
+          <w:p>
+            <w:r>
+              <w:lastRenderedPageBreak/>
               <w:t>UPLOAD</w:t>
             </w:r>
           </w:p>
         </w:tc>
         <w:tc>
           <w:tcPr>
-            <w:tcW w:type="dxa" w:w="3120"/>
+            <w:tcW w:w="3120" w:type="dxa"/>
           </w:tcPr>
           <w:p>
             <w:r>
@@ -2183,7 +2242,7 @@
         </w:tc>
         <w:tc>
           <w:tcPr>
-            <w:tcW w:type="dxa" w:w="3120"/>
+            <w:tcW w:w="3120" w:type="dxa"/>
           </w:tcPr>
           <w:p>
             <w:r>
@@ -2195,7 +2254,7 @@
       <w:tr>
         <w:tc>
           <w:tcPr>
-            <w:tcW w:type="dxa" w:w="3120"/>
+            <w:tcW w:w="3120" w:type="dxa"/>
           </w:tcPr>
           <w:p>
             <w:r>
@@ -2205,7 +2264,7 @@
         </w:tc>
         <w:tc>
           <w:tcPr>
-            <w:tcW w:type="dxa" w:w="3120"/>
+            <w:tcW w:w="3120" w:type="dxa"/>
           </w:tcPr>
           <w:p>
             <w:r>
@@ -2215,7 +2274,7 @@
         </w:tc>
         <w:tc>
           <w:tcPr>
-            <w:tcW w:type="dxa" w:w="3120"/>
+            <w:tcW w:w="3120" w:type="dxa"/>
           </w:tcPr>
           <w:p>
             <w:r>
@@ -2227,7 +2286,7 @@
       <w:tr>
         <w:tc>
           <w:tcPr>
-            <w:tcW w:type="dxa" w:w="3120"/>
+            <w:tcW w:w="3120" w:type="dxa"/>
           </w:tcPr>
           <w:p>
             <w:r>
@@ -2237,7 +2296,7 @@
         </w:tc>
         <w:tc>
           <w:tcPr>
-            <w:tcW w:type="dxa" w:w="3120"/>
+            <w:tcW w:w="3120" w:type="dxa"/>
           </w:tcPr>
           <w:p>
             <w:r>
@@ -2247,7 +2306,7 @@
         </w:tc>
         <w:tc>
           <w:tcPr>
-            <w:tcW w:type="dxa" w:w="3120"/>
+            <w:tcW w:w="3120" w:type="dxa"/>
           </w:tcPr>
           <w:p>
             <w:r>
@@ -2270,8 +2329,8 @@
     <w:tbl>
       <w:tblPr>
         <w:tblStyle w:val="TableGrid"/>
-        <w:tblW w:type="auto" w:w="0"/>
-        <w:tblLook w:firstColumn="1" w:firstRow="1" w:lastColumn="0" w:lastRow="0" w:noHBand="0" w:noVBand="1" w:val="04A0"/>
+        <w:tblW w:w="0" w:type="auto"/>
+        <w:tblLook w:val="04A0" w:firstRow="1" w:lastRow="0" w:firstColumn="1" w:lastColumn="0" w:noHBand="0" w:noVBand="1"/>
       </w:tblPr>
       <w:tblGrid>
         <w:gridCol w:w="4680"/>
@@ -2280,7 +2339,7 @@
       <w:tr>
         <w:tc>
           <w:tcPr>
-            <w:tcW w:type="dxa" w:w="4680"/>
+            <w:tcW w:w="4680" w:type="dxa"/>
           </w:tcPr>
           <w:p>
             <w:r>
@@ -2293,7 +2352,7 @@
         </w:tc>
         <w:tc>
           <w:tcPr>
-            <w:tcW w:type="dxa" w:w="4680"/>
+            <w:tcW w:w="4680" w:type="dxa"/>
           </w:tcPr>
           <w:p>
             <w:r>
@@ -2308,7 +2367,7 @@
       <w:tr>
         <w:tc>
           <w:tcPr>
-            <w:tcW w:type="dxa" w:w="4680"/>
+            <w:tcW w:w="4680" w:type="dxa"/>
           </w:tcPr>
           <w:p>
             <w:r>
@@ -2318,7 +2377,7 @@
         </w:tc>
         <w:tc>
           <w:tcPr>
-            <w:tcW w:type="dxa" w:w="4680"/>
+            <w:tcW w:w="4680" w:type="dxa"/>
           </w:tcPr>
           <w:p>
             <w:r>
@@ -2330,7 +2389,7 @@
       <w:tr>
         <w:tc>
           <w:tcPr>
-            <w:tcW w:type="dxa" w:w="4680"/>
+            <w:tcW w:w="4680" w:type="dxa"/>
           </w:tcPr>
           <w:p>
             <w:r>
@@ -2340,7 +2399,7 @@
         </w:tc>
         <w:tc>
           <w:tcPr>
-            <w:tcW w:type="dxa" w:w="4680"/>
+            <w:tcW w:w="4680" w:type="dxa"/>
           </w:tcPr>
           <w:p>
             <w:r>
@@ -2352,7 +2411,7 @@
       <w:tr>
         <w:tc>
           <w:tcPr>
-            <w:tcW w:type="dxa" w:w="4680"/>
+            <w:tcW w:w="4680" w:type="dxa"/>
           </w:tcPr>
           <w:p>
             <w:r>
@@ -2362,7 +2421,7 @@
         </w:tc>
         <w:tc>
           <w:tcPr>
-            <w:tcW w:type="dxa" w:w="4680"/>
+            <w:tcW w:w="4680" w:type="dxa"/>
           </w:tcPr>
           <w:p>
             <w:r>
@@ -2383,7 +2442,6 @@
       </w:r>
     </w:p>
     <w:p>
-      <w:pPr/>
       <w:r>
         <w:t xml:space="preserve">Apply to </w:t>
       </w:r>
@@ -2416,16 +2474,16 @@
       </w:r>
     </w:p>
     <w:p>
-      <w:pPr/>
       <w:r>
+        <w:lastRenderedPageBreak/>
         <w:t>Implementation: `schoolAdminAccessService.isAttendancesAdminViewerAsync`, `userCanOpenAttendanceMatrix`, `userCanMarkAttendanceExcused` (excuses follow ORGANIZATION UPDATE scope, not A6), `attendanceEnrollmentNaLockService` + `canOverrideSessionLock`.</w:t>
       </w:r>
     </w:p>
     <w:tbl>
       <w:tblPr>
         <w:tblStyle w:val="TableGrid"/>
-        <w:tblW w:type="auto" w:w="0"/>
-        <w:tblLook w:firstColumn="1" w:firstRow="1" w:lastColumn="0" w:lastRow="0" w:noHBand="0" w:noVBand="1" w:val="04A0"/>
+        <w:tblW w:w="0" w:type="auto"/>
+        <w:tblLook w:val="04A0" w:firstRow="1" w:lastRow="0" w:firstColumn="1" w:lastColumn="0" w:noHBand="0" w:noVBand="1"/>
       </w:tblPr>
       <w:tblGrid>
         <w:gridCol w:w="2340"/>
@@ -2436,7 +2494,7 @@
       <w:tr>
         <w:tc>
           <w:tcPr>
-            <w:tcW w:type="dxa" w:w="2340"/>
+            <w:tcW w:w="2340" w:type="dxa"/>
           </w:tcPr>
           <w:p>
             <w:r>
@@ -2449,7 +2507,7 @@
         </w:tc>
         <w:tc>
           <w:tcPr>
-            <w:tcW w:type="dxa" w:w="2340"/>
+            <w:tcW w:w="2340" w:type="dxa"/>
           </w:tcPr>
           <w:p>
             <w:r>
@@ -2462,7 +2520,7 @@
         </w:tc>
         <w:tc>
           <w:tcPr>
-            <w:tcW w:type="dxa" w:w="2340"/>
+            <w:tcW w:w="2340" w:type="dxa"/>
           </w:tcPr>
           <w:p>
             <w:r>
@@ -2475,7 +2533,7 @@
         </w:tc>
         <w:tc>
           <w:tcPr>
-            <w:tcW w:type="dxa" w:w="2340"/>
+            <w:tcW w:w="2340" w:type="dxa"/>
           </w:tcPr>
           <w:p>
             <w:r>
@@ -2490,7 +2548,7 @@
       <w:tr>
         <w:tc>
           <w:tcPr>
-            <w:tcW w:type="dxa" w:w="2340"/>
+            <w:tcW w:w="2340" w:type="dxa"/>
           </w:tcPr>
           <w:p>
             <w:r>
@@ -2500,7 +2558,7 @@
         </w:tc>
         <w:tc>
           <w:tcPr>
-            <w:tcW w:type="dxa" w:w="2340"/>
+            <w:tcW w:w="2340" w:type="dxa"/>
           </w:tcPr>
           <w:p>
             <w:r>
@@ -2510,7 +2568,7 @@
         </w:tc>
         <w:tc>
           <w:tcPr>
-            <w:tcW w:type="dxa" w:w="2340"/>
+            <w:tcW w:w="2340" w:type="dxa"/>
           </w:tcPr>
           <w:p>
             <w:r>
@@ -2520,7 +2578,7 @@
         </w:tc>
         <w:tc>
           <w:tcPr>
-            <w:tcW w:type="dxa" w:w="2340"/>
+            <w:tcW w:w="2340" w:type="dxa"/>
           </w:tcPr>
           <w:p>
             <w:r>
@@ -2532,7 +2590,7 @@
       <w:tr>
         <w:tc>
           <w:tcPr>
-            <w:tcW w:type="dxa" w:w="2340"/>
+            <w:tcW w:w="2340" w:type="dxa"/>
           </w:tcPr>
           <w:p>
             <w:r>
@@ -2542,7 +2600,7 @@
         </w:tc>
         <w:tc>
           <w:tcPr>
-            <w:tcW w:type="dxa" w:w="2340"/>
+            <w:tcW w:w="2340" w:type="dxa"/>
           </w:tcPr>
           <w:p>
             <w:r>
@@ -2552,7 +2610,7 @@
         </w:tc>
         <w:tc>
           <w:tcPr>
-            <w:tcW w:type="dxa" w:w="2340"/>
+            <w:tcW w:w="2340" w:type="dxa"/>
           </w:tcPr>
           <w:p>
             <w:r>
@@ -2562,7 +2620,7 @@
         </w:tc>
         <w:tc>
           <w:tcPr>
-            <w:tcW w:type="dxa" w:w="2340"/>
+            <w:tcW w:w="2340" w:type="dxa"/>
           </w:tcPr>
           <w:p>
             <w:r>
@@ -2574,7 +2632,7 @@
       <w:tr>
         <w:tc>
           <w:tcPr>
-            <w:tcW w:type="dxa" w:w="2340"/>
+            <w:tcW w:w="2340" w:type="dxa"/>
           </w:tcPr>
           <w:p>
             <w:r>
@@ -2584,7 +2642,7 @@
         </w:tc>
         <w:tc>
           <w:tcPr>
-            <w:tcW w:type="dxa" w:w="2340"/>
+            <w:tcW w:w="2340" w:type="dxa"/>
           </w:tcPr>
           <w:p>
             <w:r>
@@ -2594,7 +2652,7 @@
         </w:tc>
         <w:tc>
           <w:tcPr>
-            <w:tcW w:type="dxa" w:w="2340"/>
+            <w:tcW w:w="2340" w:type="dxa"/>
           </w:tcPr>
           <w:p>
             <w:r>
@@ -2604,7 +2662,7 @@
         </w:tc>
         <w:tc>
           <w:tcPr>
-            <w:tcW w:type="dxa" w:w="2340"/>
+            <w:tcW w:w="2340" w:type="dxa"/>
           </w:tcPr>
           <w:p>
             <w:r>
@@ -2616,7 +2674,7 @@
       <w:tr>
         <w:tc>
           <w:tcPr>
-            <w:tcW w:type="dxa" w:w="2340"/>
+            <w:tcW w:w="2340" w:type="dxa"/>
           </w:tcPr>
           <w:p>
             <w:r>
@@ -2626,7 +2684,7 @@
         </w:tc>
         <w:tc>
           <w:tcPr>
-            <w:tcW w:type="dxa" w:w="2340"/>
+            <w:tcW w:w="2340" w:type="dxa"/>
           </w:tcPr>
           <w:p>
             <w:r>
@@ -2636,7 +2694,7 @@
         </w:tc>
         <w:tc>
           <w:tcPr>
-            <w:tcW w:type="dxa" w:w="2340"/>
+            <w:tcW w:w="2340" w:type="dxa"/>
           </w:tcPr>
           <w:p>
             <w:r>
@@ -2646,7 +2704,7 @@
         </w:tc>
         <w:tc>
           <w:tcPr>
-            <w:tcW w:type="dxa" w:w="2340"/>
+            <w:tcW w:w="2340" w:type="dxa"/>
           </w:tcPr>
           <w:p>
             <w:r>
@@ -2658,7 +2716,7 @@
       <w:tr>
         <w:tc>
           <w:tcPr>
-            <w:tcW w:type="dxa" w:w="2340"/>
+            <w:tcW w:w="2340" w:type="dxa"/>
           </w:tcPr>
           <w:p>
             <w:r>
@@ -2668,7 +2726,7 @@
         </w:tc>
         <w:tc>
           <w:tcPr>
-            <w:tcW w:type="dxa" w:w="2340"/>
+            <w:tcW w:w="2340" w:type="dxa"/>
           </w:tcPr>
           <w:p>
             <w:r>
@@ -2678,7 +2736,7 @@
         </w:tc>
         <w:tc>
           <w:tcPr>
-            <w:tcW w:type="dxa" w:w="2340"/>
+            <w:tcW w:w="2340" w:type="dxa"/>
           </w:tcPr>
           <w:p>
             <w:r>
@@ -2688,7 +2746,7 @@
         </w:tc>
         <w:tc>
           <w:tcPr>
-            <w:tcW w:type="dxa" w:w="2340"/>
+            <w:tcW w:w="2340" w:type="dxa"/>
           </w:tcPr>
           <w:p>
             <w:r>
@@ -2700,7 +2758,7 @@
       <w:tr>
         <w:tc>
           <w:tcPr>
-            <w:tcW w:type="dxa" w:w="2340"/>
+            <w:tcW w:w="2340" w:type="dxa"/>
           </w:tcPr>
           <w:p>
             <w:r>
@@ -2710,7 +2768,7 @@
         </w:tc>
         <w:tc>
           <w:tcPr>
-            <w:tcW w:type="dxa" w:w="2340"/>
+            <w:tcW w:w="2340" w:type="dxa"/>
           </w:tcPr>
           <w:p>
             <w:r>
@@ -2720,7 +2778,7 @@
         </w:tc>
         <w:tc>
           <w:tcPr>
-            <w:tcW w:type="dxa" w:w="2340"/>
+            <w:tcW w:w="2340" w:type="dxa"/>
           </w:tcPr>
           <w:p>
             <w:r>
@@ -2730,7 +2788,7 @@
         </w:tc>
         <w:tc>
           <w:tcPr>
-            <w:tcW w:type="dxa" w:w="2340"/>
+            <w:tcW w:w="2340" w:type="dxa"/>
           </w:tcPr>
           <w:p>
             <w:r>
@@ -2742,7 +2800,7 @@
       <w:tr>
         <w:tc>
           <w:tcPr>
-            <w:tcW w:type="dxa" w:w="2340"/>
+            <w:tcW w:w="2340" w:type="dxa"/>
           </w:tcPr>
           <w:p>
             <w:r>
@@ -2752,7 +2810,7 @@
         </w:tc>
         <w:tc>
           <w:tcPr>
-            <w:tcW w:type="dxa" w:w="2340"/>
+            <w:tcW w:w="2340" w:type="dxa"/>
           </w:tcPr>
           <w:p>
             <w:r>
@@ -2762,7 +2820,7 @@
         </w:tc>
         <w:tc>
           <w:tcPr>
-            <w:tcW w:type="dxa" w:w="2340"/>
+            <w:tcW w:w="2340" w:type="dxa"/>
           </w:tcPr>
           <w:p>
             <w:r>
@@ -2772,7 +2830,7 @@
         </w:tc>
         <w:tc>
           <w:tcPr>
-            <w:tcW w:type="dxa" w:w="2340"/>
+            <w:tcW w:w="2340" w:type="dxa"/>
           </w:tcPr>
           <w:p>
             <w:r>
@@ -2784,7 +2842,7 @@
       <w:tr>
         <w:tc>
           <w:tcPr>
-            <w:tcW w:type="dxa" w:w="2340"/>
+            <w:tcW w:w="2340" w:type="dxa"/>
           </w:tcPr>
           <w:p>
             <w:r>
@@ -2794,7 +2852,7 @@
         </w:tc>
         <w:tc>
           <w:tcPr>
-            <w:tcW w:type="dxa" w:w="2340"/>
+            <w:tcW w:w="2340" w:type="dxa"/>
           </w:tcPr>
           <w:p>
             <w:r>
@@ -2804,7 +2862,7 @@
         </w:tc>
         <w:tc>
           <w:tcPr>
-            <w:tcW w:type="dxa" w:w="2340"/>
+            <w:tcW w:w="2340" w:type="dxa"/>
           </w:tcPr>
           <w:p>
             <w:r>
@@ -2814,7 +2872,7 @@
         </w:tc>
         <w:tc>
           <w:tcPr>
-            <w:tcW w:type="dxa" w:w="2340"/>
+            <w:tcW w:w="2340" w:type="dxa"/>
           </w:tcPr>
           <w:p>
             <w:r>
@@ -2826,7 +2884,7 @@
       <w:tr>
         <w:tc>
           <w:tcPr>
-            <w:tcW w:type="dxa" w:w="2340"/>
+            <w:tcW w:w="2340" w:type="dxa"/>
           </w:tcPr>
           <w:p>
             <w:r>
@@ -2836,7 +2894,7 @@
         </w:tc>
         <w:tc>
           <w:tcPr>
-            <w:tcW w:type="dxa" w:w="2340"/>
+            <w:tcW w:w="2340" w:type="dxa"/>
           </w:tcPr>
           <w:p>
             <w:r>
@@ -2846,7 +2904,7 @@
         </w:tc>
         <w:tc>
           <w:tcPr>
-            <w:tcW w:type="dxa" w:w="2340"/>
+            <w:tcW w:w="2340" w:type="dxa"/>
           </w:tcPr>
           <w:p>
             <w:r>
@@ -2856,7 +2914,7 @@
         </w:tc>
         <w:tc>
           <w:tcPr>
-            <w:tcW w:type="dxa" w:w="2340"/>
+            <w:tcW w:w="2340" w:type="dxa"/>
           </w:tcPr>
           <w:p>
             <w:r>
@@ -2868,7 +2926,7 @@
       <w:tr>
         <w:tc>
           <w:tcPr>
-            <w:tcW w:type="dxa" w:w="2340"/>
+            <w:tcW w:w="2340" w:type="dxa"/>
           </w:tcPr>
           <w:p>
             <w:r>
@@ -2878,7 +2936,7 @@
         </w:tc>
         <w:tc>
           <w:tcPr>
-            <w:tcW w:type="dxa" w:w="2340"/>
+            <w:tcW w:w="2340" w:type="dxa"/>
           </w:tcPr>
           <w:p>
             <w:r>
@@ -2888,7 +2946,7 @@
         </w:tc>
         <w:tc>
           <w:tcPr>
-            <w:tcW w:type="dxa" w:w="2340"/>
+            <w:tcW w:w="2340" w:type="dxa"/>
           </w:tcPr>
           <w:p>
             <w:r>
@@ -2898,7 +2956,7 @@
         </w:tc>
         <w:tc>
           <w:tcPr>
-            <w:tcW w:type="dxa" w:w="2340"/>
+            <w:tcW w:w="2340" w:type="dxa"/>
           </w:tcPr>
           <w:p>
             <w:r>
@@ -2910,7 +2968,7 @@
       <w:tr>
         <w:tc>
           <w:tcPr>
-            <w:tcW w:type="dxa" w:w="2340"/>
+            <w:tcW w:w="2340" w:type="dxa"/>
           </w:tcPr>
           <w:p>
             <w:r>
@@ -2920,7 +2978,7 @@
         </w:tc>
         <w:tc>
           <w:tcPr>
-            <w:tcW w:type="dxa" w:w="2340"/>
+            <w:tcW w:w="2340" w:type="dxa"/>
           </w:tcPr>
           <w:p>
             <w:r>
@@ -2930,7 +2988,7 @@
         </w:tc>
         <w:tc>
           <w:tcPr>
-            <w:tcW w:type="dxa" w:w="2340"/>
+            <w:tcW w:w="2340" w:type="dxa"/>
           </w:tcPr>
           <w:p>
             <w:r>
@@ -2940,7 +2998,7 @@
         </w:tc>
         <w:tc>
           <w:tcPr>
-            <w:tcW w:type="dxa" w:w="2340"/>
+            <w:tcW w:w="2340" w:type="dxa"/>
           </w:tcPr>
           <w:p>
             <w:r>
@@ -2952,7 +3010,7 @@
       <w:tr>
         <w:tc>
           <w:tcPr>
-            <w:tcW w:type="dxa" w:w="2340"/>
+            <w:tcW w:w="2340" w:type="dxa"/>
           </w:tcPr>
           <w:p>
             <w:r>
@@ -2962,7 +3020,7 @@
         </w:tc>
         <w:tc>
           <w:tcPr>
-            <w:tcW w:type="dxa" w:w="2340"/>
+            <w:tcW w:w="2340" w:type="dxa"/>
           </w:tcPr>
           <w:p>
             <w:r>
@@ -2972,7 +3030,7 @@
         </w:tc>
         <w:tc>
           <w:tcPr>
-            <w:tcW w:type="dxa" w:w="2340"/>
+            <w:tcW w:w="2340" w:type="dxa"/>
           </w:tcPr>
           <w:p>
             <w:r>
@@ -2982,7 +3040,7 @@
         </w:tc>
         <w:tc>
           <w:tcPr>
-            <w:tcW w:type="dxa" w:w="2340"/>
+            <w:tcW w:w="2340" w:type="dxa"/>
           </w:tcPr>
           <w:p>
             <w:r>
@@ -3003,7 +3061,6 @@
       </w:r>
     </w:p>
     <w:p>
-      <w:pPr/>
       <w:r>
         <w:t>Separate section; report routes use `SCHOOL_ATTENDANCE_REPORT` operations. Also considers `SCHOOL_CLASSES` and `SCHOOL_STUDENTS` for data scope.</w:t>
       </w:r>
@@ -3019,8 +3076,8 @@
     <w:tbl>
       <w:tblPr>
         <w:tblStyle w:val="TableGrid"/>
-        <w:tblW w:type="auto" w:w="0"/>
-        <w:tblLook w:firstColumn="1" w:firstRow="1" w:lastColumn="0" w:lastRow="0" w:noHBand="0" w:noVBand="1" w:val="04A0"/>
+        <w:tblW w:w="0" w:type="auto"/>
+        <w:tblLook w:val="04A0" w:firstRow="1" w:lastRow="0" w:firstColumn="1" w:lastColumn="0" w:noHBand="0" w:noVBand="1"/>
       </w:tblPr>
       <w:tblGrid>
         <w:gridCol w:w="3120"/>
@@ -3030,7 +3087,7 @@
       <w:tr>
         <w:tc>
           <w:tcPr>
-            <w:tcW w:type="dxa" w:w="3120"/>
+            <w:tcW w:w="3120" w:type="dxa"/>
           </w:tcPr>
           <w:p>
             <w:r>
@@ -3043,7 +3100,7 @@
         </w:tc>
         <w:tc>
           <w:tcPr>
-            <w:tcW w:type="dxa" w:w="3120"/>
+            <w:tcW w:w="3120" w:type="dxa"/>
           </w:tcPr>
           <w:p>
             <w:r>
@@ -3056,7 +3113,7 @@
         </w:tc>
         <w:tc>
           <w:tcPr>
-            <w:tcW w:type="dxa" w:w="3120"/>
+            <w:tcW w:w="3120" w:type="dxa"/>
           </w:tcPr>
           <w:p>
             <w:r>
@@ -3071,7 +3128,7 @@
       <w:tr>
         <w:tc>
           <w:tcPr>
-            <w:tcW w:type="dxa" w:w="3120"/>
+            <w:tcW w:w="3120" w:type="dxa"/>
           </w:tcPr>
           <w:p>
             <w:r>
@@ -3081,7 +3138,7 @@
         </w:tc>
         <w:tc>
           <w:tcPr>
-            <w:tcW w:type="dxa" w:w="3120"/>
+            <w:tcW w:w="3120" w:type="dxa"/>
           </w:tcPr>
           <w:p>
             <w:r>
@@ -3091,7 +3148,7 @@
         </w:tc>
         <w:tc>
           <w:tcPr>
-            <w:tcW w:type="dxa" w:w="3120"/>
+            <w:tcW w:w="3120" w:type="dxa"/>
           </w:tcPr>
           <w:p>
             <w:r>
@@ -3103,7 +3160,7 @@
       <w:tr>
         <w:tc>
           <w:tcPr>
-            <w:tcW w:type="dxa" w:w="3120"/>
+            <w:tcW w:w="3120" w:type="dxa"/>
           </w:tcPr>
           <w:p>
             <w:r>
@@ -3113,7 +3170,7 @@
         </w:tc>
         <w:tc>
           <w:tcPr>
-            <w:tcW w:type="dxa" w:w="3120"/>
+            <w:tcW w:w="3120" w:type="dxa"/>
           </w:tcPr>
           <w:p>
             <w:r>
@@ -3123,7 +3180,7 @@
         </w:tc>
         <w:tc>
           <w:tcPr>
-            <w:tcW w:type="dxa" w:w="3120"/>
+            <w:tcW w:w="3120" w:type="dxa"/>
           </w:tcPr>
           <w:p>
             <w:r>
@@ -3135,7 +3192,7 @@
       <w:tr>
         <w:tc>
           <w:tcPr>
-            <w:tcW w:type="dxa" w:w="3120"/>
+            <w:tcW w:w="3120" w:type="dxa"/>
           </w:tcPr>
           <w:p>
             <w:r>
@@ -3145,7 +3202,7 @@
         </w:tc>
         <w:tc>
           <w:tcPr>
-            <w:tcW w:type="dxa" w:w="3120"/>
+            <w:tcW w:w="3120" w:type="dxa"/>
           </w:tcPr>
           <w:p>
             <w:r>
@@ -3155,7 +3212,7 @@
         </w:tc>
         <w:tc>
           <w:tcPr>
-            <w:tcW w:type="dxa" w:w="3120"/>
+            <w:tcW w:w="3120" w:type="dxa"/>
           </w:tcPr>
           <w:p>
             <w:r>
@@ -3167,7 +3224,7 @@
       <w:tr>
         <w:tc>
           <w:tcPr>
-            <w:tcW w:type="dxa" w:w="3120"/>
+            <w:tcW w:w="3120" w:type="dxa"/>
           </w:tcPr>
           <w:p>
             <w:r>
@@ -3177,7 +3234,7 @@
         </w:tc>
         <w:tc>
           <w:tcPr>
-            <w:tcW w:type="dxa" w:w="3120"/>
+            <w:tcW w:w="3120" w:type="dxa"/>
           </w:tcPr>
           <w:p>
             <w:r>
@@ -3187,7 +3244,7 @@
         </w:tc>
         <w:tc>
           <w:tcPr>
-            <w:tcW w:type="dxa" w:w="3120"/>
+            <w:tcW w:w="3120" w:type="dxa"/>
           </w:tcPr>
           <w:p>
             <w:r>
@@ -3209,8 +3266,8 @@
     <w:tbl>
       <w:tblPr>
         <w:tblStyle w:val="TableGrid"/>
-        <w:tblW w:type="auto" w:w="0"/>
-        <w:tblLook w:firstColumn="1" w:firstRow="1" w:lastColumn="0" w:lastRow="0" w:noHBand="0" w:noVBand="1" w:val="04A0"/>
+        <w:tblW w:w="0" w:type="auto"/>
+        <w:tblLook w:val="04A0" w:firstRow="1" w:lastRow="0" w:firstColumn="1" w:lastColumn="0" w:noHBand="0" w:noVBand="1"/>
       </w:tblPr>
       <w:tblGrid>
         <w:gridCol w:w="3120"/>
@@ -3220,7 +3277,7 @@
       <w:tr>
         <w:tc>
           <w:tcPr>
-            <w:tcW w:type="dxa" w:w="3120"/>
+            <w:tcW w:w="3120" w:type="dxa"/>
           </w:tcPr>
           <w:p>
             <w:r>
@@ -3233,7 +3290,7 @@
         </w:tc>
         <w:tc>
           <w:tcPr>
-            <w:tcW w:type="dxa" w:w="3120"/>
+            <w:tcW w:w="3120" w:type="dxa"/>
           </w:tcPr>
           <w:p>
             <w:r>
@@ -3246,7 +3303,7 @@
         </w:tc>
         <w:tc>
           <w:tcPr>
-            <w:tcW w:type="dxa" w:w="3120"/>
+            <w:tcW w:w="3120" w:type="dxa"/>
           </w:tcPr>
           <w:p>
             <w:r>
@@ -3261,7 +3318,7 @@
       <w:tr>
         <w:tc>
           <w:tcPr>
-            <w:tcW w:type="dxa" w:w="3120"/>
+            <w:tcW w:w="3120" w:type="dxa"/>
           </w:tcPr>
           <w:p>
             <w:r>
@@ -3271,7 +3328,7 @@
         </w:tc>
         <w:tc>
           <w:tcPr>
-            <w:tcW w:type="dxa" w:w="3120"/>
+            <w:tcW w:w="3120" w:type="dxa"/>
           </w:tcPr>
           <w:p>
             <w:r>
@@ -3281,7 +3338,7 @@
         </w:tc>
         <w:tc>
           <w:tcPr>
-            <w:tcW w:type="dxa" w:w="3120"/>
+            <w:tcW w:w="3120" w:type="dxa"/>
           </w:tcPr>
           <w:p>
             <w:r>
@@ -3293,7 +3350,7 @@
       <w:tr>
         <w:tc>
           <w:tcPr>
-            <w:tcW w:type="dxa" w:w="3120"/>
+            <w:tcW w:w="3120" w:type="dxa"/>
           </w:tcPr>
           <w:p>
             <w:r>
@@ -3303,7 +3360,7 @@
         </w:tc>
         <w:tc>
           <w:tcPr>
-            <w:tcW w:type="dxa" w:w="3120"/>
+            <w:tcW w:w="3120" w:type="dxa"/>
           </w:tcPr>
           <w:p>
             <w:r>
@@ -3313,7 +3370,7 @@
         </w:tc>
         <w:tc>
           <w:tcPr>
-            <w:tcW w:type="dxa" w:w="3120"/>
+            <w:tcW w:w="3120" w:type="dxa"/>
           </w:tcPr>
           <w:p>
             <w:r>
@@ -3325,7 +3382,7 @@
       <w:tr>
         <w:tc>
           <w:tcPr>
-            <w:tcW w:type="dxa" w:w="3120"/>
+            <w:tcW w:w="3120" w:type="dxa"/>
           </w:tcPr>
           <w:p>
             <w:r>
@@ -3335,7 +3392,7 @@
         </w:tc>
         <w:tc>
           <w:tcPr>
-            <w:tcW w:type="dxa" w:w="3120"/>
+            <w:tcW w:w="3120" w:type="dxa"/>
           </w:tcPr>
           <w:p>
             <w:r>
@@ -3345,7 +3402,7 @@
         </w:tc>
         <w:tc>
           <w:tcPr>
-            <w:tcW w:type="dxa" w:w="3120"/>
+            <w:tcW w:w="3120" w:type="dxa"/>
           </w:tcPr>
           <w:p>
             <w:r>
@@ -3367,8 +3424,8 @@
     <w:tbl>
       <w:tblPr>
         <w:tblStyle w:val="TableGrid"/>
-        <w:tblW w:type="auto" w:w="0"/>
-        <w:tblLook w:firstColumn="1" w:firstRow="1" w:lastColumn="0" w:lastRow="0" w:noHBand="0" w:noVBand="1" w:val="04A0"/>
+        <w:tblW w:w="0" w:type="auto"/>
+        <w:tblLook w:val="04A0" w:firstRow="1" w:lastRow="0" w:firstColumn="1" w:lastColumn="0" w:noHBand="0" w:noVBand="1"/>
       </w:tblPr>
       <w:tblGrid>
         <w:gridCol w:w="3120"/>
@@ -3378,7 +3435,7 @@
       <w:tr>
         <w:tc>
           <w:tcPr>
-            <w:tcW w:type="dxa" w:w="3120"/>
+            <w:tcW w:w="3120" w:type="dxa"/>
           </w:tcPr>
           <w:p>
             <w:r>
@@ -3391,7 +3448,7 @@
         </w:tc>
         <w:tc>
           <w:tcPr>
-            <w:tcW w:type="dxa" w:w="3120"/>
+            <w:tcW w:w="3120" w:type="dxa"/>
           </w:tcPr>
           <w:p>
             <w:r>
@@ -3404,7 +3461,7 @@
         </w:tc>
         <w:tc>
           <w:tcPr>
-            <w:tcW w:type="dxa" w:w="3120"/>
+            <w:tcW w:w="3120" w:type="dxa"/>
           </w:tcPr>
           <w:p>
             <w:r>
@@ -3419,7 +3476,7 @@
       <w:tr>
         <w:tc>
           <w:tcPr>
-            <w:tcW w:type="dxa" w:w="3120"/>
+            <w:tcW w:w="3120" w:type="dxa"/>
           </w:tcPr>
           <w:p>
             <w:r>
@@ -3429,7 +3486,7 @@
         </w:tc>
         <w:tc>
           <w:tcPr>
-            <w:tcW w:type="dxa" w:w="3120"/>
+            <w:tcW w:w="3120" w:type="dxa"/>
           </w:tcPr>
           <w:p>
             <w:r>
@@ -3439,7 +3496,7 @@
         </w:tc>
         <w:tc>
           <w:tcPr>
-            <w:tcW w:type="dxa" w:w="3120"/>
+            <w:tcW w:w="3120" w:type="dxa"/>
           </w:tcPr>
           <w:p>
             <w:r>
@@ -3451,7 +3508,7 @@
       <w:tr>
         <w:tc>
           <w:tcPr>
-            <w:tcW w:type="dxa" w:w="3120"/>
+            <w:tcW w:w="3120" w:type="dxa"/>
           </w:tcPr>
           <w:p>
             <w:r>
@@ -3461,7 +3518,7 @@
         </w:tc>
         <w:tc>
           <w:tcPr>
-            <w:tcW w:type="dxa" w:w="3120"/>
+            <w:tcW w:w="3120" w:type="dxa"/>
           </w:tcPr>
           <w:p>
             <w:r>
@@ -3471,7 +3528,7 @@
         </w:tc>
         <w:tc>
           <w:tcPr>
-            <w:tcW w:type="dxa" w:w="3120"/>
+            <w:tcW w:w="3120" w:type="dxa"/>
           </w:tcPr>
           <w:p>
             <w:r>
@@ -3483,7 +3540,7 @@
       <w:tr>
         <w:tc>
           <w:tcPr>
-            <w:tcW w:type="dxa" w:w="3120"/>
+            <w:tcW w:w="3120" w:type="dxa"/>
           </w:tcPr>
           <w:p>
             <w:r>
@@ -3493,7 +3550,7 @@
         </w:tc>
         <w:tc>
           <w:tcPr>
-            <w:tcW w:type="dxa" w:w="3120"/>
+            <w:tcW w:w="3120" w:type="dxa"/>
           </w:tcPr>
           <w:p>
             <w:r>
@@ -3503,11 +3560,15 @@
         </w:tc>
         <w:tc>
           <w:tcPr>
-            <w:tcW w:type="dxa" w:w="3120"/>
-          </w:tcPr>
-          <w:p>
-            <w:r>
-              <w:t>No additional EXPORT extras beyond ORGANIZATION.</w:t>
+            <w:tcW w:w="3120" w:type="dxa"/>
+          </w:tcPr>
+          <w:p>
+            <w:r>
+              <w:t xml:space="preserve">No additional EXPORT extras </w:t>
+            </w:r>
+            <w:r>
+              <w:lastRenderedPageBreak/>
+              <w:t>beyond ORGANIZATION.</w:t>
             </w:r>
           </w:p>
         </w:tc>
@@ -3526,17 +3587,17 @@
     <w:tbl>
       <w:tblPr>
         <w:tblStyle w:val="TableGrid"/>
-        <w:tblW w:type="auto" w:w="0"/>
-        <w:tblLook w:firstColumn="1" w:firstRow="1" w:lastColumn="0" w:lastRow="0" w:noHBand="0" w:noVBand="1" w:val="04A0"/>
+        <w:tblW w:w="0" w:type="auto"/>
+        <w:tblLook w:val="04A0" w:firstRow="1" w:lastRow="0" w:firstColumn="1" w:lastColumn="0" w:noHBand="0" w:noVBand="1"/>
       </w:tblPr>
       <w:tblGrid>
-        <w:gridCol w:w="4680"/>
-        <w:gridCol w:w="4680"/>
+        <w:gridCol w:w="2658"/>
+        <w:gridCol w:w="6918"/>
       </w:tblGrid>
       <w:tr>
         <w:tc>
           <w:tcPr>
-            <w:tcW w:type="dxa" w:w="4680"/>
+            <w:tcW w:w="4680" w:type="dxa"/>
           </w:tcPr>
           <w:p>
             <w:r>
@@ -3549,7 +3610,7 @@
         </w:tc>
         <w:tc>
           <w:tcPr>
-            <w:tcW w:type="dxa" w:w="4680"/>
+            <w:tcW w:w="4680" w:type="dxa"/>
           </w:tcPr>
           <w:p>
             <w:r>
@@ -3564,7 +3625,7 @@
       <w:tr>
         <w:tc>
           <w:tcPr>
-            <w:tcW w:type="dxa" w:w="4680"/>
+            <w:tcW w:w="4680" w:type="dxa"/>
           </w:tcPr>
           <w:p>
             <w:r>
@@ -3574,7 +3635,7 @@
         </w:tc>
         <w:tc>
           <w:tcPr>
-            <w:tcW w:type="dxa" w:w="4680"/>
+            <w:tcW w:w="4680" w:type="dxa"/>
           </w:tcPr>
           <w:p>
             <w:r>
@@ -3586,7 +3647,7 @@
       <w:tr>
         <w:tc>
           <w:tcPr>
-            <w:tcW w:type="dxa" w:w="4680"/>
+            <w:tcW w:w="4680" w:type="dxa"/>
           </w:tcPr>
           <w:p>
             <w:r>
@@ -3596,7 +3657,7 @@
         </w:tc>
         <w:tc>
           <w:tcPr>
-            <w:tcW w:type="dxa" w:w="4680"/>
+            <w:tcW w:w="4680" w:type="dxa"/>
           </w:tcPr>
           <w:p>
             <w:r>
@@ -3608,7 +3669,7 @@
       <w:tr>
         <w:tc>
           <w:tcPr>
-            <w:tcW w:type="dxa" w:w="4680"/>
+            <w:tcW w:w="4680" w:type="dxa"/>
           </w:tcPr>
           <w:p>
             <w:r>
@@ -3618,7 +3679,7 @@
         </w:tc>
         <w:tc>
           <w:tcPr>
-            <w:tcW w:type="dxa" w:w="4680"/>
+            <w:tcW w:w="4680" w:type="dxa"/>
           </w:tcPr>
           <w:p>
             <w:r>
@@ -3630,7 +3691,7 @@
       <w:tr>
         <w:tc>
           <w:tcPr>
-            <w:tcW w:type="dxa" w:w="4680"/>
+            <w:tcW w:w="4680" w:type="dxa"/>
           </w:tcPr>
           <w:p>
             <w:r>
@@ -3640,7 +3701,7 @@
         </w:tc>
         <w:tc>
           <w:tcPr>
-            <w:tcW w:type="dxa" w:w="4680"/>
+            <w:tcW w:w="4680" w:type="dxa"/>
           </w:tcPr>
           <w:p>
             <w:r>
@@ -3652,7 +3713,7 @@
       <w:tr>
         <w:tc>
           <w:tcPr>
-            <w:tcW w:type="dxa" w:w="4680"/>
+            <w:tcW w:w="4680" w:type="dxa"/>
           </w:tcPr>
           <w:p>
             <w:r>
@@ -3662,7 +3723,7 @@
         </w:tc>
         <w:tc>
           <w:tcPr>
-            <w:tcW w:type="dxa" w:w="4680"/>
+            <w:tcW w:w="4680" w:type="dxa"/>
           </w:tcPr>
           <w:p>
             <w:r>
@@ -3674,7 +3735,7 @@
       <w:tr>
         <w:tc>
           <w:tcPr>
-            <w:tcW w:type="dxa" w:w="4680"/>
+            <w:tcW w:w="4680" w:type="dxa"/>
           </w:tcPr>
           <w:p>
             <w:r>
@@ -3684,7 +3745,7 @@
         </w:tc>
         <w:tc>
           <w:tcPr>
-            <w:tcW w:type="dxa" w:w="4680"/>
+            <w:tcW w:w="4680" w:type="dxa"/>
           </w:tcPr>
           <w:p>
             <w:r>
@@ -3705,13 +3766,11 @@
       </w:r>
     </w:p>
     <w:p>
-      <w:pPr/>
       <w:r>
         <w:t>Target changes to align runtime with this document:</w:t>
       </w:r>
     </w:p>
     <w:p>
-      <w:pPr/>
       <w:r>
         <w:t xml:space="preserve">1. Gate Attendance Matrix page and read APIs on </w:t>
       </w:r>
